--- a/docs/ux/ux-standards-and-accessibility.docx
+++ b/docs/ux/ux-standards-and-accessibility.docx
@@ -60,9 +60,214 @@
         </w:p>
       </w:sdtContent>
     </w:sdt>
+    <w:tbl>
+      <w:tblPr>
+        <w:tblStyle w:val="Table"/>
+        <w:tblW w:type="pct" w:w="5000"/>
+        <w:tblLook w:firstRow="1" w:lastRow="0" w:firstColumn="0" w:lastColumn="0" w:noHBand="0" w:noVBand="0" w:val="0020"/>
+        <w:jc w:val="start"/>
+      </w:tblPr>
+      <w:tblGrid>
+        <w:gridCol w:w="1584"/>
+        <w:gridCol w:w="1584"/>
+        <w:gridCol w:w="1584"/>
+        <w:gridCol w:w="1584"/>
+        <w:gridCol w:w="1584"/>
+      </w:tblGrid>
+      <w:tr>
+        <w:trPr>
+          <w:tblHeader w:val="true"/>
+          <w:tblHeader w:val="true"/>
+        </w:trPr>
+        <w:tc>
+          <w:tcPr>
+            <w:shd w:val="clear" w:color="auto" w:fill="213368"/>
+          </w:tcPr>
+          <w:p>
+            <w:pPr>
+              <w:pStyle w:val="Compact"/>
+              <w:spacing w:before="20" w:after="20"/>
+              <w:jc w:val="left"/>
+            </w:pPr>
+            <w:r>
+              <w:rPr>
+                <w:b/>
+                <w:color w:val="FFFFFF"/>
+                <w:sz w:val="17"/>
+              </w:rPr>
+              <w:t xml:space="preserve">Document</w:t>
+            </w:r>
+          </w:p>
+        </w:tc>
+        <w:tc>
+          <w:tcPr>
+            <w:shd w:val="clear" w:color="auto" w:fill="213368"/>
+          </w:tcPr>
+          <w:p>
+            <w:pPr>
+              <w:pStyle w:val="Compact"/>
+              <w:spacing w:before="20" w:after="20"/>
+              <w:jc w:val="left"/>
+            </w:pPr>
+            <w:r>
+              <w:rPr>
+                <w:b/>
+                <w:color w:val="FFFFFF"/>
+                <w:sz w:val="17"/>
+              </w:rPr>
+              <w:t xml:space="preserve">Version</w:t>
+            </w:r>
+          </w:p>
+        </w:tc>
+        <w:tc>
+          <w:tcPr>
+            <w:shd w:val="clear" w:color="auto" w:fill="213368"/>
+          </w:tcPr>
+          <w:p>
+            <w:pPr>
+              <w:pStyle w:val="Compact"/>
+              <w:spacing w:before="20" w:after="20"/>
+              <w:jc w:val="left"/>
+            </w:pPr>
+            <w:r>
+              <w:rPr>
+                <w:b/>
+                <w:color w:val="FFFFFF"/>
+                <w:sz w:val="17"/>
+              </w:rPr>
+              <w:t xml:space="preserve">Date</w:t>
+            </w:r>
+          </w:p>
+        </w:tc>
+        <w:tc>
+          <w:tcPr>
+            <w:shd w:val="clear" w:color="auto" w:fill="213368"/>
+          </w:tcPr>
+          <w:p>
+            <w:pPr>
+              <w:pStyle w:val="Compact"/>
+              <w:spacing w:before="20" w:after="20"/>
+              <w:jc w:val="left"/>
+            </w:pPr>
+            <w:r>
+              <w:rPr>
+                <w:b/>
+                <w:color w:val="FFFFFF"/>
+                <w:sz w:val="17"/>
+              </w:rPr>
+              <w:t xml:space="preserve">Owner</w:t>
+            </w:r>
+          </w:p>
+        </w:tc>
+        <w:tc>
+          <w:tcPr>
+            <w:shd w:val="clear" w:color="auto" w:fill="213368"/>
+          </w:tcPr>
+          <w:p>
+            <w:pPr>
+              <w:pStyle w:val="Compact"/>
+              <w:spacing w:before="20" w:after="20"/>
+              <w:jc w:val="left"/>
+            </w:pPr>
+            <w:r>
+              <w:rPr>
+                <w:b/>
+                <w:color w:val="FFFFFF"/>
+                <w:sz w:val="17"/>
+              </w:rPr>
+              <w:t xml:space="preserve">Status</w:t>
+            </w:r>
+          </w:p>
+        </w:tc>
+      </w:tr>
+      <w:tr>
+        <w:tc>
+          <w:tcPr/>
+          <w:p>
+            <w:pPr>
+              <w:pStyle w:val="Compact"/>
+              <w:spacing w:before="20" w:after="20"/>
+              <w:jc w:val="left"/>
+            </w:pPr>
+            <w:r>
+              <w:rPr>
+                <w:sz w:val="17"/>
+              </w:rPr>
+              <w:t xml:space="preserve">UX Standards and Accessibility</w:t>
+            </w:r>
+          </w:p>
+        </w:tc>
+        <w:tc>
+          <w:tcPr>
+            <w:noWrap/>
+          </w:tcPr>
+          <w:p>
+            <w:pPr>
+              <w:pStyle w:val="Compact"/>
+              <w:spacing w:before="20" w:after="20"/>
+              <w:jc w:val="left"/>
+            </w:pPr>
+            <w:r>
+              <w:rPr>
+                <w:sz w:val="17"/>
+              </w:rPr>
+              <w:t xml:space="preserve">1.0</w:t>
+            </w:r>
+          </w:p>
+        </w:tc>
+        <w:tc>
+          <w:tcPr/>
+          <w:p>
+            <w:pPr>
+              <w:pStyle w:val="Compact"/>
+              <w:spacing w:before="20" w:after="20"/>
+              <w:jc w:val="left"/>
+            </w:pPr>
+            <w:r>
+              <w:rPr>
+                <w:sz w:val="17"/>
+              </w:rPr>
+              <w:t xml:space="preserve">07 October 2026</w:t>
+            </w:r>
+          </w:p>
+        </w:tc>
+        <w:tc>
+          <w:tcPr/>
+          <w:p>
+            <w:pPr>
+              <w:pStyle w:val="Compact"/>
+              <w:spacing w:before="20" w:after="20"/>
+              <w:jc w:val="left"/>
+            </w:pPr>
+            <w:r>
+              <w:rPr>
+                <w:sz w:val="17"/>
+              </w:rPr>
+              <w:t xml:space="preserve">iorta TechNXT — UX Lead</w:t>
+            </w:r>
+          </w:p>
+        </w:tc>
+        <w:tc>
+          <w:tcPr/>
+          <w:p>
+            <w:pPr>
+              <w:pStyle w:val="Compact"/>
+              <w:spacing w:before="20" w:after="20"/>
+              <w:jc w:val="left"/>
+            </w:pPr>
+            <w:r>
+              <w:rPr>
+                <w:sz w:val="17"/>
+              </w:rPr>
+              <w:t xml:space="preserve">Issued for submission</w:t>
+            </w:r>
+          </w:p>
+        </w:tc>
+      </w:tr>
+    </w:tbl>
     <w:p>
       <w:pPr>
-        <w:pStyle w:val="FirstParagraph"/>
+        <w:pStyle w:val="BodyText"/>
       </w:pPr>
       <w:r>
         <w:t xml:space="preserve">These standards apply to all three v1 surfaces: the staff console (</w:t>
@@ -92,19 +297,7 @@
         <w:t xml:space="preserve">/verify/&lt;certNo&gt;</w:t>
       </w:r>
       <w:r>
-        <w:t xml:space="preserve">). They are part of the Definition of Done (see</w:t>
-      </w:r>
-      <w:r>
-        <w:t xml:space="preserve"> </w:t>
-      </w:r>
-      <w:r>
-        <w:rPr>
-          <w:rStyle w:val="VerbatimChar"/>
-        </w:rPr>
-        <w:t xml:space="preserve">docs/delivery/delivery-methodology.docx</w:t>
-      </w:r>
-      <w:r>
-        <w:t xml:space="preserve">).</w:t>
+        <w:t xml:space="preserve">). They are part of the Definition of Done (see the Delivery Methodology, docs/delivery/delivery-methodology.pdf).</w:t>
       </w:r>
     </w:p>
     <w:p>
@@ -174,12 +367,14 @@
           <w:p>
             <w:pPr>
               <w:pStyle w:val="Compact"/>
+              <w:spacing w:before="20" w:after="20"/>
               <w:jc w:val="left"/>
             </w:pPr>
             <w:r>
               <w:rPr>
                 <w:b/>
                 <w:color w:val="FFFFFF"/>
+                <w:sz w:val="18"/>
               </w:rPr>
               <w:t xml:space="preserve">SC</w:t>
             </w:r>
@@ -192,12 +387,14 @@
           <w:p>
             <w:pPr>
               <w:pStyle w:val="Compact"/>
+              <w:spacing w:before="20" w:after="20"/>
               <w:jc w:val="left"/>
             </w:pPr>
             <w:r>
               <w:rPr>
                 <w:b/>
                 <w:color w:val="FFFFFF"/>
+                <w:sz w:val="18"/>
               </w:rPr>
               <w:t xml:space="preserve">Requirement</w:t>
             </w:r>
@@ -210,12 +407,14 @@
           <w:p>
             <w:pPr>
               <w:pStyle w:val="Compact"/>
+              <w:spacing w:before="20" w:after="20"/>
               <w:jc w:val="left"/>
             </w:pPr>
             <w:r>
               <w:rPr>
                 <w:b/>
                 <w:color w:val="FFFFFF"/>
+                <w:sz w:val="18"/>
               </w:rPr>
               <w:t xml:space="preserve">How applied</w:t>
             </w:r>
@@ -228,9 +427,13 @@
           <w:p>
             <w:pPr>
               <w:pStyle w:val="Compact"/>
-              <w:jc w:val="left"/>
-            </w:pPr>
-            <w:r>
+              <w:spacing w:before="20" w:after="20"/>
+              <w:jc w:val="left"/>
+            </w:pPr>
+            <w:r>
+              <w:rPr>
+                <w:sz w:val="18"/>
+              </w:rPr>
               <w:t xml:space="preserve">1.1.1 Non-text content</w:t>
             </w:r>
           </w:p>
@@ -240,9 +443,13 @@
           <w:p>
             <w:pPr>
               <w:pStyle w:val="Compact"/>
-              <w:jc w:val="left"/>
-            </w:pPr>
-            <w:r>
+              <w:spacing w:before="20" w:after="20"/>
+              <w:jc w:val="left"/>
+            </w:pPr>
+            <w:r>
+              <w:rPr>
+                <w:sz w:val="18"/>
+              </w:rPr>
               <w:t xml:space="preserve">Text alternatives</w:t>
             </w:r>
           </w:p>
@@ -252,33 +459,51 @@
           <w:p>
             <w:pPr>
               <w:pStyle w:val="Compact"/>
-              <w:jc w:val="left"/>
-            </w:pPr>
-            <w:r>
+              <w:spacing w:before="20" w:after="20"/>
+              <w:jc w:val="left"/>
+            </w:pPr>
+            <w:r>
+              <w:rPr>
+                <w:sz w:val="18"/>
+              </w:rPr>
               <w:t xml:space="preserve">Logos have</w:t>
             </w:r>
             <w:r>
+              <w:rPr>
+                <w:sz w:val="18"/>
+              </w:rPr>
               <w:t xml:space="preserve"> </w:t>
             </w:r>
             <w:r>
               <w:rPr>
                 <w:rStyle w:val="VerbatimChar"/>
+                <w:sz w:val="18"/>
               </w:rPr>
               <w:t xml:space="preserve">alt="TASCO Insurance"</w:t>
             </w:r>
             <w:r>
+              <w:rPr>
+                <w:sz w:val="18"/>
+              </w:rPr>
               <w:t xml:space="preserve">. Decorative icons have</w:t>
             </w:r>
             <w:r>
+              <w:rPr>
+                <w:sz w:val="18"/>
+              </w:rPr>
               <w:t xml:space="preserve"> </w:t>
             </w:r>
             <w:r>
               <w:rPr>
                 <w:rStyle w:val="VerbatimChar"/>
+                <w:sz w:val="18"/>
               </w:rPr>
               <w:t xml:space="preserve">aria-hidden="true"</w:t>
             </w:r>
             <w:r>
+              <w:rPr>
+                <w:sz w:val="18"/>
+              </w:rPr>
               <w:t xml:space="preserve">. The QR code has alt text containing the certificate number and the verification URL in text below it. Charts have a data-table alternative.</w:t>
             </w:r>
           </w:p>
@@ -290,9 +515,13 @@
           <w:p>
             <w:pPr>
               <w:pStyle w:val="Compact"/>
-              <w:jc w:val="left"/>
-            </w:pPr>
-            <w:r>
+              <w:spacing w:before="20" w:after="20"/>
+              <w:jc w:val="left"/>
+            </w:pPr>
+            <w:r>
+              <w:rPr>
+                <w:sz w:val="18"/>
+              </w:rPr>
               <w:t xml:space="preserve">1.3.1 Info and relationships</w:t>
             </w:r>
           </w:p>
@@ -302,9 +531,13 @@
           <w:p>
             <w:pPr>
               <w:pStyle w:val="Compact"/>
-              <w:jc w:val="left"/>
-            </w:pPr>
-            <w:r>
+              <w:spacing w:before="20" w:after="20"/>
+              <w:jc w:val="left"/>
+            </w:pPr>
+            <w:r>
+              <w:rPr>
+                <w:sz w:val="18"/>
+              </w:rPr>
               <w:t xml:space="preserve">Semantic structure</w:t>
             </w:r>
           </w:p>
@@ -314,63 +547,101 @@
           <w:p>
             <w:pPr>
               <w:pStyle w:val="Compact"/>
-              <w:jc w:val="left"/>
-            </w:pPr>
-            <w:r>
+              <w:spacing w:before="20" w:after="20"/>
+              <w:jc w:val="left"/>
+            </w:pPr>
+            <w:r>
+              <w:rPr>
+                <w:sz w:val="18"/>
+              </w:rPr>
               <w:t xml:space="preserve">Real</w:t>
             </w:r>
             <w:r>
+              <w:rPr>
+                <w:sz w:val="18"/>
+              </w:rPr>
               <w:t xml:space="preserve"> </w:t>
             </w:r>
             <w:r>
               <w:rPr>
                 <w:rStyle w:val="VerbatimChar"/>
+                <w:sz w:val="18"/>
               </w:rPr>
               <w:t xml:space="preserve">&lt;table&gt;</w:t>
             </w:r>
             <w:r>
-              <w:t xml:space="preserve"> </w:t>
-            </w:r>
-            <w:r>
+              <w:rPr>
+                <w:sz w:val="18"/>
+              </w:rPr>
+              <w:t xml:space="preserve"> </w:t>
+            </w:r>
+            <w:r>
+              <w:rPr>
+                <w:sz w:val="18"/>
+              </w:rPr>
               <w:t xml:space="preserve">with</w:t>
             </w:r>
             <w:r>
+              <w:rPr>
+                <w:sz w:val="18"/>
+              </w:rPr>
               <w:t xml:space="preserve"> </w:t>
             </w:r>
             <w:r>
               <w:rPr>
                 <w:rStyle w:val="VerbatimChar"/>
+                <w:sz w:val="18"/>
               </w:rPr>
               <w:t xml:space="preserve">&lt;th scope&gt;</w:t>
             </w:r>
             <w:r>
+              <w:rPr>
+                <w:sz w:val="18"/>
+              </w:rPr>
               <w:t xml:space="preserve">. Form</w:t>
             </w:r>
             <w:r>
+              <w:rPr>
+                <w:sz w:val="18"/>
+              </w:rPr>
               <w:t xml:space="preserve"> </w:t>
             </w:r>
             <w:r>
               <w:rPr>
                 <w:rStyle w:val="VerbatimChar"/>
+                <w:sz w:val="18"/>
               </w:rPr>
               <w:t xml:space="preserve">&lt;label for&gt;</w:t>
             </w:r>
             <w:r>
+              <w:rPr>
+                <w:sz w:val="18"/>
+              </w:rPr>
               <w:t xml:space="preserve">. Headings in order (one</w:t>
             </w:r>
             <w:r>
+              <w:rPr>
+                <w:sz w:val="18"/>
+              </w:rPr>
               <w:t xml:space="preserve"> </w:t>
             </w:r>
             <w:r>
               <w:rPr>
                 <w:rStyle w:val="VerbatimChar"/>
+                <w:sz w:val="18"/>
               </w:rPr>
               <w:t xml:space="preserve">h1</w:t>
             </w:r>
             <w:r>
-              <w:t xml:space="preserve"> </w:t>
-            </w:r>
-            <w:r>
+              <w:rPr>
+                <w:sz w:val="18"/>
+              </w:rPr>
+              <w:t xml:space="preserve"> </w:t>
+            </w:r>
+            <w:r>
+              <w:rPr>
+                <w:sz w:val="18"/>
+              </w:rPr>
               <w:t xml:space="preserve">per page). Lists for navigation.</w:t>
             </w:r>
           </w:p>
@@ -382,9 +653,13 @@
           <w:p>
             <w:pPr>
               <w:pStyle w:val="Compact"/>
-              <w:jc w:val="left"/>
-            </w:pPr>
-            <w:r>
+              <w:spacing w:before="20" w:after="20"/>
+              <w:jc w:val="left"/>
+            </w:pPr>
+            <w:r>
+              <w:rPr>
+                <w:sz w:val="18"/>
+              </w:rPr>
               <w:t xml:space="preserve">1.3.2 Meaningful sequence</w:t>
             </w:r>
           </w:p>
@@ -394,9 +669,13 @@
           <w:p>
             <w:pPr>
               <w:pStyle w:val="Compact"/>
-              <w:jc w:val="left"/>
-            </w:pPr>
-            <w:r>
+              <w:spacing w:before="20" w:after="20"/>
+              <w:jc w:val="left"/>
+            </w:pPr>
+            <w:r>
+              <w:rPr>
+                <w:sz w:val="18"/>
+              </w:rPr>
               <w:t xml:space="preserve">DOM order = visual order</w:t>
             </w:r>
           </w:p>
@@ -406,9 +685,13 @@
           <w:p>
             <w:pPr>
               <w:pStyle w:val="Compact"/>
-              <w:jc w:val="left"/>
-            </w:pPr>
-            <w:r>
+              <w:spacing w:before="20" w:after="20"/>
+              <w:jc w:val="left"/>
+            </w:pPr>
+            <w:r>
+              <w:rPr>
+                <w:sz w:val="18"/>
+              </w:rPr>
               <w:t xml:space="preserve">No CSS reordering of interactive content.</w:t>
             </w:r>
           </w:p>
@@ -420,9 +703,13 @@
           <w:p>
             <w:pPr>
               <w:pStyle w:val="Compact"/>
-              <w:jc w:val="left"/>
-            </w:pPr>
-            <w:r>
+              <w:spacing w:before="20" w:after="20"/>
+              <w:jc w:val="left"/>
+            </w:pPr>
+            <w:r>
+              <w:rPr>
+                <w:sz w:val="18"/>
+              </w:rPr>
               <w:t xml:space="preserve">1.3.4 Orientation</w:t>
             </w:r>
           </w:p>
@@ -432,9 +719,13 @@
           <w:p>
             <w:pPr>
               <w:pStyle w:val="Compact"/>
-              <w:jc w:val="left"/>
-            </w:pPr>
-            <w:r>
+              <w:spacing w:before="20" w:after="20"/>
+              <w:jc w:val="left"/>
+            </w:pPr>
+            <w:r>
+              <w:rPr>
+                <w:sz w:val="18"/>
+              </w:rPr>
               <w:t xml:space="preserve">Not locked</w:t>
             </w:r>
           </w:p>
@@ -444,9 +735,13 @@
           <w:p>
             <w:pPr>
               <w:pStyle w:val="Compact"/>
-              <w:jc w:val="left"/>
-            </w:pPr>
-            <w:r>
+              <w:spacing w:before="20" w:after="20"/>
+              <w:jc w:val="left"/>
+            </w:pPr>
+            <w:r>
+              <w:rPr>
+                <w:sz w:val="18"/>
+              </w:rPr>
               <w:t xml:space="preserve">Customer app works in portrait and landscape.</w:t>
             </w:r>
           </w:p>
@@ -458,9 +753,13 @@
           <w:p>
             <w:pPr>
               <w:pStyle w:val="Compact"/>
-              <w:jc w:val="left"/>
-            </w:pPr>
-            <w:r>
+              <w:spacing w:before="20" w:after="20"/>
+              <w:jc w:val="left"/>
+            </w:pPr>
+            <w:r>
+              <w:rPr>
+                <w:sz w:val="18"/>
+              </w:rPr>
               <w:t xml:space="preserve">1.3.5 Identify input purpose</w:t>
             </w:r>
           </w:p>
@@ -470,11 +769,13 @@
           <w:p>
             <w:pPr>
               <w:pStyle w:val="Compact"/>
+              <w:spacing w:before="20" w:after="20"/>
               <w:jc w:val="left"/>
             </w:pPr>
             <w:r>
               <w:rPr>
                 <w:rStyle w:val="VerbatimChar"/>
+                <w:sz w:val="18"/>
               </w:rPr>
               <w:t xml:space="preserve">autocomplete</w:t>
             </w:r>
@@ -485,54 +786,83 @@
           <w:p>
             <w:pPr>
               <w:pStyle w:val="Compact"/>
+              <w:spacing w:before="20" w:after="20"/>
               <w:jc w:val="left"/>
             </w:pPr>
             <w:r>
               <w:rPr>
                 <w:rStyle w:val="VerbatimChar"/>
+                <w:sz w:val="18"/>
               </w:rPr>
               <w:t xml:space="preserve">username</w:t>
             </w:r>
             <w:r>
+              <w:rPr>
+                <w:sz w:val="18"/>
+              </w:rPr>
               <w:t xml:space="preserve">,</w:t>
             </w:r>
             <w:r>
+              <w:rPr>
+                <w:sz w:val="18"/>
+              </w:rPr>
               <w:t xml:space="preserve"> </w:t>
             </w:r>
             <w:r>
               <w:rPr>
                 <w:rStyle w:val="VerbatimChar"/>
+                <w:sz w:val="18"/>
               </w:rPr>
               <w:t xml:space="preserve">current-password</w:t>
             </w:r>
             <w:r>
+              <w:rPr>
+                <w:sz w:val="18"/>
+              </w:rPr>
               <w:t xml:space="preserve">,</w:t>
             </w:r>
             <w:r>
+              <w:rPr>
+                <w:sz w:val="18"/>
+              </w:rPr>
               <w:t xml:space="preserve"> </w:t>
             </w:r>
             <w:r>
               <w:rPr>
                 <w:rStyle w:val="VerbatimChar"/>
+                <w:sz w:val="18"/>
               </w:rPr>
               <w:t xml:space="preserve">one-time-code</w:t>
             </w:r>
             <w:r>
-              <w:t xml:space="preserve"> </w:t>
-            </w:r>
-            <w:r>
+              <w:rPr>
+                <w:sz w:val="18"/>
+              </w:rPr>
+              <w:t xml:space="preserve"> </w:t>
+            </w:r>
+            <w:r>
+              <w:rPr>
+                <w:sz w:val="18"/>
+              </w:rPr>
               <w:t xml:space="preserve">(MFA),</w:t>
             </w:r>
             <w:r>
+              <w:rPr>
+                <w:sz w:val="18"/>
+              </w:rPr>
               <w:t xml:space="preserve"> </w:t>
             </w:r>
             <w:r>
               <w:rPr>
                 <w:rStyle w:val="VerbatimChar"/>
+                <w:sz w:val="18"/>
               </w:rPr>
               <w:t xml:space="preserve">tel</w:t>
             </w:r>
             <w:r>
+              <w:rPr>
+                <w:sz w:val="18"/>
+              </w:rPr>
               <w:t xml:space="preserve">.</w:t>
             </w:r>
           </w:p>
@@ -544,9 +874,13 @@
           <w:p>
             <w:pPr>
               <w:pStyle w:val="Compact"/>
-              <w:jc w:val="left"/>
-            </w:pPr>
-            <w:r>
+              <w:spacing w:before="20" w:after="20"/>
+              <w:jc w:val="left"/>
+            </w:pPr>
+            <w:r>
+              <w:rPr>
+                <w:sz w:val="18"/>
+              </w:rPr>
               <w:t xml:space="preserve">1.4.1 Use of colour</w:t>
             </w:r>
           </w:p>
@@ -556,9 +890,13 @@
           <w:p>
             <w:pPr>
               <w:pStyle w:val="Compact"/>
-              <w:jc w:val="left"/>
-            </w:pPr>
-            <w:r>
+              <w:spacing w:before="20" w:after="20"/>
+              <w:jc w:val="left"/>
+            </w:pPr>
+            <w:r>
+              <w:rPr>
+                <w:sz w:val="18"/>
+              </w:rPr>
               <w:t xml:space="preserve">Never colour alone</w:t>
             </w:r>
           </w:p>
@@ -568,9 +906,13 @@
           <w:p>
             <w:pPr>
               <w:pStyle w:val="Compact"/>
-              <w:jc w:val="left"/>
-            </w:pPr>
-            <w:r>
+              <w:spacing w:before="20" w:after="20"/>
+              <w:jc w:val="left"/>
+            </w:pPr>
+            <w:r>
+              <w:rPr>
+                <w:sz w:val="18"/>
+              </w:rPr>
               <w:t xml:space="preserve">Tier, status and confidence badges always have text. Errors have an icon and text.</w:t>
             </w:r>
           </w:p>
@@ -582,9 +924,13 @@
           <w:p>
             <w:pPr>
               <w:pStyle w:val="Compact"/>
-              <w:jc w:val="left"/>
-            </w:pPr>
-            <w:r>
+              <w:spacing w:before="20" w:after="20"/>
+              <w:jc w:val="left"/>
+            </w:pPr>
+            <w:r>
+              <w:rPr>
+                <w:sz w:val="18"/>
+              </w:rPr>
               <w:t xml:space="preserve">1.4.3 Contrast (minimum)</w:t>
             </w:r>
           </w:p>
@@ -594,9 +940,13 @@
           <w:p>
             <w:pPr>
               <w:pStyle w:val="Compact"/>
-              <w:jc w:val="left"/>
-            </w:pPr>
-            <w:r>
+              <w:spacing w:before="20" w:after="20"/>
+              <w:jc w:val="left"/>
+            </w:pPr>
+            <w:r>
+              <w:rPr>
+                <w:sz w:val="18"/>
+              </w:rPr>
               <w:t xml:space="preserve">4.5:1 text, 3:1 large</w:t>
             </w:r>
           </w:p>
@@ -606,36 +956,38 @@
           <w:p>
             <w:pPr>
               <w:pStyle w:val="Compact"/>
-              <w:jc w:val="left"/>
-            </w:pPr>
-            <w:r>
-              <w:t xml:space="preserve">Token pairs verified in light and dark (</w:t>
+              <w:spacing w:before="20" w:after="20"/>
+              <w:jc w:val="left"/>
+            </w:pPr>
+            <w:r>
+              <w:rPr>
+                <w:sz w:val="18"/>
+              </w:rPr>
+              <w:t xml:space="preserve">Token pairs verified in light and dark (Design System, section 3.1). Teal</w:t>
+            </w:r>
+            <w:r>
+              <w:rPr>
+                <w:sz w:val="18"/>
+              </w:rPr>
+              <w:t xml:space="preserve"> </w:t>
             </w:r>
             <w:r>
               <w:rPr>
                 <w:rStyle w:val="VerbatimChar"/>
-              </w:rPr>
-              <w:t xml:space="preserve">design-system.md</w:t>
-            </w:r>
-            <w:r>
-              <w:t xml:space="preserve"> </w:t>
-            </w:r>
-            <w:r>
-              <w:t xml:space="preserve">§3.1). Teal</w:t>
-            </w:r>
-            <w:r>
-              <w:t xml:space="preserve"> </w:t>
-            </w:r>
-            <w:r>
-              <w:rPr>
-                <w:rStyle w:val="VerbatimChar"/>
+                <w:sz w:val="18"/>
               </w:rPr>
               <w:t xml:space="preserve">#70CAC8</w:t>
             </w:r>
             <w:r>
-              <w:t xml:space="preserve"> </w:t>
-            </w:r>
-            <w:r>
+              <w:rPr>
+                <w:sz w:val="18"/>
+              </w:rPr>
+              <w:t xml:space="preserve"> </w:t>
+            </w:r>
+            <w:r>
+              <w:rPr>
+                <w:sz w:val="18"/>
+              </w:rPr>
               <w:t xml:space="preserve">is never used for text on white.</w:t>
             </w:r>
           </w:p>
@@ -647,9 +999,13 @@
           <w:p>
             <w:pPr>
               <w:pStyle w:val="Compact"/>
-              <w:jc w:val="left"/>
-            </w:pPr>
-            <w:r>
+              <w:spacing w:before="20" w:after="20"/>
+              <w:jc w:val="left"/>
+            </w:pPr>
+            <w:r>
+              <w:rPr>
+                <w:sz w:val="18"/>
+              </w:rPr>
               <w:t xml:space="preserve">1.4.4 Resize text</w:t>
             </w:r>
           </w:p>
@@ -659,9 +1015,13 @@
           <w:p>
             <w:pPr>
               <w:pStyle w:val="Compact"/>
-              <w:jc w:val="left"/>
-            </w:pPr>
-            <w:r>
+              <w:spacing w:before="20" w:after="20"/>
+              <w:jc w:val="left"/>
+            </w:pPr>
+            <w:r>
+              <w:rPr>
+                <w:sz w:val="18"/>
+              </w:rPr>
               <w:t xml:space="preserve">200 % without loss</w:t>
             </w:r>
           </w:p>
@@ -671,9 +1031,13 @@
           <w:p>
             <w:pPr>
               <w:pStyle w:val="Compact"/>
-              <w:jc w:val="left"/>
-            </w:pPr>
-            <w:r>
+              <w:spacing w:before="20" w:after="20"/>
+              <w:jc w:val="left"/>
+            </w:pPr>
+            <w:r>
+              <w:rPr>
+                <w:sz w:val="18"/>
+              </w:rPr>
               <w:t xml:space="preserve">rem-based type. Layouts reflow.</w:t>
             </w:r>
           </w:p>
@@ -685,9 +1049,13 @@
           <w:p>
             <w:pPr>
               <w:pStyle w:val="Compact"/>
-              <w:jc w:val="left"/>
-            </w:pPr>
-            <w:r>
+              <w:spacing w:before="20" w:after="20"/>
+              <w:jc w:val="left"/>
+            </w:pPr>
+            <w:r>
+              <w:rPr>
+                <w:sz w:val="18"/>
+              </w:rPr>
               <w:t xml:space="preserve">1.4.10 Reflow</w:t>
             </w:r>
           </w:p>
@@ -697,9 +1065,13 @@
           <w:p>
             <w:pPr>
               <w:pStyle w:val="Compact"/>
-              <w:jc w:val="left"/>
-            </w:pPr>
-            <w:r>
+              <w:spacing w:before="20" w:after="20"/>
+              <w:jc w:val="left"/>
+            </w:pPr>
+            <w:r>
+              <w:rPr>
+                <w:sz w:val="18"/>
+              </w:rPr>
               <w:t xml:space="preserve">320 CSS px without horizontal scroll</w:t>
             </w:r>
           </w:p>
@@ -709,25 +1081,39 @@
           <w:p>
             <w:pPr>
               <w:pStyle w:val="Compact"/>
-              <w:jc w:val="left"/>
-            </w:pPr>
-            <w:r>
+              <w:spacing w:before="20" w:after="20"/>
+              <w:jc w:val="left"/>
+            </w:pPr>
+            <w:r>
+              <w:rPr>
+                <w:sz w:val="18"/>
+              </w:rPr>
               <w:t xml:space="preserve">Tables collapse to cards. Navigation collapses. The Rules studio JSON editor scrolls</w:t>
             </w:r>
             <w:r>
+              <w:rPr>
+                <w:sz w:val="18"/>
+              </w:rPr>
               <w:t xml:space="preserve"> </w:t>
             </w:r>
             <w:r>
               <w:rPr>
                 <w:bCs/>
                 <w:b/>
+                <w:sz w:val="18"/>
               </w:rPr>
               <w:t xml:space="preserve">inside</w:t>
             </w:r>
             <w:r>
-              <w:t xml:space="preserve"> </w:t>
-            </w:r>
-            <w:r>
+              <w:rPr>
+                <w:sz w:val="18"/>
+              </w:rPr>
+              <w:t xml:space="preserve"> </w:t>
+            </w:r>
+            <w:r>
+              <w:rPr>
+                <w:sz w:val="18"/>
+              </w:rPr>
               <w:t xml:space="preserve">its own container only.</w:t>
             </w:r>
           </w:p>
@@ -739,9 +1125,13 @@
           <w:p>
             <w:pPr>
               <w:pStyle w:val="Compact"/>
-              <w:jc w:val="left"/>
-            </w:pPr>
-            <w:r>
+              <w:spacing w:before="20" w:after="20"/>
+              <w:jc w:val="left"/>
+            </w:pPr>
+            <w:r>
+              <w:rPr>
+                <w:sz w:val="18"/>
+              </w:rPr>
               <w:t xml:space="preserve">1.4.11 Non-text contrast</w:t>
             </w:r>
           </w:p>
@@ -751,9 +1141,13 @@
           <w:p>
             <w:pPr>
               <w:pStyle w:val="Compact"/>
-              <w:jc w:val="left"/>
-            </w:pPr>
-            <w:r>
+              <w:spacing w:before="20" w:after="20"/>
+              <w:jc w:val="left"/>
+            </w:pPr>
+            <w:r>
+              <w:rPr>
+                <w:sz w:val="18"/>
+              </w:rPr>
               <w:t xml:space="preserve">3:1 for UI components</w:t>
             </w:r>
           </w:p>
@@ -763,27 +1157,39 @@
           <w:p>
             <w:pPr>
               <w:pStyle w:val="Compact"/>
-              <w:jc w:val="left"/>
-            </w:pPr>
-            <w:r>
+              <w:spacing w:before="20" w:after="20"/>
+              <w:jc w:val="left"/>
+            </w:pPr>
+            <w:r>
+              <w:rPr>
+                <w:sz w:val="18"/>
+              </w:rPr>
               <w:t xml:space="preserve">Input borders on focus or hover, the focus ring (</w:t>
             </w:r>
             <w:r>
               <w:rPr>
                 <w:rStyle w:val="VerbatimChar"/>
+                <w:sz w:val="18"/>
               </w:rPr>
               <w:t xml:space="preserve">--focus</w:t>
             </w:r>
             <w:r>
+              <w:rPr>
+                <w:sz w:val="18"/>
+              </w:rPr>
               <w:t xml:space="preserve"> </w:t>
             </w:r>
             <w:r>
               <w:rPr>
                 <w:rStyle w:val="VerbatimChar"/>
+                <w:sz w:val="18"/>
               </w:rPr>
               <w:t xml:space="preserve">#1E6FFF</w:t>
             </w:r>
             <w:r>
+              <w:rPr>
+                <w:sz w:val="18"/>
+              </w:rPr>
               <w:t xml:space="preserve">), toggle tracks, chart lines.</w:t>
             </w:r>
           </w:p>
@@ -795,9 +1201,13 @@
           <w:p>
             <w:pPr>
               <w:pStyle w:val="Compact"/>
-              <w:jc w:val="left"/>
-            </w:pPr>
-            <w:r>
+              <w:spacing w:before="20" w:after="20"/>
+              <w:jc w:val="left"/>
+            </w:pPr>
+            <w:r>
+              <w:rPr>
+                <w:sz w:val="18"/>
+              </w:rPr>
               <w:t xml:space="preserve">1.4.12 Text spacing</w:t>
             </w:r>
           </w:p>
@@ -807,9 +1217,13 @@
           <w:p>
             <w:pPr>
               <w:pStyle w:val="Compact"/>
-              <w:jc w:val="left"/>
-            </w:pPr>
-            <w:r>
+              <w:spacing w:before="20" w:after="20"/>
+              <w:jc w:val="left"/>
+            </w:pPr>
+            <w:r>
+              <w:rPr>
+                <w:sz w:val="18"/>
+              </w:rPr>
               <w:t xml:space="preserve">Survives user spacing overrides</w:t>
             </w:r>
           </w:p>
@@ -819,9 +1233,13 @@
           <w:p>
             <w:pPr>
               <w:pStyle w:val="Compact"/>
-              <w:jc w:val="left"/>
-            </w:pPr>
-            <w:r>
+              <w:spacing w:before="20" w:after="20"/>
+              <w:jc w:val="left"/>
+            </w:pPr>
+            <w:r>
+              <w:rPr>
+                <w:sz w:val="18"/>
+              </w:rPr>
               <w:t xml:space="preserve">No fixed-height text containers.</w:t>
             </w:r>
           </w:p>
@@ -833,9 +1251,13 @@
           <w:p>
             <w:pPr>
               <w:pStyle w:val="Compact"/>
-              <w:jc w:val="left"/>
-            </w:pPr>
-            <w:r>
+              <w:spacing w:before="20" w:after="20"/>
+              <w:jc w:val="left"/>
+            </w:pPr>
+            <w:r>
+              <w:rPr>
+                <w:sz w:val="18"/>
+              </w:rPr>
               <w:t xml:space="preserve">1.4.13 Content on hover or focus</w:t>
             </w:r>
           </w:p>
@@ -845,9 +1267,13 @@
           <w:p>
             <w:pPr>
               <w:pStyle w:val="Compact"/>
-              <w:jc w:val="left"/>
-            </w:pPr>
-            <w:r>
+              <w:spacing w:before="20" w:after="20"/>
+              <w:jc w:val="left"/>
+            </w:pPr>
+            <w:r>
+              <w:rPr>
+                <w:sz w:val="18"/>
+              </w:rPr>
               <w:t xml:space="preserve">Dismissible, hoverable, persistent</w:t>
             </w:r>
           </w:p>
@@ -857,9 +1283,13 @@
           <w:p>
             <w:pPr>
               <w:pStyle w:val="Compact"/>
-              <w:jc w:val="left"/>
-            </w:pPr>
-            <w:r>
+              <w:spacing w:before="20" w:after="20"/>
+              <w:jc w:val="left"/>
+            </w:pPr>
+            <w:r>
+              <w:rPr>
+                <w:sz w:val="18"/>
+              </w:rPr>
               <w:t xml:space="preserve">Tooltips (score reasons) open on focus and hover and close with Esc.</w:t>
             </w:r>
           </w:p>
@@ -900,12 +1330,14 @@
           <w:p>
             <w:pPr>
               <w:pStyle w:val="Compact"/>
+              <w:spacing w:before="20" w:after="20"/>
               <w:jc w:val="left"/>
             </w:pPr>
             <w:r>
               <w:rPr>
                 <w:b/>
                 <w:color w:val="FFFFFF"/>
+                <w:sz w:val="18"/>
               </w:rPr>
               <w:t xml:space="preserve">SC</w:t>
             </w:r>
@@ -918,12 +1350,14 @@
           <w:p>
             <w:pPr>
               <w:pStyle w:val="Compact"/>
+              <w:spacing w:before="20" w:after="20"/>
               <w:jc w:val="left"/>
             </w:pPr>
             <w:r>
               <w:rPr>
                 <w:b/>
                 <w:color w:val="FFFFFF"/>
+                <w:sz w:val="18"/>
               </w:rPr>
               <w:t xml:space="preserve">Requirement</w:t>
             </w:r>
@@ -936,12 +1370,14 @@
           <w:p>
             <w:pPr>
               <w:pStyle w:val="Compact"/>
+              <w:spacing w:before="20" w:after="20"/>
               <w:jc w:val="left"/>
             </w:pPr>
             <w:r>
               <w:rPr>
                 <w:b/>
                 <w:color w:val="FFFFFF"/>
+                <w:sz w:val="18"/>
               </w:rPr>
               <w:t xml:space="preserve">How applied</w:t>
             </w:r>
@@ -954,9 +1390,13 @@
           <w:p>
             <w:pPr>
               <w:pStyle w:val="Compact"/>
-              <w:jc w:val="left"/>
-            </w:pPr>
-            <w:r>
+              <w:spacing w:before="20" w:after="20"/>
+              <w:jc w:val="left"/>
+            </w:pPr>
+            <w:r>
+              <w:rPr>
+                <w:sz w:val="18"/>
+              </w:rPr>
               <w:t xml:space="preserve">2.1.1 Keyboard</w:t>
             </w:r>
           </w:p>
@@ -966,9 +1406,13 @@
           <w:p>
             <w:pPr>
               <w:pStyle w:val="Compact"/>
-              <w:jc w:val="left"/>
-            </w:pPr>
-            <w:r>
+              <w:spacing w:before="20" w:after="20"/>
+              <w:jc w:val="left"/>
+            </w:pPr>
+            <w:r>
+              <w:rPr>
+                <w:sz w:val="18"/>
+              </w:rPr>
               <w:t xml:space="preserve">Everything by keyboard</w:t>
             </w:r>
           </w:p>
@@ -978,9 +1422,13 @@
           <w:p>
             <w:pPr>
               <w:pStyle w:val="Compact"/>
-              <w:jc w:val="left"/>
-            </w:pPr>
-            <w:r>
+              <w:spacing w:before="20" w:after="20"/>
+              <w:jc w:val="left"/>
+            </w:pPr>
+            <w:r>
+              <w:rPr>
+                <w:sz w:val="18"/>
+              </w:rPr>
               <w:t xml:space="preserve">All actions reachable with Tab/Shift+Tab, Enter/Space. Custom widgets follow ARIA Authoring Practices patterns. Row "Open" links.</w:t>
             </w:r>
           </w:p>
@@ -992,9 +1440,13 @@
           <w:p>
             <w:pPr>
               <w:pStyle w:val="Compact"/>
-              <w:jc w:val="left"/>
-            </w:pPr>
-            <w:r>
+              <w:spacing w:before="20" w:after="20"/>
+              <w:jc w:val="left"/>
+            </w:pPr>
+            <w:r>
+              <w:rPr>
+                <w:sz w:val="18"/>
+              </w:rPr>
               <w:t xml:space="preserve">2.1.2 No keyboard trap</w:t>
             </w:r>
           </w:p>
@@ -1004,17 +1456,22 @@
           <w:p>
             <w:pPr>
               <w:pStyle w:val="Compact"/>
-            </w:pPr>
-          </w:p>
-        </w:tc>
-        <w:tc>
-          <w:tcPr/>
-          <w:p>
-            <w:pPr>
-              <w:pStyle w:val="Compact"/>
-              <w:jc w:val="left"/>
-            </w:pPr>
-            <w:r>
+              <w:spacing w:before="20" w:after="20"/>
+            </w:pPr>
+          </w:p>
+        </w:tc>
+        <w:tc>
+          <w:tcPr/>
+          <w:p>
+            <w:pPr>
+              <w:pStyle w:val="Compact"/>
+              <w:spacing w:before="20" w:after="20"/>
+              <w:jc w:val="left"/>
+            </w:pPr>
+            <w:r>
+              <w:rPr>
+                <w:sz w:val="18"/>
+              </w:rPr>
               <w:t xml:space="preserve">Drawers and modals trap focus intentionally but close with Esc and return focus.</w:t>
             </w:r>
           </w:p>
@@ -1026,9 +1483,13 @@
           <w:p>
             <w:pPr>
               <w:pStyle w:val="Compact"/>
-              <w:jc w:val="left"/>
-            </w:pPr>
-            <w:r>
+              <w:spacing w:before="20" w:after="20"/>
+              <w:jc w:val="left"/>
+            </w:pPr>
+            <w:r>
+              <w:rPr>
+                <w:sz w:val="18"/>
+              </w:rPr>
               <w:t xml:space="preserve">2.1.4 Character key shortcuts</w:t>
             </w:r>
           </w:p>
@@ -1038,9 +1499,13 @@
           <w:p>
             <w:pPr>
               <w:pStyle w:val="Compact"/>
-              <w:jc w:val="left"/>
-            </w:pPr>
-            <w:r>
+              <w:spacing w:before="20" w:after="20"/>
+              <w:jc w:val="left"/>
+            </w:pPr>
+            <w:r>
+              <w:rPr>
+                <w:sz w:val="18"/>
+              </w:rPr>
               <w:t xml:space="preserve">Can be turned off or need a modifier</w:t>
             </w:r>
           </w:p>
@@ -1050,23 +1515,31 @@
           <w:p>
             <w:pPr>
               <w:pStyle w:val="Compact"/>
-              <w:jc w:val="left"/>
-            </w:pPr>
-            <w:r>
-              <w:t xml:space="preserve">Shortcuts (section 1.5) only fire when focus is not in an input, and can be turned off in the user menu.</w:t>
-            </w:r>
-          </w:p>
-        </w:tc>
-      </w:tr>
-      <w:tr>
-        <w:tc>
-          <w:tcPr/>
-          <w:p>
-            <w:pPr>
-              <w:pStyle w:val="Compact"/>
-              <w:jc w:val="left"/>
-            </w:pPr>
-            <w:r>
+              <w:spacing w:before="20" w:after="20"/>
+              <w:jc w:val="left"/>
+            </w:pPr>
+            <w:r>
+              <w:rPr>
+                <w:sz w:val="18"/>
+              </w:rPr>
+              <w:t xml:space="preserve">Shortcuts (section 1.5) only fire when focus is not in an input, and can be turned off in the user preferences.</w:t>
+            </w:r>
+          </w:p>
+        </w:tc>
+      </w:tr>
+      <w:tr>
+        <w:tc>
+          <w:tcPr/>
+          <w:p>
+            <w:pPr>
+              <w:pStyle w:val="Compact"/>
+              <w:spacing w:before="20" w:after="20"/>
+              <w:jc w:val="left"/>
+            </w:pPr>
+            <w:r>
+              <w:rPr>
+                <w:sz w:val="18"/>
+              </w:rPr>
               <w:t xml:space="preserve">2.2.1 Timing adjustable</w:t>
             </w:r>
           </w:p>
@@ -1076,9 +1549,13 @@
           <w:p>
             <w:pPr>
               <w:pStyle w:val="Compact"/>
-              <w:jc w:val="left"/>
-            </w:pPr>
-            <w:r>
+              <w:spacing w:before="20" w:after="20"/>
+              <w:jc w:val="left"/>
+            </w:pPr>
+            <w:r>
+              <w:rPr>
+                <w:sz w:val="18"/>
+              </w:rPr>
               <w:t xml:space="preserve">Session timeout warning</w:t>
             </w:r>
           </w:p>
@@ -1088,18 +1565,26 @@
           <w:p>
             <w:pPr>
               <w:pStyle w:val="Compact"/>
-              <w:jc w:val="left"/>
-            </w:pPr>
-            <w:r>
+              <w:spacing w:before="20" w:after="20"/>
+              <w:jc w:val="left"/>
+            </w:pPr>
+            <w:r>
+              <w:rPr>
+                <w:sz w:val="18"/>
+              </w:rPr>
               <w:t xml:space="preserve">Staff JWT lifetime is 30 min (</w:t>
             </w:r>
             <w:r>
               <w:rPr>
                 <w:rStyle w:val="VerbatimChar"/>
+                <w:sz w:val="18"/>
               </w:rPr>
               <w:t xml:space="preserve">JWT_TTL_SECONDS</w:t>
             </w:r>
             <w:r>
+              <w:rPr>
+                <w:sz w:val="18"/>
+              </w:rPr>
               <w:t xml:space="preserve">). The console warns 2 min before expiry with a "Stay signed in" option, and on expiry shows "Phiên đã hết hạn — vui lòng đăng nhập lại" while keeping unsent form input. The MFA step token lasts 5 min. Quotes are valid for 24 h, and the expiry time is shown on the quote.</w:t>
             </w:r>
           </w:p>
@@ -1111,9 +1596,13 @@
           <w:p>
             <w:pPr>
               <w:pStyle w:val="Compact"/>
-              <w:jc w:val="left"/>
-            </w:pPr>
-            <w:r>
+              <w:spacing w:before="20" w:after="20"/>
+              <w:jc w:val="left"/>
+            </w:pPr>
+            <w:r>
+              <w:rPr>
+                <w:sz w:val="18"/>
+              </w:rPr>
               <w:t xml:space="preserve">2.3.1 Three flashes</w:t>
             </w:r>
           </w:p>
@@ -1123,9 +1612,13 @@
           <w:p>
             <w:pPr>
               <w:pStyle w:val="Compact"/>
-              <w:jc w:val="left"/>
-            </w:pPr>
-            <w:r>
+              <w:spacing w:before="20" w:after="20"/>
+              <w:jc w:val="left"/>
+            </w:pPr>
+            <w:r>
+              <w:rPr>
+                <w:sz w:val="18"/>
+              </w:rPr>
               <w:t xml:space="preserve">None</w:t>
             </w:r>
           </w:p>
@@ -1135,9 +1628,13 @@
           <w:p>
             <w:pPr>
               <w:pStyle w:val="Compact"/>
-              <w:jc w:val="left"/>
-            </w:pPr>
-            <w:r>
+              <w:spacing w:before="20" w:after="20"/>
+              <w:jc w:val="left"/>
+            </w:pPr>
+            <w:r>
+              <w:rPr>
+                <w:sz w:val="18"/>
+              </w:rPr>
               <w:t xml:space="preserve">No flashing content.</w:t>
             </w:r>
           </w:p>
@@ -1149,9 +1646,13 @@
           <w:p>
             <w:pPr>
               <w:pStyle w:val="Compact"/>
-              <w:jc w:val="left"/>
-            </w:pPr>
-            <w:r>
+              <w:spacing w:before="20" w:after="20"/>
+              <w:jc w:val="left"/>
+            </w:pPr>
+            <w:r>
+              <w:rPr>
+                <w:sz w:val="18"/>
+              </w:rPr>
               <w:t xml:space="preserve">2.4.1 Bypass blocks</w:t>
             </w:r>
           </w:p>
@@ -1161,12 +1662,14 @@
           <w:p>
             <w:pPr>
               <w:pStyle w:val="Compact"/>
+              <w:spacing w:before="20" w:after="20"/>
               <w:jc w:val="left"/>
             </w:pPr>
             <w:r>
               <w:rPr>
                 <w:bCs/>
                 <w:b/>
+                <w:sz w:val="18"/>
               </w:rPr>
               <w:t xml:space="preserve">Skip link</w:t>
             </w:r>
@@ -1177,21 +1680,32 @@
           <w:p>
             <w:pPr>
               <w:pStyle w:val="Compact"/>
-              <w:jc w:val="left"/>
-            </w:pPr>
-            <w:r>
-              <w:t xml:space="preserve">"Bỏ qua đến nội dung chính / Skip to main content" is the first focusable element and targets</w:t>
-            </w:r>
-            <w:r>
+              <w:spacing w:before="20" w:after="20"/>
+              <w:jc w:val="left"/>
+            </w:pPr>
+            <w:r>
+              <w:rPr>
+                <w:sz w:val="18"/>
+              </w:rPr>
+              <w:t xml:space="preserve">"Bỏ qua đến nội dung chính / Skip to content" is the first focusable element and targets</w:t>
+            </w:r>
+            <w:r>
+              <w:rPr>
+                <w:sz w:val="18"/>
+              </w:rPr>
               <w:t xml:space="preserve"> </w:t>
             </w:r>
             <w:r>
               <w:rPr>
                 <w:rStyle w:val="VerbatimChar"/>
+                <w:sz w:val="18"/>
               </w:rPr>
               <w:t xml:space="preserve">&lt;main id="main" tabindex="-1"&gt;</w:t>
             </w:r>
             <w:r>
+              <w:rPr>
+                <w:sz w:val="18"/>
+              </w:rPr>
               <w:t xml:space="preserve">.</w:t>
             </w:r>
           </w:p>
@@ -1203,9 +1717,13 @@
           <w:p>
             <w:pPr>
               <w:pStyle w:val="Compact"/>
-              <w:jc w:val="left"/>
-            </w:pPr>
-            <w:r>
+              <w:spacing w:before="20" w:after="20"/>
+              <w:jc w:val="left"/>
+            </w:pPr>
+            <w:r>
+              <w:rPr>
+                <w:sz w:val="18"/>
+              </w:rPr>
               <w:t xml:space="preserve">2.4.2 Page titled</w:t>
             </w:r>
           </w:p>
@@ -1215,18 +1733,26 @@
           <w:p>
             <w:pPr>
               <w:pStyle w:val="Compact"/>
+              <w:spacing w:before="20" w:after="20"/>
               <w:jc w:val="left"/>
             </w:pPr>
             <w:r>
               <w:rPr>
                 <w:rStyle w:val="VerbatimChar"/>
+                <w:sz w:val="18"/>
               </w:rPr>
               <w:t xml:space="preserve">&lt;title&gt;</w:t>
             </w:r>
             <w:r>
-              <w:t xml:space="preserve"> </w:t>
-            </w:r>
-            <w:r>
+              <w:rPr>
+                <w:sz w:val="18"/>
+              </w:rPr>
+              <w:t xml:space="preserve"> </w:t>
+            </w:r>
+            <w:r>
+              <w:rPr>
+                <w:sz w:val="18"/>
+              </w:rPr>
               <w:t xml:space="preserve">per view</w:t>
             </w:r>
           </w:p>
@@ -1236,9 +1762,13 @@
           <w:p>
             <w:pPr>
               <w:pStyle w:val="Compact"/>
-              <w:jc w:val="left"/>
-            </w:pPr>
-            <w:r>
+              <w:spacing w:before="20" w:after="20"/>
+              <w:jc w:val="left"/>
+            </w:pPr>
+            <w:r>
+              <w:rPr>
+                <w:sz w:val="18"/>
+              </w:rPr>
               <w:t xml:space="preserve">"Hộp việc telesales — TASCO Growth Platform". Updated on route change (hash routes).</w:t>
             </w:r>
           </w:p>
@@ -1250,9 +1780,13 @@
           <w:p>
             <w:pPr>
               <w:pStyle w:val="Compact"/>
-              <w:jc w:val="left"/>
-            </w:pPr>
-            <w:r>
+              <w:spacing w:before="20" w:after="20"/>
+              <w:jc w:val="left"/>
+            </w:pPr>
+            <w:r>
+              <w:rPr>
+                <w:sz w:val="18"/>
+              </w:rPr>
               <w:t xml:space="preserve">2.4.3 Focus order</w:t>
             </w:r>
           </w:p>
@@ -1262,9 +1796,13 @@
           <w:p>
             <w:pPr>
               <w:pStyle w:val="Compact"/>
-              <w:jc w:val="left"/>
-            </w:pPr>
-            <w:r>
+              <w:spacing w:before="20" w:after="20"/>
+              <w:jc w:val="left"/>
+            </w:pPr>
+            <w:r>
+              <w:rPr>
+                <w:sz w:val="18"/>
+              </w:rPr>
               <w:t xml:space="preserve">Logical</w:t>
             </w:r>
           </w:p>
@@ -1274,21 +1812,32 @@
           <w:p>
             <w:pPr>
               <w:pStyle w:val="Compact"/>
-              <w:jc w:val="left"/>
-            </w:pPr>
-            <w:r>
+              <w:spacing w:before="20" w:after="20"/>
+              <w:jc w:val="left"/>
+            </w:pPr>
+            <w:r>
+              <w:rPr>
+                <w:sz w:val="18"/>
+              </w:rPr>
               <w:t xml:space="preserve">On route change, focus moves to the page</w:t>
             </w:r>
             <w:r>
+              <w:rPr>
+                <w:sz w:val="18"/>
+              </w:rPr>
               <w:t xml:space="preserve"> </w:t>
             </w:r>
             <w:r>
               <w:rPr>
                 <w:rStyle w:val="VerbatimChar"/>
+                <w:sz w:val="18"/>
               </w:rPr>
               <w:t xml:space="preserve">h1</w:t>
             </w:r>
             <w:r>
+              <w:rPr>
+                <w:sz w:val="18"/>
+              </w:rPr>
               <w:t xml:space="preserve">.</w:t>
             </w:r>
           </w:p>
@@ -1300,9 +1849,13 @@
           <w:p>
             <w:pPr>
               <w:pStyle w:val="Compact"/>
-              <w:jc w:val="left"/>
-            </w:pPr>
-            <w:r>
+              <w:spacing w:before="20" w:after="20"/>
+              <w:jc w:val="left"/>
+            </w:pPr>
+            <w:r>
+              <w:rPr>
+                <w:sz w:val="18"/>
+              </w:rPr>
               <w:t xml:space="preserve">2.4.6 Headings and labels</w:t>
             </w:r>
           </w:p>
@@ -1312,9 +1865,13 @@
           <w:p>
             <w:pPr>
               <w:pStyle w:val="Compact"/>
-              <w:jc w:val="left"/>
-            </w:pPr>
-            <w:r>
+              <w:spacing w:before="20" w:after="20"/>
+              <w:jc w:val="left"/>
+            </w:pPr>
+            <w:r>
+              <w:rPr>
+                <w:sz w:val="18"/>
+              </w:rPr>
               <w:t xml:space="preserve">Descriptive</w:t>
             </w:r>
           </w:p>
@@ -1324,19 +1881,24 @@
           <w:p>
             <w:pPr>
               <w:pStyle w:val="Compact"/>
-            </w:pPr>
-          </w:p>
-        </w:tc>
-      </w:tr>
-      <w:tr>
-        <w:tc>
-          <w:tcPr/>
-          <w:p>
-            <w:pPr>
-              <w:pStyle w:val="Compact"/>
-              <w:jc w:val="left"/>
-            </w:pPr>
-            <w:r>
+              <w:spacing w:before="20" w:after="20"/>
+            </w:pPr>
+          </w:p>
+        </w:tc>
+      </w:tr>
+      <w:tr>
+        <w:tc>
+          <w:tcPr/>
+          <w:p>
+            <w:pPr>
+              <w:pStyle w:val="Compact"/>
+              <w:spacing w:before="20" w:after="20"/>
+              <w:jc w:val="left"/>
+            </w:pPr>
+            <w:r>
+              <w:rPr>
+                <w:sz w:val="18"/>
+              </w:rPr>
               <w:t xml:space="preserve">2.4.7 Focus visible</w:t>
             </w:r>
           </w:p>
@@ -1346,9 +1908,13 @@
           <w:p>
             <w:pPr>
               <w:pStyle w:val="Compact"/>
-              <w:jc w:val="left"/>
-            </w:pPr>
-            <w:r>
+              <w:spacing w:before="20" w:after="20"/>
+              <w:jc w:val="left"/>
+            </w:pPr>
+            <w:r>
+              <w:rPr>
+                <w:sz w:val="18"/>
+              </w:rPr>
               <w:t xml:space="preserve">Always</w:t>
             </w:r>
           </w:p>
@@ -1358,39 +1924,63 @@
           <w:p>
             <w:pPr>
               <w:pStyle w:val="Compact"/>
-              <w:jc w:val="left"/>
-            </w:pPr>
-            <w:r>
+              <w:spacing w:before="20" w:after="20"/>
+              <w:jc w:val="left"/>
+            </w:pPr>
+            <w:r>
+              <w:rPr>
+                <w:sz w:val="18"/>
+              </w:rPr>
               <w:t xml:space="preserve">2 px</w:t>
             </w:r>
             <w:r>
+              <w:rPr>
+                <w:sz w:val="18"/>
+              </w:rPr>
               <w:t xml:space="preserve"> </w:t>
             </w:r>
             <w:r>
               <w:rPr>
                 <w:rStyle w:val="VerbatimChar"/>
+                <w:sz w:val="18"/>
               </w:rPr>
               <w:t xml:space="preserve">--focus</w:t>
             </w:r>
             <w:r>
-              <w:t xml:space="preserve"> </w:t>
-            </w:r>
-            <w:r>
+              <w:rPr>
+                <w:sz w:val="18"/>
+              </w:rPr>
+              <w:t xml:space="preserve"> </w:t>
+            </w:r>
+            <w:r>
+              <w:rPr>
+                <w:sz w:val="18"/>
+              </w:rPr>
               <w:t xml:space="preserve">outline with 2 px offset. Never</w:t>
             </w:r>
             <w:r>
+              <w:rPr>
+                <w:sz w:val="18"/>
+              </w:rPr>
               <w:t xml:space="preserve"> </w:t>
             </w:r>
             <w:r>
               <w:rPr>
                 <w:rStyle w:val="VerbatimChar"/>
+                <w:sz w:val="18"/>
               </w:rPr>
               <w:t xml:space="preserve">outline: none</w:t>
             </w:r>
             <w:r>
-              <w:t xml:space="preserve"> </w:t>
-            </w:r>
-            <w:r>
+              <w:rPr>
+                <w:sz w:val="18"/>
+              </w:rPr>
+              <w:t xml:space="preserve"> </w:t>
+            </w:r>
+            <w:r>
+              <w:rPr>
+                <w:sz w:val="18"/>
+              </w:rPr>
               <w:t xml:space="preserve">without a replacement.</w:t>
             </w:r>
           </w:p>
@@ -1402,19 +1992,27 @@
           <w:p>
             <w:pPr>
               <w:pStyle w:val="Compact"/>
+              <w:spacing w:before="20" w:after="20"/>
               <w:jc w:val="left"/>
             </w:pPr>
             <w:r>
               <w:rPr>
                 <w:bCs/>
                 <w:b/>
+                <w:sz w:val="18"/>
               </w:rPr>
               <w:t xml:space="preserve">2.4.11 Focus not obscured (min)</w:t>
             </w:r>
             <w:r>
-              <w:t xml:space="preserve"> </w:t>
-            </w:r>
-            <w:r>
+              <w:rPr>
+                <w:sz w:val="18"/>
+              </w:rPr>
+              <w:t xml:space="preserve"> </w:t>
+            </w:r>
+            <w:r>
+              <w:rPr>
+                <w:sz w:val="18"/>
+              </w:rPr>
               <w:t xml:space="preserve">(new in 2.2)</w:t>
             </w:r>
           </w:p>
@@ -1424,9 +2022,13 @@
           <w:p>
             <w:pPr>
               <w:pStyle w:val="Compact"/>
-              <w:jc w:val="left"/>
-            </w:pPr>
-            <w:r>
+              <w:spacing w:before="20" w:after="20"/>
+              <w:jc w:val="left"/>
+            </w:pPr>
+            <w:r>
+              <w:rPr>
+                <w:sz w:val="18"/>
+              </w:rPr>
               <w:t xml:space="preserve">Sticky header and toasts never hide the focused element</w:t>
             </w:r>
           </w:p>
@@ -1436,18 +2038,26 @@
           <w:p>
             <w:pPr>
               <w:pStyle w:val="Compact"/>
+              <w:spacing w:before="20" w:after="20"/>
               <w:jc w:val="left"/>
             </w:pPr>
             <w:r>
               <w:rPr>
                 <w:rStyle w:val="VerbatimChar"/>
+                <w:sz w:val="18"/>
               </w:rPr>
               <w:t xml:space="preserve">scroll-padding-top</w:t>
             </w:r>
             <w:r>
-              <w:t xml:space="preserve"> </w:t>
-            </w:r>
-            <w:r>
+              <w:rPr>
+                <w:sz w:val="18"/>
+              </w:rPr>
+              <w:t xml:space="preserve"> </w:t>
+            </w:r>
+            <w:r>
+              <w:rPr>
+                <w:sz w:val="18"/>
+              </w:rPr>
               <w:t xml:space="preserve">equals the header height. Toasts sit in a corner away from the focus path.</w:t>
             </w:r>
           </w:p>
@@ -1459,9 +2069,13 @@
           <w:p>
             <w:pPr>
               <w:pStyle w:val="Compact"/>
-              <w:jc w:val="left"/>
-            </w:pPr>
-            <w:r>
+              <w:spacing w:before="20" w:after="20"/>
+              <w:jc w:val="left"/>
+            </w:pPr>
+            <w:r>
+              <w:rPr>
+                <w:sz w:val="18"/>
+              </w:rPr>
               <w:t xml:space="preserve">2.5.3 Label in name</w:t>
             </w:r>
           </w:p>
@@ -1471,9 +2085,13 @@
           <w:p>
             <w:pPr>
               <w:pStyle w:val="Compact"/>
-              <w:jc w:val="left"/>
-            </w:pPr>
-            <w:r>
+              <w:spacing w:before="20" w:after="20"/>
+              <w:jc w:val="left"/>
+            </w:pPr>
+            <w:r>
+              <w:rPr>
+                <w:sz w:val="18"/>
+              </w:rPr>
               <w:t xml:space="preserve">Visible label is part of the accessible name</w:t>
             </w:r>
           </w:p>
@@ -1483,29 +2101,38 @@
           <w:p>
             <w:pPr>
               <w:pStyle w:val="Compact"/>
-            </w:pPr>
-          </w:p>
-        </w:tc>
-      </w:tr>
-      <w:tr>
-        <w:tc>
-          <w:tcPr/>
-          <w:p>
-            <w:pPr>
-              <w:pStyle w:val="Compact"/>
+              <w:spacing w:before="20" w:after="20"/>
+            </w:pPr>
+          </w:p>
+        </w:tc>
+      </w:tr>
+      <w:tr>
+        <w:tc>
+          <w:tcPr/>
+          <w:p>
+            <w:pPr>
+              <w:pStyle w:val="Compact"/>
+              <w:spacing w:before="20" w:after="20"/>
               <w:jc w:val="left"/>
             </w:pPr>
             <w:r>
               <w:rPr>
                 <w:bCs/>
                 <w:b/>
+                <w:sz w:val="18"/>
               </w:rPr>
               <w:t xml:space="preserve">2.5.7 Dragging movements</w:t>
             </w:r>
             <w:r>
-              <w:t xml:space="preserve"> </w:t>
-            </w:r>
-            <w:r>
+              <w:rPr>
+                <w:sz w:val="18"/>
+              </w:rPr>
+              <w:t xml:space="preserve"> </w:t>
+            </w:r>
+            <w:r>
+              <w:rPr>
+                <w:sz w:val="18"/>
+              </w:rPr>
               <w:t xml:space="preserve">(new in 2.2)</w:t>
             </w:r>
           </w:p>
@@ -1515,9 +2142,13 @@
           <w:p>
             <w:pPr>
               <w:pStyle w:val="Compact"/>
-              <w:jc w:val="left"/>
-            </w:pPr>
-            <w:r>
+              <w:spacing w:before="20" w:after="20"/>
+              <w:jc w:val="left"/>
+            </w:pPr>
+            <w:r>
+              <w:rPr>
+                <w:sz w:val="18"/>
+              </w:rPr>
               <w:t xml:space="preserve">Single-pointer alternative</w:t>
             </w:r>
           </w:p>
@@ -1527,9 +2158,13 @@
           <w:p>
             <w:pPr>
               <w:pStyle w:val="Compact"/>
-              <w:jc w:val="left"/>
-            </w:pPr>
-            <w:r>
+              <w:spacing w:before="20" w:after="20"/>
+              <w:jc w:val="left"/>
+            </w:pPr>
+            <w:r>
+              <w:rPr>
+                <w:sz w:val="18"/>
+              </w:rPr>
               <w:t xml:space="preserve">No drag-only interaction. Assignment uses a select, not drag-and-drop.</w:t>
             </w:r>
           </w:p>
@@ -1541,19 +2176,27 @@
           <w:p>
             <w:pPr>
               <w:pStyle w:val="Compact"/>
+              <w:spacing w:before="20" w:after="20"/>
               <w:jc w:val="left"/>
             </w:pPr>
             <w:r>
               <w:rPr>
                 <w:bCs/>
                 <w:b/>
+                <w:sz w:val="18"/>
               </w:rPr>
               <w:t xml:space="preserve">2.5.8 Target size (min)</w:t>
             </w:r>
             <w:r>
-              <w:t xml:space="preserve"> </w:t>
-            </w:r>
-            <w:r>
+              <w:rPr>
+                <w:sz w:val="18"/>
+              </w:rPr>
+              <w:t xml:space="preserve"> </w:t>
+            </w:r>
+            <w:r>
+              <w:rPr>
+                <w:sz w:val="18"/>
+              </w:rPr>
               <w:t xml:space="preserve">(new in 2.2)</w:t>
             </w:r>
           </w:p>
@@ -1563,9 +2206,13 @@
           <w:p>
             <w:pPr>
               <w:pStyle w:val="Compact"/>
-              <w:jc w:val="left"/>
-            </w:pPr>
-            <w:r>
+              <w:spacing w:before="20" w:after="20"/>
+              <w:jc w:val="left"/>
+            </w:pPr>
+            <w:r>
+              <w:rPr>
+                <w:sz w:val="18"/>
+              </w:rPr>
               <w:t xml:space="preserve">≥ 24 × 24 px</w:t>
             </w:r>
           </w:p>
@@ -1575,18 +2222,26 @@
           <w:p>
             <w:pPr>
               <w:pStyle w:val="Compact"/>
-              <w:jc w:val="left"/>
-            </w:pPr>
-            <w:r>
+              <w:spacing w:before="20" w:after="20"/>
+              <w:jc w:val="left"/>
+            </w:pPr>
+            <w:r>
+              <w:rPr>
+                <w:sz w:val="18"/>
+              </w:rPr>
               <w:t xml:space="preserve">Customer app 44 px (</w:t>
             </w:r>
             <w:r>
               <w:rPr>
                 <w:rStyle w:val="VerbatimChar"/>
+                <w:sz w:val="18"/>
               </w:rPr>
               <w:t xml:space="preserve">--tap</w:t>
             </w:r>
             <w:r>
+              <w:rPr>
+                <w:sz w:val="18"/>
+              </w:rPr>
               <w:t xml:space="preserve">). Staff console ≥ 32 px with spacing.</w:t>
             </w:r>
           </w:p>
@@ -1627,12 +2282,14 @@
           <w:p>
             <w:pPr>
               <w:pStyle w:val="Compact"/>
+              <w:spacing w:before="20" w:after="20"/>
               <w:jc w:val="left"/>
             </w:pPr>
             <w:r>
               <w:rPr>
                 <w:b/>
                 <w:color w:val="FFFFFF"/>
+                <w:sz w:val="18"/>
               </w:rPr>
               <w:t xml:space="preserve">SC</w:t>
             </w:r>
@@ -1645,12 +2302,14 @@
           <w:p>
             <w:pPr>
               <w:pStyle w:val="Compact"/>
+              <w:spacing w:before="20" w:after="20"/>
               <w:jc w:val="left"/>
             </w:pPr>
             <w:r>
               <w:rPr>
                 <w:b/>
                 <w:color w:val="FFFFFF"/>
+                <w:sz w:val="18"/>
               </w:rPr>
               <w:t xml:space="preserve">Requirement</w:t>
             </w:r>
@@ -1663,12 +2322,14 @@
           <w:p>
             <w:pPr>
               <w:pStyle w:val="Compact"/>
+              <w:spacing w:before="20" w:after="20"/>
               <w:jc w:val="left"/>
             </w:pPr>
             <w:r>
               <w:rPr>
                 <w:b/>
                 <w:color w:val="FFFFFF"/>
+                <w:sz w:val="18"/>
               </w:rPr>
               <w:t xml:space="preserve">How applied</w:t>
             </w:r>
@@ -1681,9 +2342,13 @@
           <w:p>
             <w:pPr>
               <w:pStyle w:val="Compact"/>
-              <w:jc w:val="left"/>
-            </w:pPr>
-            <w:r>
+              <w:spacing w:before="20" w:after="20"/>
+              <w:jc w:val="left"/>
+            </w:pPr>
+            <w:r>
+              <w:rPr>
+                <w:sz w:val="18"/>
+              </w:rPr>
               <w:t xml:space="preserve">3.1.1 / 3.1.2 Language</w:t>
             </w:r>
           </w:p>
@@ -1693,18 +2358,26 @@
           <w:p>
             <w:pPr>
               <w:pStyle w:val="Compact"/>
+              <w:spacing w:before="20" w:after="20"/>
               <w:jc w:val="left"/>
             </w:pPr>
             <w:r>
               <w:rPr>
                 <w:rStyle w:val="VerbatimChar"/>
+                <w:sz w:val="18"/>
               </w:rPr>
               <w:t xml:space="preserve">lang</w:t>
             </w:r>
             <w:r>
-              <w:t xml:space="preserve"> </w:t>
-            </w:r>
-            <w:r>
+              <w:rPr>
+                <w:sz w:val="18"/>
+              </w:rPr>
+              <w:t xml:space="preserve"> </w:t>
+            </w:r>
+            <w:r>
+              <w:rPr>
+                <w:sz w:val="18"/>
+              </w:rPr>
               <w:t xml:space="preserve">set</w:t>
             </w:r>
           </w:p>
@@ -1714,45 +2387,70 @@
           <w:p>
             <w:pPr>
               <w:pStyle w:val="Compact"/>
+              <w:spacing w:before="20" w:after="20"/>
               <w:jc w:val="left"/>
             </w:pPr>
             <w:r>
               <w:rPr>
                 <w:rStyle w:val="VerbatimChar"/>
+                <w:sz w:val="18"/>
               </w:rPr>
               <w:t xml:space="preserve">&lt;html lang="vi"&gt;</w:t>
             </w:r>
             <w:r>
-              <w:t xml:space="preserve"> </w:t>
-            </w:r>
-            <w:r>
+              <w:rPr>
+                <w:sz w:val="18"/>
+              </w:rPr>
+              <w:t xml:space="preserve"> </w:t>
+            </w:r>
+            <w:r>
+              <w:rPr>
+                <w:sz w:val="18"/>
+              </w:rPr>
               <w:t xml:space="preserve">or</w:t>
             </w:r>
             <w:r>
+              <w:rPr>
+                <w:sz w:val="18"/>
+              </w:rPr>
               <w:t xml:space="preserve"> </w:t>
             </w:r>
             <w:r>
               <w:rPr>
                 <w:rStyle w:val="VerbatimChar"/>
+                <w:sz w:val="18"/>
               </w:rPr>
               <w:t xml:space="preserve">"en"</w:t>
             </w:r>
             <w:r>
-              <w:t xml:space="preserve"> </w:t>
-            </w:r>
-            <w:r>
+              <w:rPr>
+                <w:sz w:val="18"/>
+              </w:rPr>
+              <w:t xml:space="preserve"> </w:t>
+            </w:r>
+            <w:r>
+              <w:rPr>
+                <w:sz w:val="18"/>
+              </w:rPr>
               <w:t xml:space="preserve">follows the language toggle. Mixed-language fragments (English rule IDs) are marked</w:t>
             </w:r>
             <w:r>
+              <w:rPr>
+                <w:sz w:val="18"/>
+              </w:rPr>
               <w:t xml:space="preserve"> </w:t>
             </w:r>
             <w:r>
               <w:rPr>
                 <w:rStyle w:val="VerbatimChar"/>
+                <w:sz w:val="18"/>
               </w:rPr>
               <w:t xml:space="preserve">lang="en"</w:t>
             </w:r>
             <w:r>
+              <w:rPr>
+                <w:sz w:val="18"/>
+              </w:rPr>
               <w:t xml:space="preserve">.</w:t>
             </w:r>
           </w:p>
@@ -1764,9 +2462,13 @@
           <w:p>
             <w:pPr>
               <w:pStyle w:val="Compact"/>
-              <w:jc w:val="left"/>
-            </w:pPr>
-            <w:r>
+              <w:spacing w:before="20" w:after="20"/>
+              <w:jc w:val="left"/>
+            </w:pPr>
+            <w:r>
+              <w:rPr>
+                <w:sz w:val="18"/>
+              </w:rPr>
               <w:t xml:space="preserve">3.2.1 / 3.2.2 Predictable</w:t>
             </w:r>
           </w:p>
@@ -1776,9 +2478,13 @@
           <w:p>
             <w:pPr>
               <w:pStyle w:val="Compact"/>
-              <w:jc w:val="left"/>
-            </w:pPr>
-            <w:r>
+              <w:spacing w:before="20" w:after="20"/>
+              <w:jc w:val="left"/>
+            </w:pPr>
+            <w:r>
+              <w:rPr>
+                <w:sz w:val="18"/>
+              </w:rPr>
               <w:t xml:space="preserve">No context change on focus or input</w:t>
             </w:r>
           </w:p>
@@ -1788,9 +2494,13 @@
           <w:p>
             <w:pPr>
               <w:pStyle w:val="Compact"/>
-              <w:jc w:val="left"/>
-            </w:pPr>
-            <w:r>
+              <w:spacing w:before="20" w:after="20"/>
+              <w:jc w:val="left"/>
+            </w:pPr>
+            <w:r>
+              <w:rPr>
+                <w:sz w:val="18"/>
+              </w:rPr>
               <w:t xml:space="preserve">Filters apply on "Áp dụng" or after a debounced change with a live-region announcement. Never navigates on select.</w:t>
             </w:r>
           </w:p>
@@ -1802,19 +2512,27 @@
           <w:p>
             <w:pPr>
               <w:pStyle w:val="Compact"/>
+              <w:spacing w:before="20" w:after="20"/>
               <w:jc w:val="left"/>
             </w:pPr>
             <w:r>
               <w:rPr>
                 <w:bCs/>
                 <w:b/>
+                <w:sz w:val="18"/>
               </w:rPr>
               <w:t xml:space="preserve">3.2.6 Consistent help</w:t>
             </w:r>
             <w:r>
-              <w:t xml:space="preserve"> </w:t>
-            </w:r>
-            <w:r>
+              <w:rPr>
+                <w:sz w:val="18"/>
+              </w:rPr>
+              <w:t xml:space="preserve"> </w:t>
+            </w:r>
+            <w:r>
+              <w:rPr>
+                <w:sz w:val="18"/>
+              </w:rPr>
               <w:t xml:space="preserve">(new in 2.2)</w:t>
             </w:r>
           </w:p>
@@ -1824,9 +2542,13 @@
           <w:p>
             <w:pPr>
               <w:pStyle w:val="Compact"/>
-              <w:jc w:val="left"/>
-            </w:pPr>
-            <w:r>
+              <w:spacing w:before="20" w:after="20"/>
+              <w:jc w:val="left"/>
+            </w:pPr>
+            <w:r>
+              <w:rPr>
+                <w:sz w:val="18"/>
+              </w:rPr>
               <w:t xml:space="preserve">Help in the same place on every page</w:t>
             </w:r>
           </w:p>
@@ -1836,9 +2558,13 @@
           <w:p>
             <w:pPr>
               <w:pStyle w:val="Compact"/>
-              <w:jc w:val="left"/>
-            </w:pPr>
-            <w:r>
+              <w:spacing w:before="20" w:after="20"/>
+              <w:jc w:val="left"/>
+            </w:pPr>
+            <w:r>
+              <w:rPr>
+                <w:sz w:val="18"/>
+              </w:rPr>
               <w:t xml:space="preserve">"?" in the top bar opens the contextual help drawer on every page. The customer app has "Trợ giúp" in the Tài khoản tab and the hotline in the footer.</w:t>
             </w:r>
           </w:p>
@@ -1850,9 +2576,13 @@
           <w:p>
             <w:pPr>
               <w:pStyle w:val="Compact"/>
-              <w:jc w:val="left"/>
-            </w:pPr>
-            <w:r>
+              <w:spacing w:before="20" w:after="20"/>
+              <w:jc w:val="left"/>
+            </w:pPr>
+            <w:r>
+              <w:rPr>
+                <w:sz w:val="18"/>
+              </w:rPr>
               <w:t xml:space="preserve">3.3.1 / 3.3.3 Error identification and suggestion</w:t>
             </w:r>
           </w:p>
@@ -1862,9 +2592,13 @@
           <w:p>
             <w:pPr>
               <w:pStyle w:val="Compact"/>
-              <w:jc w:val="left"/>
-            </w:pPr>
-            <w:r>
+              <w:spacing w:before="20" w:after="20"/>
+              <w:jc w:val="left"/>
+            </w:pPr>
+            <w:r>
+              <w:rPr>
+                <w:sz w:val="18"/>
+              </w:rPr>
               <w:t xml:space="preserve">Clear errors with a fix</w:t>
             </w:r>
           </w:p>
@@ -1874,24 +2608,38 @@
           <w:p>
             <w:pPr>
               <w:pStyle w:val="Compact"/>
-              <w:jc w:val="left"/>
-            </w:pPr>
-            <w:r>
+              <w:spacing w:before="20" w:after="20"/>
+              <w:jc w:val="left"/>
+            </w:pPr>
+            <w:r>
+              <w:rPr>
+                <w:sz w:val="18"/>
+              </w:rPr>
               <w:t xml:space="preserve">Section 9 patterns. Server validation</w:t>
             </w:r>
             <w:r>
+              <w:rPr>
+                <w:sz w:val="18"/>
+              </w:rPr>
               <w:t xml:space="preserve"> </w:t>
             </w:r>
             <w:r>
               <w:rPr>
                 <w:rStyle w:val="VerbatimChar"/>
+                <w:sz w:val="18"/>
               </w:rPr>
               <w:t xml:space="preserve">details</w:t>
             </w:r>
             <w:r>
-              <w:t xml:space="preserve"> </w:t>
-            </w:r>
-            <w:r>
+              <w:rPr>
+                <w:sz w:val="18"/>
+              </w:rPr>
+              <w:t xml:space="preserve"> </w:t>
+            </w:r>
+            <w:r>
+              <w:rPr>
+                <w:sz w:val="18"/>
+              </w:rPr>
               <w:t xml:space="preserve">mapped to fields.</w:t>
             </w:r>
           </w:p>
@@ -1903,9 +2651,13 @@
           <w:p>
             <w:pPr>
               <w:pStyle w:val="Compact"/>
-              <w:jc w:val="left"/>
-            </w:pPr>
-            <w:r>
+              <w:spacing w:before="20" w:after="20"/>
+              <w:jc w:val="left"/>
+            </w:pPr>
+            <w:r>
+              <w:rPr>
+                <w:sz w:val="18"/>
+              </w:rPr>
               <w:t xml:space="preserve">3.3.2 Labels or instructions</w:t>
             </w:r>
           </w:p>
@@ -1915,9 +2667,13 @@
           <w:p>
             <w:pPr>
               <w:pStyle w:val="Compact"/>
-              <w:jc w:val="left"/>
-            </w:pPr>
-            <w:r>
+              <w:spacing w:before="20" w:after="20"/>
+              <w:jc w:val="left"/>
+            </w:pPr>
+            <w:r>
+              <w:rPr>
+                <w:sz w:val="18"/>
+              </w:rPr>
               <w:t xml:space="preserve">Visible labels and format hints</w:t>
             </w:r>
           </w:p>
@@ -1927,9 +2683,13 @@
           <w:p>
             <w:pPr>
               <w:pStyle w:val="Compact"/>
-              <w:jc w:val="left"/>
-            </w:pPr>
-            <w:r>
+              <w:spacing w:before="20" w:after="20"/>
+              <w:jc w:val="left"/>
+            </w:pPr>
+            <w:r>
+              <w:rPr>
+                <w:sz w:val="18"/>
+              </w:rPr>
               <w:t xml:space="preserve">"Ví dụ: 30A-123.45", "dd/mm/yyyy".</w:t>
             </w:r>
           </w:p>
@@ -1941,9 +2701,13 @@
           <w:p>
             <w:pPr>
               <w:pStyle w:val="Compact"/>
-              <w:jc w:val="left"/>
-            </w:pPr>
-            <w:r>
+              <w:spacing w:before="20" w:after="20"/>
+              <w:jc w:val="left"/>
+            </w:pPr>
+            <w:r>
+              <w:rPr>
+                <w:sz w:val="18"/>
+              </w:rPr>
               <w:t xml:space="preserve">3.3.4 Error prevention (legal, financial)</w:t>
             </w:r>
           </w:p>
@@ -1953,9 +2717,13 @@
           <w:p>
             <w:pPr>
               <w:pStyle w:val="Compact"/>
-              <w:jc w:val="left"/>
-            </w:pPr>
-            <w:r>
+              <w:spacing w:before="20" w:after="20"/>
+              <w:jc w:val="left"/>
+            </w:pPr>
+            <w:r>
+              <w:rPr>
+                <w:sz w:val="18"/>
+              </w:rPr>
               <w:t xml:space="preserve">Review and confirm</w:t>
             </w:r>
           </w:p>
@@ -1965,9 +2733,13 @@
           <w:p>
             <w:pPr>
               <w:pStyle w:val="Compact"/>
-              <w:jc w:val="left"/>
-            </w:pPr>
-            <w:r>
+              <w:spacing w:before="20" w:after="20"/>
+              <w:jc w:val="left"/>
+            </w:pPr>
+            <w:r>
+              <w:rPr>
+                <w:sz w:val="18"/>
+              </w:rPr>
               <w:t xml:space="preserve">Purchase shows a review step (products, premium incl. VAT, period, wallet) before "Thanh toán". DSAR erase and key revocation need confirmation. Rule approval shows the diff and needs a comment.</w:t>
             </w:r>
           </w:p>
@@ -1979,19 +2751,27 @@
           <w:p>
             <w:pPr>
               <w:pStyle w:val="Compact"/>
+              <w:spacing w:before="20" w:after="20"/>
               <w:jc w:val="left"/>
             </w:pPr>
             <w:r>
               <w:rPr>
                 <w:bCs/>
                 <w:b/>
+                <w:sz w:val="18"/>
               </w:rPr>
               <w:t xml:space="preserve">3.3.7 Redundant entry</w:t>
             </w:r>
             <w:r>
-              <w:t xml:space="preserve"> </w:t>
-            </w:r>
-            <w:r>
+              <w:rPr>
+                <w:sz w:val="18"/>
+              </w:rPr>
+              <w:t xml:space="preserve"> </w:t>
+            </w:r>
+            <w:r>
+              <w:rPr>
+                <w:sz w:val="18"/>
+              </w:rPr>
               <w:t xml:space="preserve">(new in 2.2)</w:t>
             </w:r>
           </w:p>
@@ -2001,9 +2781,13 @@
           <w:p>
             <w:pPr>
               <w:pStyle w:val="Compact"/>
-              <w:jc w:val="left"/>
-            </w:pPr>
-            <w:r>
+              <w:spacing w:before="20" w:after="20"/>
+              <w:jc w:val="left"/>
+            </w:pPr>
+            <w:r>
+              <w:rPr>
+                <w:sz w:val="18"/>
+              </w:rPr>
               <w:t xml:space="preserve">Don't ask twice</w:t>
             </w:r>
           </w:p>
@@ -2013,9 +2797,13 @@
           <w:p>
             <w:pPr>
               <w:pStyle w:val="Compact"/>
-              <w:jc w:val="left"/>
-            </w:pPr>
-            <w:r>
+              <w:spacing w:before="20" w:after="20"/>
+              <w:jc w:val="left"/>
+            </w:pPr>
+            <w:r>
+              <w:rPr>
+                <w:sz w:val="18"/>
+              </w:rPr>
               <w:t xml:space="preserve">The plate and vehicle are pre-filled from the session. The quote carries into payment. Expiry confirmed once is reused.</w:t>
             </w:r>
           </w:p>
@@ -2027,19 +2815,27 @@
           <w:p>
             <w:pPr>
               <w:pStyle w:val="Compact"/>
+              <w:spacing w:before="20" w:after="20"/>
               <w:jc w:val="left"/>
             </w:pPr>
             <w:r>
               <w:rPr>
                 <w:bCs/>
                 <w:b/>
+                <w:sz w:val="18"/>
               </w:rPr>
               <w:t xml:space="preserve">3.3.8 Accessible authentication (min)</w:t>
             </w:r>
             <w:r>
-              <w:t xml:space="preserve"> </w:t>
-            </w:r>
-            <w:r>
+              <w:rPr>
+                <w:sz w:val="18"/>
+              </w:rPr>
+              <w:t xml:space="preserve"> </w:t>
+            </w:r>
+            <w:r>
+              <w:rPr>
+                <w:sz w:val="18"/>
+              </w:rPr>
               <w:t xml:space="preserve">(new in 2.2)</w:t>
             </w:r>
           </w:p>
@@ -2049,9 +2845,13 @@
           <w:p>
             <w:pPr>
               <w:pStyle w:val="Compact"/>
-              <w:jc w:val="left"/>
-            </w:pPr>
-            <w:r>
+              <w:spacing w:before="20" w:after="20"/>
+              <w:jc w:val="left"/>
+            </w:pPr>
+            <w:r>
+              <w:rPr>
+                <w:sz w:val="18"/>
+              </w:rPr>
               <w:t xml:space="preserve">No cognitive test</w:t>
             </w:r>
           </w:p>
@@ -2061,22 +2861,33 @@
           <w:p>
             <w:pPr>
               <w:pStyle w:val="Compact"/>
-              <w:jc w:val="left"/>
-            </w:pPr>
-            <w:r>
+              <w:spacing w:before="20" w:after="20"/>
+              <w:jc w:val="left"/>
+            </w:pPr>
+            <w:r>
+              <w:rPr>
+                <w:sz w:val="18"/>
+              </w:rPr>
               <w:t xml:space="preserve">Password managers and paste allowed. The TOTP field allows paste and</w:t>
             </w:r>
             <w:r>
+              <w:rPr>
+                <w:sz w:val="18"/>
+              </w:rPr>
               <w:t xml:space="preserve"> </w:t>
             </w:r>
             <w:r>
               <w:rPr>
                 <w:rStyle w:val="VerbatimChar"/>
+                <w:sz w:val="18"/>
               </w:rPr>
               <w:t xml:space="preserve">autocomplete="one-time-code"</w:t>
             </w:r>
             <w:r>
-              <w:t xml:space="preserve">. No CAPTCHA puzzles.</w:t>
+              <w:rPr>
+                <w:sz w:val="18"/>
+              </w:rPr>
+              <w:t xml:space="preserve">. MFA enrolment offers a QR code with a typed-key alternative ("Cannot scan? Enter the key manually"). No CAPTCHA puzzles.</w:t>
             </w:r>
           </w:p>
         </w:tc>
@@ -2116,12 +2927,14 @@
           <w:p>
             <w:pPr>
               <w:pStyle w:val="Compact"/>
+              <w:spacing w:before="20" w:after="20"/>
               <w:jc w:val="left"/>
             </w:pPr>
             <w:r>
               <w:rPr>
                 <w:b/>
                 <w:color w:val="FFFFFF"/>
+                <w:sz w:val="18"/>
               </w:rPr>
               <w:t xml:space="preserve">SC</w:t>
             </w:r>
@@ -2134,12 +2947,14 @@
           <w:p>
             <w:pPr>
               <w:pStyle w:val="Compact"/>
+              <w:spacing w:before="20" w:after="20"/>
               <w:jc w:val="left"/>
             </w:pPr>
             <w:r>
               <w:rPr>
                 <w:b/>
                 <w:color w:val="FFFFFF"/>
+                <w:sz w:val="18"/>
               </w:rPr>
               <w:t xml:space="preserve">Requirement</w:t>
             </w:r>
@@ -2152,12 +2967,14 @@
           <w:p>
             <w:pPr>
               <w:pStyle w:val="Compact"/>
+              <w:spacing w:before="20" w:after="20"/>
               <w:jc w:val="left"/>
             </w:pPr>
             <w:r>
               <w:rPr>
                 <w:b/>
                 <w:color w:val="FFFFFF"/>
+                <w:sz w:val="18"/>
               </w:rPr>
               <w:t xml:space="preserve">How applied</w:t>
             </w:r>
@@ -2170,9 +2987,13 @@
           <w:p>
             <w:pPr>
               <w:pStyle w:val="Compact"/>
-              <w:jc w:val="left"/>
-            </w:pPr>
-            <w:r>
+              <w:spacing w:before="20" w:after="20"/>
+              <w:jc w:val="left"/>
+            </w:pPr>
+            <w:r>
+              <w:rPr>
+                <w:sz w:val="18"/>
+              </w:rPr>
               <w:t xml:space="preserve">4.1.2 Name, role, value</w:t>
             </w:r>
           </w:p>
@@ -2182,9 +3003,13 @@
           <w:p>
             <w:pPr>
               <w:pStyle w:val="Compact"/>
-              <w:jc w:val="left"/>
-            </w:pPr>
-            <w:r>
+              <w:spacing w:before="20" w:after="20"/>
+              <w:jc w:val="left"/>
+            </w:pPr>
+            <w:r>
+              <w:rPr>
+                <w:sz w:val="18"/>
+              </w:rPr>
               <w:t xml:space="preserve">Native elements first. ARIA only where needed.</w:t>
             </w:r>
           </w:p>
@@ -2194,45 +3019,70 @@
           <w:p>
             <w:pPr>
               <w:pStyle w:val="Compact"/>
-              <w:jc w:val="left"/>
-            </w:pPr>
-            <w:r>
+              <w:spacing w:before="20" w:after="20"/>
+              <w:jc w:val="left"/>
+            </w:pPr>
+            <w:r>
+              <w:rPr>
+                <w:sz w:val="18"/>
+              </w:rPr>
               <w:t xml:space="preserve">Toggles are</w:t>
             </w:r>
             <w:r>
+              <w:rPr>
+                <w:sz w:val="18"/>
+              </w:rPr>
               <w:t xml:space="preserve"> </w:t>
             </w:r>
             <w:r>
               <w:rPr>
                 <w:rStyle w:val="VerbatimChar"/>
+                <w:sz w:val="18"/>
               </w:rPr>
               <w:t xml:space="preserve">&lt;button aria-pressed&gt;</w:t>
             </w:r>
             <w:r>
+              <w:rPr>
+                <w:sz w:val="18"/>
+              </w:rPr>
               <w:t xml:space="preserve">. Tabs use</w:t>
             </w:r>
             <w:r>
+              <w:rPr>
+                <w:sz w:val="18"/>
+              </w:rPr>
               <w:t xml:space="preserve"> </w:t>
             </w:r>
             <w:r>
               <w:rPr>
                 <w:rStyle w:val="VerbatimChar"/>
+                <w:sz w:val="18"/>
               </w:rPr>
               <w:t xml:space="preserve">role="tablist"</w:t>
             </w:r>
             <w:r>
+              <w:rPr>
+                <w:sz w:val="18"/>
+              </w:rPr>
               <w:t xml:space="preserve">. The drawer uses</w:t>
             </w:r>
             <w:r>
+              <w:rPr>
+                <w:sz w:val="18"/>
+              </w:rPr>
               <w:t xml:space="preserve"> </w:t>
             </w:r>
             <w:r>
               <w:rPr>
                 <w:rStyle w:val="VerbatimChar"/>
+                <w:sz w:val="18"/>
               </w:rPr>
               <w:t xml:space="preserve">role="dialog"</w:t>
             </w:r>
             <w:r>
+              <w:rPr>
+                <w:sz w:val="18"/>
+              </w:rPr>
               <w:t xml:space="preserve">.</w:t>
             </w:r>
           </w:p>
@@ -2244,9 +3094,13 @@
           <w:p>
             <w:pPr>
               <w:pStyle w:val="Compact"/>
-              <w:jc w:val="left"/>
-            </w:pPr>
-            <w:r>
+              <w:spacing w:before="20" w:after="20"/>
+              <w:jc w:val="left"/>
+            </w:pPr>
+            <w:r>
+              <w:rPr>
+                <w:sz w:val="18"/>
+              </w:rPr>
               <w:t xml:space="preserve">4.1.3 Status messages</w:t>
             </w:r>
           </w:p>
@@ -2256,9 +3110,13 @@
           <w:p>
             <w:pPr>
               <w:pStyle w:val="Compact"/>
-              <w:jc w:val="left"/>
-            </w:pPr>
-            <w:r>
+              <w:spacing w:before="20" w:after="20"/>
+              <w:jc w:val="left"/>
+            </w:pPr>
+            <w:r>
+              <w:rPr>
+                <w:sz w:val="18"/>
+              </w:rPr>
               <w:t xml:space="preserve">Live regions</w:t>
             </w:r>
           </w:p>
@@ -2268,9 +3126,13 @@
           <w:p>
             <w:pPr>
               <w:pStyle w:val="Compact"/>
-              <w:jc w:val="left"/>
-            </w:pPr>
-            <w:r>
+              <w:spacing w:before="20" w:after="20"/>
+              <w:jc w:val="left"/>
+            </w:pPr>
+            <w:r>
+              <w:rPr>
+                <w:sz w:val="18"/>
+              </w:rPr>
               <w:t xml:space="preserve">See section 1.6.</w:t>
             </w:r>
           </w:p>
@@ -2310,12 +3172,14 @@
           <w:p>
             <w:pPr>
               <w:pStyle w:val="Compact"/>
+              <w:spacing w:before="20" w:after="20"/>
               <w:jc w:val="left"/>
             </w:pPr>
             <w:r>
               <w:rPr>
                 <w:b/>
                 <w:color w:val="FFFFFF"/>
+                <w:sz w:val="18"/>
               </w:rPr>
               <w:t xml:space="preserve">Key</w:t>
             </w:r>
@@ -2328,12 +3192,14 @@
           <w:p>
             <w:pPr>
               <w:pStyle w:val="Compact"/>
+              <w:spacing w:before="20" w:after="20"/>
               <w:jc w:val="left"/>
             </w:pPr>
             <w:r>
               <w:rPr>
                 <w:b/>
                 <w:color w:val="FFFFFF"/>
+                <w:sz w:val="18"/>
               </w:rPr>
               <w:t xml:space="preserve">Action</w:t>
             </w:r>
@@ -2346,9 +3212,13 @@
           <w:p>
             <w:pPr>
               <w:pStyle w:val="Compact"/>
-              <w:jc w:val="left"/>
-            </w:pPr>
-            <w:r>
+              <w:spacing w:before="20" w:after="20"/>
+              <w:jc w:val="left"/>
+            </w:pPr>
+            <w:r>
+              <w:rPr>
+                <w:sz w:val="18"/>
+              </w:rPr>
               <w:t xml:space="preserve">Tab / Shift+Tab</w:t>
             </w:r>
           </w:p>
@@ -2358,9 +3228,13 @@
           <w:p>
             <w:pPr>
               <w:pStyle w:val="Compact"/>
-              <w:jc w:val="left"/>
-            </w:pPr>
-            <w:r>
+              <w:spacing w:before="20" w:after="20"/>
+              <w:jc w:val="left"/>
+            </w:pPr>
+            <w:r>
+              <w:rPr>
+                <w:sz w:val="18"/>
+              </w:rPr>
               <w:t xml:space="preserve">Move focus</w:t>
             </w:r>
           </w:p>
@@ -2372,9 +3246,13 @@
           <w:p>
             <w:pPr>
               <w:pStyle w:val="Compact"/>
-              <w:jc w:val="left"/>
-            </w:pPr>
-            <w:r>
+              <w:spacing w:before="20" w:after="20"/>
+              <w:jc w:val="left"/>
+            </w:pPr>
+            <w:r>
+              <w:rPr>
+                <w:sz w:val="18"/>
+              </w:rPr>
               <w:t xml:space="preserve">Enter / Space</w:t>
             </w:r>
           </w:p>
@@ -2384,9 +3262,13 @@
           <w:p>
             <w:pPr>
               <w:pStyle w:val="Compact"/>
-              <w:jc w:val="left"/>
-            </w:pPr>
-            <w:r>
+              <w:spacing w:before="20" w:after="20"/>
+              <w:jc w:val="left"/>
+            </w:pPr>
+            <w:r>
+              <w:rPr>
+                <w:sz w:val="18"/>
+              </w:rPr>
               <w:t xml:space="preserve">Activate</w:t>
             </w:r>
           </w:p>
@@ -2394,13 +3276,19 @@
       </w:tr>
       <w:tr>
         <w:tc>
-          <w:tcPr/>
-          <w:p>
-            <w:pPr>
-              <w:pStyle w:val="Compact"/>
-              <w:jc w:val="left"/>
-            </w:pPr>
-            <w:r>
+          <w:tcPr>
+            <w:noWrap/>
+          </w:tcPr>
+          <w:p>
+            <w:pPr>
+              <w:pStyle w:val="Compact"/>
+              <w:spacing w:before="20" w:after="20"/>
+              <w:jc w:val="left"/>
+            </w:pPr>
+            <w:r>
+              <w:rPr>
+                <w:sz w:val="18"/>
+              </w:rPr>
               <w:t xml:space="preserve">Esc</w:t>
             </w:r>
           </w:p>
@@ -2410,9 +3298,13 @@
           <w:p>
             <w:pPr>
               <w:pStyle w:val="Compact"/>
-              <w:jc w:val="left"/>
-            </w:pPr>
-            <w:r>
+              <w:spacing w:before="20" w:after="20"/>
+              <w:jc w:val="left"/>
+            </w:pPr>
+            <w:r>
+              <w:rPr>
+                <w:sz w:val="18"/>
+              </w:rPr>
               <w:t xml:space="preserve">Close drawer, modal or menu</w:t>
             </w:r>
           </w:p>
@@ -2424,18 +3316,26 @@
           <w:p>
             <w:pPr>
               <w:pStyle w:val="Compact"/>
+              <w:spacing w:before="20" w:after="20"/>
               <w:jc w:val="left"/>
             </w:pPr>
             <w:r>
               <w:rPr>
                 <w:rStyle w:val="VerbatimChar"/>
+                <w:sz w:val="18"/>
               </w:rPr>
               <w:t xml:space="preserve">?</w:t>
             </w:r>
             <w:r>
-              <w:t xml:space="preserve"> </w:t>
-            </w:r>
-            <w:r>
+              <w:rPr>
+                <w:sz w:val="18"/>
+              </w:rPr>
+              <w:t xml:space="preserve"> </w:t>
+            </w:r>
+            <w:r>
+              <w:rPr>
+                <w:sz w:val="18"/>
+              </w:rPr>
               <w:t xml:space="preserve">(Shift + /)</w:t>
             </w:r>
           </w:p>
@@ -2445,9 +3345,13 @@
           <w:p>
             <w:pPr>
               <w:pStyle w:val="Compact"/>
-              <w:jc w:val="left"/>
-            </w:pPr>
-            <w:r>
+              <w:spacing w:before="20" w:after="20"/>
+              <w:jc w:val="left"/>
+            </w:pPr>
+            <w:r>
+              <w:rPr>
+                <w:sz w:val="18"/>
+              </w:rPr>
               <w:t xml:space="preserve">Open contextual help (when not typing)</w:t>
             </w:r>
           </w:p>
@@ -2459,56 +3363,88 @@
           <w:p>
             <w:pPr>
               <w:pStyle w:val="Compact"/>
+              <w:spacing w:before="20" w:after="20"/>
               <w:jc w:val="left"/>
             </w:pPr>
             <w:r>
               <w:rPr>
                 <w:rStyle w:val="VerbatimChar"/>
+                <w:sz w:val="18"/>
               </w:rPr>
               <w:t xml:space="preserve">g</w:t>
             </w:r>
             <w:r>
-              <w:t xml:space="preserve"> </w:t>
-            </w:r>
-            <w:r>
+              <w:rPr>
+                <w:sz w:val="18"/>
+              </w:rPr>
+              <w:t xml:space="preserve"> </w:t>
+            </w:r>
+            <w:r>
+              <w:rPr>
+                <w:sz w:val="18"/>
+              </w:rPr>
               <w:t xml:space="preserve">then</w:t>
             </w:r>
             <w:r>
+              <w:rPr>
+                <w:sz w:val="18"/>
+              </w:rPr>
               <w:t xml:space="preserve"> </w:t>
             </w:r>
             <w:r>
               <w:rPr>
                 <w:rStyle w:val="VerbatimChar"/>
+                <w:sz w:val="18"/>
               </w:rPr>
               <w:t xml:space="preserve">i</w:t>
             </w:r>
             <w:r>
-              <w:t xml:space="preserve"> </w:t>
-            </w:r>
-            <w:r>
+              <w:rPr>
+                <w:sz w:val="18"/>
+              </w:rPr>
+              <w:t xml:space="preserve"> </w:t>
+            </w:r>
+            <w:r>
+              <w:rPr>
+                <w:sz w:val="18"/>
+              </w:rPr>
               <w:t xml:space="preserve">/</w:t>
             </w:r>
             <w:r>
+              <w:rPr>
+                <w:sz w:val="18"/>
+              </w:rPr>
               <w:t xml:space="preserve"> </w:t>
             </w:r>
             <w:r>
               <w:rPr>
                 <w:rStyle w:val="VerbatimChar"/>
+                <w:sz w:val="18"/>
               </w:rPr>
               <w:t xml:space="preserve">l</w:t>
             </w:r>
             <w:r>
-              <w:t xml:space="preserve"> </w:t>
-            </w:r>
-            <w:r>
+              <w:rPr>
+                <w:sz w:val="18"/>
+              </w:rPr>
+              <w:t xml:space="preserve"> </w:t>
+            </w:r>
+            <w:r>
+              <w:rPr>
+                <w:sz w:val="18"/>
+              </w:rPr>
               <w:t xml:space="preserve">/</w:t>
             </w:r>
             <w:r>
+              <w:rPr>
+                <w:sz w:val="18"/>
+              </w:rPr>
               <w:t xml:space="preserve"> </w:t>
             </w:r>
             <w:r>
               <w:rPr>
                 <w:rStyle w:val="VerbatimChar"/>
+                <w:sz w:val="18"/>
               </w:rPr>
               <w:t xml:space="preserve">r</w:t>
             </w:r>
@@ -2519,9 +3455,13 @@
           <w:p>
             <w:pPr>
               <w:pStyle w:val="Compact"/>
-              <w:jc w:val="left"/>
-            </w:pPr>
-            <w:r>
+              <w:spacing w:before="20" w:after="20"/>
+              <w:jc w:val="left"/>
+            </w:pPr>
+            <w:r>
+              <w:rPr>
+                <w:sz w:val="18"/>
+              </w:rPr>
               <w:t xml:space="preserve">Go to Telesales inbox / Leads / Rules studio (optional, can be turned off)</w:t>
             </w:r>
           </w:p>
@@ -2529,15 +3469,19 @@
       </w:tr>
       <w:tr>
         <w:tc>
-          <w:tcPr/>
-          <w:p>
-            <w:pPr>
-              <w:pStyle w:val="Compact"/>
+          <w:tcPr>
+            <w:noWrap/>
+          </w:tcPr>
+          <w:p>
+            <w:pPr>
+              <w:pStyle w:val="Compact"/>
+              <w:spacing w:before="20" w:after="20"/>
               <w:jc w:val="left"/>
             </w:pPr>
             <w:r>
               <w:rPr>
                 <w:rStyle w:val="VerbatimChar"/>
+                <w:sz w:val="18"/>
               </w:rPr>
               <w:t xml:space="preserve">/</w:t>
             </w:r>
@@ -2548,9 +3492,13 @@
           <w:p>
             <w:pPr>
               <w:pStyle w:val="Compact"/>
-              <w:jc w:val="left"/>
-            </w:pPr>
-            <w:r>
+              <w:spacing w:before="20" w:after="20"/>
+              <w:jc w:val="left"/>
+            </w:pPr>
+            <w:r>
+              <w:rPr>
+                <w:sz w:val="18"/>
+              </w:rPr>
               <w:t xml:space="preserve">Focus the page search or filter</w:t>
             </w:r>
           </w:p>
@@ -2562,9 +3510,13 @@
           <w:p>
             <w:pPr>
               <w:pStyle w:val="Compact"/>
-              <w:jc w:val="left"/>
-            </w:pPr>
-            <w:r>
+              <w:spacing w:before="20" w:after="20"/>
+              <w:jc w:val="left"/>
+            </w:pPr>
+            <w:r>
+              <w:rPr>
+                <w:sz w:val="18"/>
+              </w:rPr>
               <w:t xml:space="preserve">Arrow keys</w:t>
             </w:r>
           </w:p>
@@ -2574,9 +3526,13 @@
           <w:p>
             <w:pPr>
               <w:pStyle w:val="Compact"/>
-              <w:jc w:val="left"/>
-            </w:pPr>
-            <w:r>
+              <w:spacing w:before="20" w:after="20"/>
+              <w:jc w:val="left"/>
+            </w:pPr>
+            <w:r>
+              <w:rPr>
+                <w:sz w:val="18"/>
+              </w:rPr>
               <w:t xml:space="preserve">Move within tabs, menus and radio groups</w:t>
             </w:r>
           </w:p>
@@ -2616,12 +3572,14 @@
           <w:p>
             <w:pPr>
               <w:pStyle w:val="Compact"/>
+              <w:spacing w:before="20" w:after="20"/>
               <w:jc w:val="left"/>
             </w:pPr>
             <w:r>
               <w:rPr>
                 <w:b/>
                 <w:color w:val="FFFFFF"/>
+                <w:sz w:val="18"/>
               </w:rPr>
               <w:t xml:space="preserve">Landmark</w:t>
             </w:r>
@@ -2634,12 +3592,14 @@
           <w:p>
             <w:pPr>
               <w:pStyle w:val="Compact"/>
+              <w:spacing w:before="20" w:after="20"/>
               <w:jc w:val="left"/>
             </w:pPr>
             <w:r>
               <w:rPr>
                 <w:b/>
                 <w:color w:val="FFFFFF"/>
+                <w:sz w:val="18"/>
               </w:rPr>
               <w:t xml:space="preserve">Element</w:t>
             </w:r>
@@ -2648,13 +3608,19 @@
       </w:tr>
       <w:tr>
         <w:tc>
-          <w:tcPr/>
-          <w:p>
-            <w:pPr>
-              <w:pStyle w:val="Compact"/>
-              <w:jc w:val="left"/>
-            </w:pPr>
-            <w:r>
+          <w:tcPr>
+            <w:noWrap/>
+          </w:tcPr>
+          <w:p>
+            <w:pPr>
+              <w:pStyle w:val="Compact"/>
+              <w:spacing w:before="20" w:after="20"/>
+              <w:jc w:val="left"/>
+            </w:pPr>
+            <w:r>
+              <w:rPr>
+                <w:sz w:val="18"/>
+              </w:rPr>
               <w:t xml:space="preserve">Banner</w:t>
             </w:r>
           </w:p>
@@ -2664,18 +3630,26 @@
           <w:p>
             <w:pPr>
               <w:pStyle w:val="Compact"/>
+              <w:spacing w:before="20" w:after="20"/>
               <w:jc w:val="left"/>
             </w:pPr>
             <w:r>
               <w:rPr>
                 <w:rStyle w:val="VerbatimChar"/>
+                <w:sz w:val="18"/>
               </w:rPr>
               <w:t xml:space="preserve">&lt;header&gt;</w:t>
             </w:r>
             <w:r>
-              <w:t xml:space="preserve"> </w:t>
-            </w:r>
-            <w:r>
+              <w:rPr>
+                <w:sz w:val="18"/>
+              </w:rPr>
+              <w:t xml:space="preserve"> </w:t>
+            </w:r>
+            <w:r>
+              <w:rPr>
+                <w:sz w:val="18"/>
+              </w:rPr>
               <w:t xml:space="preserve">(top bar)</w:t>
             </w:r>
           </w:p>
@@ -2683,13 +3657,19 @@
       </w:tr>
       <w:tr>
         <w:tc>
-          <w:tcPr/>
-          <w:p>
-            <w:pPr>
-              <w:pStyle w:val="Compact"/>
-              <w:jc w:val="left"/>
-            </w:pPr>
-            <w:r>
+          <w:tcPr>
+            <w:noWrap/>
+          </w:tcPr>
+          <w:p>
+            <w:pPr>
+              <w:pStyle w:val="Compact"/>
+              <w:spacing w:before="20" w:after="20"/>
+              <w:jc w:val="left"/>
+            </w:pPr>
+            <w:r>
+              <w:rPr>
+                <w:sz w:val="18"/>
+              </w:rPr>
               <w:t xml:space="preserve">Navigation</w:t>
             </w:r>
           </w:p>
@@ -2699,33 +3679,51 @@
           <w:p>
             <w:pPr>
               <w:pStyle w:val="Compact"/>
+              <w:spacing w:before="20" w:after="20"/>
               <w:jc w:val="left"/>
             </w:pPr>
             <w:r>
               <w:rPr>
                 <w:rStyle w:val="VerbatimChar"/>
+                <w:sz w:val="18"/>
               </w:rPr>
               <w:t xml:space="preserve">&lt;nav aria-label="Main"&gt;</w:t>
             </w:r>
             <w:r>
-              <w:t xml:space="preserve"> </w:t>
-            </w:r>
-            <w:r>
+              <w:rPr>
+                <w:sz w:val="18"/>
+              </w:rPr>
+              <w:t xml:space="preserve"> </w:t>
+            </w:r>
+            <w:r>
+              <w:rPr>
+                <w:sz w:val="18"/>
+              </w:rPr>
               <w:t xml:space="preserve">(left navigation),</w:t>
             </w:r>
             <w:r>
+              <w:rPr>
+                <w:sz w:val="18"/>
+              </w:rPr>
               <w:t xml:space="preserve"> </w:t>
             </w:r>
             <w:r>
               <w:rPr>
                 <w:rStyle w:val="VerbatimChar"/>
+                <w:sz w:val="18"/>
               </w:rPr>
               <w:t xml:space="preserve">&lt;nav aria-label="Breadcrumb"&gt;</w:t>
             </w:r>
             <w:r>
-              <w:t xml:space="preserve"> </w:t>
-            </w:r>
-            <w:r>
+              <w:rPr>
+                <w:sz w:val="18"/>
+              </w:rPr>
+              <w:t xml:space="preserve"> </w:t>
+            </w:r>
+            <w:r>
+              <w:rPr>
+                <w:sz w:val="18"/>
+              </w:rPr>
               <w:t xml:space="preserve">where used</w:t>
             </w:r>
           </w:p>
@@ -2733,13 +3731,19 @@
       </w:tr>
       <w:tr>
         <w:tc>
-          <w:tcPr/>
-          <w:p>
-            <w:pPr>
-              <w:pStyle w:val="Compact"/>
-              <w:jc w:val="left"/>
-            </w:pPr>
-            <w:r>
+          <w:tcPr>
+            <w:noWrap/>
+          </w:tcPr>
+          <w:p>
+            <w:pPr>
+              <w:pStyle w:val="Compact"/>
+              <w:spacing w:before="20" w:after="20"/>
+              <w:jc w:val="left"/>
+            </w:pPr>
+            <w:r>
+              <w:rPr>
+                <w:sz w:val="18"/>
+              </w:rPr>
               <w:t xml:space="preserve">Main</w:t>
             </w:r>
           </w:p>
@@ -2749,11 +3753,13 @@
           <w:p>
             <w:pPr>
               <w:pStyle w:val="Compact"/>
+              <w:spacing w:before="20" w:after="20"/>
               <w:jc w:val="left"/>
             </w:pPr>
             <w:r>
               <w:rPr>
                 <w:rStyle w:val="VerbatimChar"/>
+                <w:sz w:val="18"/>
               </w:rPr>
               <w:t xml:space="preserve">&lt;main id="main"&gt;</w:t>
             </w:r>
@@ -2762,13 +3768,19 @@
       </w:tr>
       <w:tr>
         <w:tc>
-          <w:tcPr/>
-          <w:p>
-            <w:pPr>
-              <w:pStyle w:val="Compact"/>
-              <w:jc w:val="left"/>
-            </w:pPr>
-            <w:r>
+          <w:tcPr>
+            <w:noWrap/>
+          </w:tcPr>
+          <w:p>
+            <w:pPr>
+              <w:pStyle w:val="Compact"/>
+              <w:spacing w:before="20" w:after="20"/>
+              <w:jc w:val="left"/>
+            </w:pPr>
+            <w:r>
+              <w:rPr>
+                <w:sz w:val="18"/>
+              </w:rPr>
               <w:t xml:space="preserve">Complementary</w:t>
             </w:r>
           </w:p>
@@ -2778,24 +3790,38 @@
           <w:p>
             <w:pPr>
               <w:pStyle w:val="Compact"/>
-              <w:jc w:val="left"/>
-            </w:pPr>
-            <w:r>
+              <w:spacing w:before="20" w:after="20"/>
+              <w:jc w:val="left"/>
+            </w:pPr>
+            <w:r>
+              <w:rPr>
+                <w:sz w:val="18"/>
+              </w:rPr>
               <w:t xml:space="preserve">Help drawer</w:t>
             </w:r>
             <w:r>
+              <w:rPr>
+                <w:sz w:val="18"/>
+              </w:rPr>
               <w:t xml:space="preserve"> </w:t>
             </w:r>
             <w:r>
               <w:rPr>
                 <w:rStyle w:val="VerbatimChar"/>
+                <w:sz w:val="18"/>
               </w:rPr>
               <w:t xml:space="preserve">&lt;aside&gt;</w:t>
             </w:r>
             <w:r>
-              <w:t xml:space="preserve"> </w:t>
-            </w:r>
-            <w:r>
+              <w:rPr>
+                <w:sz w:val="18"/>
+              </w:rPr>
+              <w:t xml:space="preserve"> </w:t>
+            </w:r>
+            <w:r>
+              <w:rPr>
+                <w:sz w:val="18"/>
+              </w:rPr>
               <w:t xml:space="preserve">(dialog when open)</w:t>
             </w:r>
           </w:p>
@@ -2803,13 +3829,19 @@
       </w:tr>
       <w:tr>
         <w:tc>
-          <w:tcPr/>
-          <w:p>
-            <w:pPr>
-              <w:pStyle w:val="Compact"/>
-              <w:jc w:val="left"/>
-            </w:pPr>
-            <w:r>
+          <w:tcPr>
+            <w:noWrap/>
+          </w:tcPr>
+          <w:p>
+            <w:pPr>
+              <w:pStyle w:val="Compact"/>
+              <w:spacing w:before="20" w:after="20"/>
+              <w:jc w:val="left"/>
+            </w:pPr>
+            <w:r>
+              <w:rPr>
+                <w:sz w:val="18"/>
+              </w:rPr>
               <w:t xml:space="preserve">Contentinfo</w:t>
             </w:r>
           </w:p>
@@ -2819,30 +3851,45 @@
           <w:p>
             <w:pPr>
               <w:pStyle w:val="Compact"/>
+              <w:spacing w:before="20" w:after="20"/>
               <w:jc w:val="left"/>
             </w:pPr>
             <w:r>
               <w:rPr>
                 <w:rStyle w:val="VerbatimChar"/>
+                <w:sz w:val="18"/>
               </w:rPr>
               <w:t xml:space="preserve">&lt;footer&gt;</w:t>
             </w:r>
             <w:r>
-              <w:t xml:space="preserve"> </w:t>
-            </w:r>
-            <w:r>
+              <w:rPr>
+                <w:sz w:val="18"/>
+              </w:rPr>
+              <w:t xml:space="preserve"> </w:t>
+            </w:r>
+            <w:r>
+              <w:rPr>
+                <w:sz w:val="18"/>
+              </w:rPr>
               <w:t xml:space="preserve">(iorta TechNXT credit, version from</w:t>
             </w:r>
             <w:r>
+              <w:rPr>
+                <w:sz w:val="18"/>
+              </w:rPr>
               <w:t xml:space="preserve"> </w:t>
             </w:r>
             <w:r>
               <w:rPr>
                 <w:rStyle w:val="VerbatimChar"/>
+                <w:sz w:val="18"/>
               </w:rPr>
               <w:t xml:space="preserve">/api/meta</w:t>
             </w:r>
             <w:r>
+              <w:rPr>
+                <w:sz w:val="18"/>
+              </w:rPr>
               <w:t xml:space="preserve">)</w:t>
             </w:r>
           </w:p>
@@ -2874,12 +3921,14 @@
           <w:p>
             <w:pPr>
               <w:pStyle w:val="Compact"/>
+              <w:spacing w:before="20" w:after="20"/>
               <w:jc w:val="left"/>
             </w:pPr>
             <w:r>
               <w:rPr>
                 <w:b/>
                 <w:color w:val="FFFFFF"/>
+                <w:sz w:val="18"/>
               </w:rPr>
               <w:t xml:space="preserve">Live region</w:t>
             </w:r>
@@ -2892,12 +3941,14 @@
           <w:p>
             <w:pPr>
               <w:pStyle w:val="Compact"/>
+              <w:spacing w:before="20" w:after="20"/>
               <w:jc w:val="left"/>
             </w:pPr>
             <w:r>
               <w:rPr>
                 <w:b/>
                 <w:color w:val="FFFFFF"/>
+                <w:sz w:val="18"/>
               </w:rPr>
               <w:t xml:space="preserve">Politeness</w:t>
             </w:r>
@@ -2910,12 +3961,14 @@
           <w:p>
             <w:pPr>
               <w:pStyle w:val="Compact"/>
+              <w:spacing w:before="20" w:after="20"/>
               <w:jc w:val="left"/>
             </w:pPr>
             <w:r>
               <w:rPr>
                 <w:b/>
                 <w:color w:val="FFFFFF"/>
+                <w:sz w:val="18"/>
               </w:rPr>
               <w:t xml:space="preserve">Announces</w:t>
             </w:r>
@@ -2928,9 +3981,13 @@
           <w:p>
             <w:pPr>
               <w:pStyle w:val="Compact"/>
-              <w:jc w:val="left"/>
-            </w:pPr>
-            <w:r>
+              <w:spacing w:before="20" w:after="20"/>
+              <w:jc w:val="left"/>
+            </w:pPr>
+            <w:r>
+              <w:rPr>
+                <w:sz w:val="18"/>
+              </w:rPr>
               <w:t xml:space="preserve">Toast region</w:t>
             </w:r>
           </w:p>
@@ -2940,9 +3997,13 @@
           <w:p>
             <w:pPr>
               <w:pStyle w:val="Compact"/>
-              <w:jc w:val="left"/>
-            </w:pPr>
-            <w:r>
+              <w:spacing w:before="20" w:after="20"/>
+              <w:jc w:val="left"/>
+            </w:pPr>
+            <w:r>
+              <w:rPr>
+                <w:sz w:val="18"/>
+              </w:rPr>
               <w:t xml:space="preserve">polite (assertive for errors)</w:t>
             </w:r>
           </w:p>
@@ -2952,9 +4013,13 @@
           <w:p>
             <w:pPr>
               <w:pStyle w:val="Compact"/>
-              <w:jc w:val="left"/>
-            </w:pPr>
-            <w:r>
+              <w:spacing w:before="20" w:after="20"/>
+              <w:jc w:val="left"/>
+            </w:pPr>
+            <w:r>
+              <w:rPr>
+                <w:sz w:val="18"/>
+              </w:rPr>
               <w:t xml:space="preserve">Saved, claimed, approved, copy-guard rejection</w:t>
             </w:r>
           </w:p>
@@ -2966,9 +4031,13 @@
           <w:p>
             <w:pPr>
               <w:pStyle w:val="Compact"/>
-              <w:jc w:val="left"/>
-            </w:pPr>
-            <w:r>
+              <w:spacing w:before="20" w:after="20"/>
+              <w:jc w:val="left"/>
+            </w:pPr>
+            <w:r>
+              <w:rPr>
+                <w:sz w:val="18"/>
+              </w:rPr>
               <w:t xml:space="preserve">List status</w:t>
             </w:r>
           </w:p>
@@ -2978,9 +4047,13 @@
           <w:p>
             <w:pPr>
               <w:pStyle w:val="Compact"/>
-              <w:jc w:val="left"/>
-            </w:pPr>
-            <w:r>
+              <w:spacing w:before="20" w:after="20"/>
+              <w:jc w:val="left"/>
+            </w:pPr>
+            <w:r>
+              <w:rPr>
+                <w:sz w:val="18"/>
+              </w:rPr>
               <w:t xml:space="preserve">polite</w:t>
             </w:r>
           </w:p>
@@ -2990,9 +4063,13 @@
           <w:p>
             <w:pPr>
               <w:pStyle w:val="Compact"/>
-              <w:jc w:val="left"/>
-            </w:pPr>
-            <w:r>
+              <w:spacing w:before="20" w:after="20"/>
+              <w:jc w:val="left"/>
+            </w:pPr>
+            <w:r>
+              <w:rPr>
+                <w:sz w:val="18"/>
+              </w:rPr>
               <w:t xml:space="preserve">"Hiển thị 50 / 2.431 khách hàng tiềm năng" after filters</w:t>
             </w:r>
           </w:p>
@@ -3004,9 +4081,13 @@
           <w:p>
             <w:pPr>
               <w:pStyle w:val="Compact"/>
-              <w:jc w:val="left"/>
-            </w:pPr>
-            <w:r>
+              <w:spacing w:before="20" w:after="20"/>
+              <w:jc w:val="left"/>
+            </w:pPr>
+            <w:r>
+              <w:rPr>
+                <w:sz w:val="18"/>
+              </w:rPr>
               <w:t xml:space="preserve">Voice console transcript</w:t>
             </w:r>
           </w:p>
@@ -3016,9 +4097,13 @@
           <w:p>
             <w:pPr>
               <w:pStyle w:val="Compact"/>
-              <w:jc w:val="left"/>
-            </w:pPr>
-            <w:r>
+              <w:spacing w:before="20" w:after="20"/>
+              <w:jc w:val="left"/>
+            </w:pPr>
+            <w:r>
+              <w:rPr>
+                <w:sz w:val="18"/>
+              </w:rPr>
               <w:t xml:space="preserve">polite</w:t>
             </w:r>
           </w:p>
@@ -3028,18 +4113,26 @@
           <w:p>
             <w:pPr>
               <w:pStyle w:val="Compact"/>
-              <w:jc w:val="left"/>
-            </w:pPr>
-            <w:r>
+              <w:spacing w:before="20" w:after="20"/>
+              <w:jc w:val="left"/>
+            </w:pPr>
+            <w:r>
+              <w:rPr>
+                <w:sz w:val="18"/>
+              </w:rPr>
               <w:t xml:space="preserve">New bot line (</w:t>
             </w:r>
             <w:r>
               <w:rPr>
                 <w:rStyle w:val="VerbatimChar"/>
+                <w:sz w:val="18"/>
               </w:rPr>
               <w:t xml:space="preserve">role="log"</w:t>
             </w:r>
             <w:r>
+              <w:rPr>
+                <w:sz w:val="18"/>
+              </w:rPr>
               <w:t xml:space="preserve">)</w:t>
             </w:r>
           </w:p>
@@ -3051,9 +4144,13 @@
           <w:p>
             <w:pPr>
               <w:pStyle w:val="Compact"/>
-              <w:jc w:val="left"/>
-            </w:pPr>
-            <w:r>
+              <w:spacing w:before="20" w:after="20"/>
+              <w:jc w:val="left"/>
+            </w:pPr>
+            <w:r>
+              <w:rPr>
+                <w:sz w:val="18"/>
+              </w:rPr>
               <w:t xml:space="preserve">Purchase progress</w:t>
             </w:r>
           </w:p>
@@ -3063,9 +4160,13 @@
           <w:p>
             <w:pPr>
               <w:pStyle w:val="Compact"/>
-              <w:jc w:val="left"/>
-            </w:pPr>
-            <w:r>
+              <w:spacing w:before="20" w:after="20"/>
+              <w:jc w:val="left"/>
+            </w:pPr>
+            <w:r>
+              <w:rPr>
+                <w:sz w:val="18"/>
+              </w:rPr>
               <w:t xml:space="preserve">polite</w:t>
             </w:r>
           </w:p>
@@ -3075,9 +4176,13 @@
           <w:p>
             <w:pPr>
               <w:pStyle w:val="Compact"/>
-              <w:jc w:val="left"/>
-            </w:pPr>
-            <w:r>
+              <w:spacing w:before="20" w:after="20"/>
+              <w:jc w:val="left"/>
+            </w:pPr>
+            <w:r>
+              <w:rPr>
+                <w:sz w:val="18"/>
+              </w:rPr>
               <w:t xml:space="preserve">"Đang thanh toán…", "Đã cấp giấy chứng nhận"</w:t>
             </w:r>
           </w:p>
@@ -3089,9 +4194,13 @@
           <w:p>
             <w:pPr>
               <w:pStyle w:val="Compact"/>
-              <w:jc w:val="left"/>
-            </w:pPr>
-            <w:r>
+              <w:spacing w:before="20" w:after="20"/>
+              <w:jc w:val="left"/>
+            </w:pPr>
+            <w:r>
+              <w:rPr>
+                <w:sz w:val="18"/>
+              </w:rPr>
               <w:t xml:space="preserve">Session warning</w:t>
             </w:r>
           </w:p>
@@ -3101,9 +4210,13 @@
           <w:p>
             <w:pPr>
               <w:pStyle w:val="Compact"/>
-              <w:jc w:val="left"/>
-            </w:pPr>
-            <w:r>
+              <w:spacing w:before="20" w:after="20"/>
+              <w:jc w:val="left"/>
+            </w:pPr>
+            <w:r>
+              <w:rPr>
+                <w:sz w:val="18"/>
+              </w:rPr>
               <w:t xml:space="preserve">assertive</w:t>
             </w:r>
           </w:p>
@@ -3113,9 +4226,13 @@
           <w:p>
             <w:pPr>
               <w:pStyle w:val="Compact"/>
-              <w:jc w:val="left"/>
-            </w:pPr>
-            <w:r>
+              <w:spacing w:before="20" w:after="20"/>
+              <w:jc w:val="left"/>
+            </w:pPr>
+            <w:r>
+              <w:rPr>
+                <w:sz w:val="18"/>
+              </w:rPr>
               <w:t xml:space="preserve">Expiry in 2 minutes</w:t>
             </w:r>
           </w:p>
@@ -3356,12 +4473,14 @@
           <w:p>
             <w:pPr>
               <w:pStyle w:val="Compact"/>
+              <w:spacing w:before="20" w:after="20"/>
               <w:jc w:val="left"/>
             </w:pPr>
             <w:r>
               <w:rPr>
                 <w:b/>
                 <w:color w:val="FFFFFF"/>
+                <w:sz w:val="18"/>
               </w:rPr>
               <w:t xml:space="preserve">Name</w:t>
             </w:r>
@@ -3374,12 +4493,14 @@
           <w:p>
             <w:pPr>
               <w:pStyle w:val="Compact"/>
+              <w:spacing w:before="20" w:after="20"/>
               <w:jc w:val="left"/>
             </w:pPr>
             <w:r>
               <w:rPr>
                 <w:b/>
                 <w:color w:val="FFFFFF"/>
+                <w:sz w:val="18"/>
               </w:rPr>
               <w:t xml:space="preserve">Min width</w:t>
             </w:r>
@@ -3392,12 +4513,14 @@
           <w:p>
             <w:pPr>
               <w:pStyle w:val="Compact"/>
+              <w:spacing w:before="20" w:after="20"/>
               <w:jc w:val="left"/>
             </w:pPr>
             <w:r>
               <w:rPr>
                 <w:b/>
                 <w:color w:val="FFFFFF"/>
+                <w:sz w:val="18"/>
               </w:rPr>
               <w:t xml:space="preserve">Staff console</w:t>
             </w:r>
@@ -3410,12 +4533,14 @@
           <w:p>
             <w:pPr>
               <w:pStyle w:val="Compact"/>
+              <w:spacing w:before="20" w:after="20"/>
               <w:jc w:val="left"/>
             </w:pPr>
             <w:r>
               <w:rPr>
                 <w:b/>
                 <w:color w:val="FFFFFF"/>
+                <w:sz w:val="18"/>
               </w:rPr>
               <w:t xml:space="preserve">Customer app</w:t>
             </w:r>
@@ -3424,28 +4549,38 @@
       </w:tr>
       <w:tr>
         <w:tc>
-          <w:tcPr/>
-          <w:p>
-            <w:pPr>
-              <w:pStyle w:val="Compact"/>
+          <w:tcPr>
+            <w:noWrap/>
+          </w:tcPr>
+          <w:p>
+            <w:pPr>
+              <w:pStyle w:val="Compact"/>
+              <w:spacing w:before="20" w:after="20"/>
               <w:jc w:val="left"/>
             </w:pPr>
             <w:r>
               <w:rPr>
                 <w:rStyle w:val="VerbatimChar"/>
+                <w:sz w:val="18"/>
               </w:rPr>
               <w:t xml:space="preserve">xs</w:t>
             </w:r>
           </w:p>
         </w:tc>
         <w:tc>
-          <w:tcPr/>
-          <w:p>
-            <w:pPr>
-              <w:pStyle w:val="Compact"/>
-              <w:jc w:val="left"/>
-            </w:pPr>
-            <w:r>
+          <w:tcPr>
+            <w:noWrap/>
+          </w:tcPr>
+          <w:p>
+            <w:pPr>
+              <w:pStyle w:val="Compact"/>
+              <w:spacing w:before="20" w:after="20"/>
+              <w:jc w:val="left"/>
+            </w:pPr>
+            <w:r>
+              <w:rPr>
+                <w:sz w:val="18"/>
+              </w:rPr>
               <w:t xml:space="preserve">0</w:t>
             </w:r>
           </w:p>
@@ -3455,9 +4590,13 @@
           <w:p>
             <w:pPr>
               <w:pStyle w:val="Compact"/>
-              <w:jc w:val="left"/>
-            </w:pPr>
-            <w:r>
+              <w:spacing w:before="20" w:after="20"/>
+              <w:jc w:val="left"/>
+            </w:pPr>
+            <w:r>
+              <w:rPr>
+                <w:sz w:val="18"/>
+              </w:rPr>
               <w:t xml:space="preserve">Not supported for heavy work (read-only usable)</w:t>
             </w:r>
           </w:p>
@@ -3467,19 +4606,27 @@
           <w:p>
             <w:pPr>
               <w:pStyle w:val="Compact"/>
+              <w:spacing w:before="20" w:after="20"/>
               <w:jc w:val="left"/>
             </w:pPr>
             <w:r>
               <w:rPr>
                 <w:bCs/>
                 <w:b/>
+                <w:sz w:val="18"/>
               </w:rPr>
               <w:t xml:space="preserve">Design target</w:t>
             </w:r>
             <w:r>
-              <w:t xml:space="preserve"> </w:t>
-            </w:r>
-            <w:r>
+              <w:rPr>
+                <w:sz w:val="18"/>
+              </w:rPr>
+              <w:t xml:space="preserve"> </w:t>
+            </w:r>
+            <w:r>
+              <w:rPr>
+                <w:sz w:val="18"/>
+              </w:rPr>
               <w:t xml:space="preserve">(360 px). Single column, bottom tab bar.</w:t>
             </w:r>
           </w:p>
@@ -3487,15 +4634,19 @@
       </w:tr>
       <w:tr>
         <w:tc>
-          <w:tcPr/>
-          <w:p>
-            <w:pPr>
-              <w:pStyle w:val="Compact"/>
+          <w:tcPr>
+            <w:noWrap/>
+          </w:tcPr>
+          <w:p>
+            <w:pPr>
+              <w:pStyle w:val="Compact"/>
+              <w:spacing w:before="20" w:after="20"/>
               <w:jc w:val="left"/>
             </w:pPr>
             <w:r>
               <w:rPr>
                 <w:rStyle w:val="VerbatimChar"/>
+                <w:sz w:val="18"/>
               </w:rPr>
               <w:t xml:space="preserve">sm</w:t>
             </w:r>
@@ -3506,9 +4657,13 @@
           <w:p>
             <w:pPr>
               <w:pStyle w:val="Compact"/>
-              <w:jc w:val="left"/>
-            </w:pPr>
-            <w:r>
+              <w:spacing w:before="20" w:after="20"/>
+              <w:jc w:val="left"/>
+            </w:pPr>
+            <w:r>
+              <w:rPr>
+                <w:sz w:val="18"/>
+              </w:rPr>
               <w:t xml:space="preserve">480 px</w:t>
             </w:r>
           </w:p>
@@ -3518,9 +4673,13 @@
           <w:p>
             <w:pPr>
               <w:pStyle w:val="Compact"/>
-              <w:jc w:val="left"/>
-            </w:pPr>
-            <w:r>
+              <w:spacing w:before="20" w:after="20"/>
+              <w:jc w:val="left"/>
+            </w:pPr>
+            <w:r>
+              <w:rPr>
+                <w:sz w:val="18"/>
+              </w:rPr>
               <w:t xml:space="preserve">Stacked cards</w:t>
             </w:r>
           </w:p>
@@ -3530,9 +4689,13 @@
           <w:p>
             <w:pPr>
               <w:pStyle w:val="Compact"/>
-              <w:jc w:val="left"/>
-            </w:pPr>
-            <w:r>
+              <w:spacing w:before="20" w:after="20"/>
+              <w:jc w:val="left"/>
+            </w:pPr>
+            <w:r>
+              <w:rPr>
+                <w:sz w:val="18"/>
+              </w:rPr>
               <w:t xml:space="preserve">Single column, wider cards</w:t>
             </w:r>
           </w:p>
@@ -3540,15 +4703,19 @@
       </w:tr>
       <w:tr>
         <w:tc>
-          <w:tcPr/>
-          <w:p>
-            <w:pPr>
-              <w:pStyle w:val="Compact"/>
+          <w:tcPr>
+            <w:noWrap/>
+          </w:tcPr>
+          <w:p>
+            <w:pPr>
+              <w:pStyle w:val="Compact"/>
+              <w:spacing w:before="20" w:after="20"/>
               <w:jc w:val="left"/>
             </w:pPr>
             <w:r>
               <w:rPr>
                 <w:rStyle w:val="VerbatimChar"/>
+                <w:sz w:val="18"/>
               </w:rPr>
               <w:t xml:space="preserve">md</w:t>
             </w:r>
@@ -3559,33 +4726,45 @@
           <w:p>
             <w:pPr>
               <w:pStyle w:val="Compact"/>
-              <w:jc w:val="left"/>
-            </w:pPr>
-            <w:r>
-              <w:t xml:space="preserve">768 px</w:t>
-            </w:r>
-          </w:p>
-        </w:tc>
-        <w:tc>
-          <w:tcPr/>
-          <w:p>
-            <w:pPr>
-              <w:pStyle w:val="Compact"/>
-              <w:jc w:val="left"/>
-            </w:pPr>
-            <w:r>
-              <w:t xml:space="preserve">Navigation collapses behind a menu button. Tables become cards.</w:t>
-            </w:r>
-          </w:p>
-        </w:tc>
-        <w:tc>
-          <w:tcPr/>
-          <w:p>
-            <w:pPr>
-              <w:pStyle w:val="Compact"/>
-              <w:jc w:val="left"/>
-            </w:pPr>
-            <w:r>
+              <w:spacing w:before="20" w:after="20"/>
+              <w:jc w:val="left"/>
+            </w:pPr>
+            <w:r>
+              <w:rPr>
+                <w:sz w:val="18"/>
+              </w:rPr>
+              <w:t xml:space="preserve">720 px</w:t>
+            </w:r>
+          </w:p>
+        </w:tc>
+        <w:tc>
+          <w:tcPr/>
+          <w:p>
+            <w:pPr>
+              <w:pStyle w:val="Compact"/>
+              <w:spacing w:before="20" w:after="20"/>
+              <w:jc w:val="left"/>
+            </w:pPr>
+            <w:r>
+              <w:rPr>
+                <w:sz w:val="18"/>
+              </w:rPr>
+              <w:t xml:space="preserve">Navigation behind the ☰ menu button. User name, roles and region shown in the top bar. Tables become cards.</w:t>
+            </w:r>
+          </w:p>
+        </w:tc>
+        <w:tc>
+          <w:tcPr/>
+          <w:p>
+            <w:pPr>
+              <w:pStyle w:val="Compact"/>
+              <w:spacing w:before="20" w:after="20"/>
+              <w:jc w:val="left"/>
+            </w:pPr>
+            <w:r>
+              <w:rPr>
+                <w:sz w:val="18"/>
+              </w:rPr>
               <w:t xml:space="preserve">Centred column, max-width 560 px</w:t>
             </w:r>
           </w:p>
@@ -3593,15 +4772,19 @@
       </w:tr>
       <w:tr>
         <w:tc>
-          <w:tcPr/>
-          <w:p>
-            <w:pPr>
-              <w:pStyle w:val="Compact"/>
+          <w:tcPr>
+            <w:noWrap/>
+          </w:tcPr>
+          <w:p>
+            <w:pPr>
+              <w:pStyle w:val="Compact"/>
+              <w:spacing w:before="20" w:after="20"/>
               <w:jc w:val="left"/>
             </w:pPr>
             <w:r>
               <w:rPr>
                 <w:rStyle w:val="VerbatimChar"/>
+                <w:sz w:val="18"/>
               </w:rPr>
               <w:t xml:space="preserve">lg</w:t>
             </w:r>
@@ -3612,33 +4795,45 @@
           <w:p>
             <w:pPr>
               <w:pStyle w:val="Compact"/>
-              <w:jc w:val="left"/>
-            </w:pPr>
-            <w:r>
-              <w:t xml:space="preserve">960 px</w:t>
-            </w:r>
-          </w:p>
-        </w:tc>
-        <w:tc>
-          <w:tcPr/>
-          <w:p>
-            <w:pPr>
-              <w:pStyle w:val="Compact"/>
-              <w:jc w:val="left"/>
-            </w:pPr>
-            <w:r>
-              <w:t xml:space="preserve">Left navigation visible (240 px), 1–2 column content</w:t>
-            </w:r>
-          </w:p>
-        </w:tc>
-        <w:tc>
-          <w:tcPr/>
-          <w:p>
-            <w:pPr>
-              <w:pStyle w:val="Compact"/>
-              <w:jc w:val="left"/>
-            </w:pPr>
-            <w:r>
+              <w:spacing w:before="20" w:after="20"/>
+              <w:jc w:val="left"/>
+            </w:pPr>
+            <w:r>
+              <w:rPr>
+                <w:sz w:val="18"/>
+              </w:rPr>
+              <w:t xml:space="preserve">1024 px</w:t>
+            </w:r>
+          </w:p>
+        </w:tc>
+        <w:tc>
+          <w:tcPr/>
+          <w:p>
+            <w:pPr>
+              <w:pStyle w:val="Compact"/>
+              <w:spacing w:before="20" w:after="20"/>
+              <w:jc w:val="left"/>
+            </w:pPr>
+            <w:r>
+              <w:rPr>
+                <w:sz w:val="18"/>
+              </w:rPr>
+              <w:t xml:space="preserve">Left navigation visible (240 px), 1–2 column content. The sign-in screen is split (brand panel + form) from 900 px.</w:t>
+            </w:r>
+          </w:p>
+        </w:tc>
+        <w:tc>
+          <w:tcPr/>
+          <w:p>
+            <w:pPr>
+              <w:pStyle w:val="Compact"/>
+              <w:spacing w:before="20" w:after="20"/>
+              <w:jc w:val="left"/>
+            </w:pPr>
+            <w:r>
+              <w:rPr>
+                <w:sz w:val="18"/>
+              </w:rPr>
               <w:t xml:space="preserve">Same</w:t>
             </w:r>
           </w:p>
@@ -3646,15 +4841,19 @@
       </w:tr>
       <w:tr>
         <w:tc>
-          <w:tcPr/>
-          <w:p>
-            <w:pPr>
-              <w:pStyle w:val="Compact"/>
+          <w:tcPr>
+            <w:noWrap/>
+          </w:tcPr>
+          <w:p>
+            <w:pPr>
+              <w:pStyle w:val="Compact"/>
+              <w:spacing w:before="20" w:after="20"/>
               <w:jc w:val="left"/>
             </w:pPr>
             <w:r>
               <w:rPr>
                 <w:rStyle w:val="VerbatimChar"/>
+                <w:sz w:val="18"/>
               </w:rPr>
               <w:t xml:space="preserve">xl</w:t>
             </w:r>
@@ -3665,9 +4864,13 @@
           <w:p>
             <w:pPr>
               <w:pStyle w:val="Compact"/>
-              <w:jc w:val="left"/>
-            </w:pPr>
-            <w:r>
+              <w:spacing w:before="20" w:after="20"/>
+              <w:jc w:val="left"/>
+            </w:pPr>
+            <w:r>
+              <w:rPr>
+                <w:sz w:val="18"/>
+              </w:rPr>
               <w:t xml:space="preserve">1280 px</w:t>
             </w:r>
           </w:p>
@@ -3677,16 +4880,21 @@
           <w:p>
             <w:pPr>
               <w:pStyle w:val="Compact"/>
+              <w:spacing w:before="20" w:after="20"/>
               <w:jc w:val="left"/>
             </w:pPr>
             <w:r>
               <w:rPr>
                 <w:bCs/>
                 <w:b/>
+                <w:sz w:val="18"/>
               </w:rPr>
               <w:t xml:space="preserve">Design target</w:t>
             </w:r>
             <w:r>
+              <w:rPr>
+                <w:sz w:val="18"/>
+              </w:rPr>
               <w:t xml:space="preserve">. Content max-width 1440 px. Customer 360 in 3 columns.</w:t>
             </w:r>
           </w:p>
@@ -3696,9 +4904,13 @@
           <w:p>
             <w:pPr>
               <w:pStyle w:val="Compact"/>
-              <w:jc w:val="left"/>
-            </w:pPr>
-            <w:r>
+              <w:spacing w:before="20" w:after="20"/>
+              <w:jc w:val="left"/>
+            </w:pPr>
+            <w:r>
+              <w:rPr>
+                <w:sz w:val="18"/>
+              </w:rPr>
               <w:t xml:space="preserve">Same</w:t>
             </w:r>
           </w:p>
@@ -3755,12 +4967,14 @@
           <w:p>
             <w:pPr>
               <w:pStyle w:val="Compact"/>
+              <w:spacing w:before="20" w:after="20"/>
               <w:jc w:val="left"/>
             </w:pPr>
             <w:r>
               <w:rPr>
                 <w:b/>
                 <w:color w:val="FFFFFF"/>
+                <w:sz w:val="18"/>
               </w:rPr>
               <w:t xml:space="preserve">Metric</w:t>
             </w:r>
@@ -3773,12 +4987,14 @@
           <w:p>
             <w:pPr>
               <w:pStyle w:val="Compact"/>
+              <w:spacing w:before="20" w:after="20"/>
               <w:jc w:val="left"/>
             </w:pPr>
             <w:r>
               <w:rPr>
                 <w:b/>
                 <w:color w:val="FFFFFF"/>
+                <w:sz w:val="18"/>
               </w:rPr>
               <w:t xml:space="preserve">Customer app (mid-range Android, 4G)</w:t>
             </w:r>
@@ -3791,12 +5007,14 @@
           <w:p>
             <w:pPr>
               <w:pStyle w:val="Compact"/>
+              <w:spacing w:before="20" w:after="20"/>
               <w:jc w:val="left"/>
             </w:pPr>
             <w:r>
               <w:rPr>
                 <w:b/>
                 <w:color w:val="FFFFFF"/>
+                <w:sz w:val="18"/>
               </w:rPr>
               <w:t xml:space="preserve">Staff console (office laptop)</w:t>
             </w:r>
@@ -3809,12 +5027,14 @@
           <w:p>
             <w:pPr>
               <w:pStyle w:val="Compact"/>
+              <w:spacing w:before="20" w:after="20"/>
               <w:jc w:val="left"/>
             </w:pPr>
             <w:r>
               <w:rPr>
                 <w:b/>
                 <w:color w:val="FFFFFF"/>
+                <w:sz w:val="18"/>
               </w:rPr>
               <w:t xml:space="preserve">Certificate check</w:t>
             </w:r>
@@ -3827,9 +5047,13 @@
           <w:p>
             <w:pPr>
               <w:pStyle w:val="Compact"/>
-              <w:jc w:val="left"/>
-            </w:pPr>
-            <w:r>
+              <w:spacing w:before="20" w:after="20"/>
+              <w:jc w:val="left"/>
+            </w:pPr>
+            <w:r>
+              <w:rPr>
+                <w:sz w:val="18"/>
+              </w:rPr>
               <w:t xml:space="preserve">Largest Contentful Paint (p75)</w:t>
             </w:r>
           </w:p>
@@ -3839,9 +5063,13 @@
           <w:p>
             <w:pPr>
               <w:pStyle w:val="Compact"/>
-              <w:jc w:val="left"/>
-            </w:pPr>
-            <w:r>
+              <w:spacing w:before="20" w:after="20"/>
+              <w:jc w:val="left"/>
+            </w:pPr>
+            <w:r>
+              <w:rPr>
+                <w:sz w:val="18"/>
+              </w:rPr>
               <w:t xml:space="preserve">≤ 2.0 s</w:t>
             </w:r>
           </w:p>
@@ -3851,9 +5079,13 @@
           <w:p>
             <w:pPr>
               <w:pStyle w:val="Compact"/>
-              <w:jc w:val="left"/>
-            </w:pPr>
-            <w:r>
+              <w:spacing w:before="20" w:after="20"/>
+              <w:jc w:val="left"/>
+            </w:pPr>
+            <w:r>
+              <w:rPr>
+                <w:sz w:val="18"/>
+              </w:rPr>
               <w:t xml:space="preserve">≤ 2.5 s</w:t>
             </w:r>
           </w:p>
@@ -3863,9 +5095,13 @@
           <w:p>
             <w:pPr>
               <w:pStyle w:val="Compact"/>
-              <w:jc w:val="left"/>
-            </w:pPr>
-            <w:r>
+              <w:spacing w:before="20" w:after="20"/>
+              <w:jc w:val="left"/>
+            </w:pPr>
+            <w:r>
+              <w:rPr>
+                <w:sz w:val="18"/>
+              </w:rPr>
               <w:t xml:space="preserve">≤ 1.5 s</w:t>
             </w:r>
           </w:p>
@@ -3877,9 +5113,13 @@
           <w:p>
             <w:pPr>
               <w:pStyle w:val="Compact"/>
-              <w:jc w:val="left"/>
-            </w:pPr>
-            <w:r>
+              <w:spacing w:before="20" w:after="20"/>
+              <w:jc w:val="left"/>
+            </w:pPr>
+            <w:r>
+              <w:rPr>
+                <w:sz w:val="18"/>
+              </w:rPr>
               <w:t xml:space="preserve">Interaction to Next Paint (p75)</w:t>
             </w:r>
           </w:p>
@@ -3889,9 +5129,13 @@
           <w:p>
             <w:pPr>
               <w:pStyle w:val="Compact"/>
-              <w:jc w:val="left"/>
-            </w:pPr>
-            <w:r>
+              <w:spacing w:before="20" w:after="20"/>
+              <w:jc w:val="left"/>
+            </w:pPr>
+            <w:r>
+              <w:rPr>
+                <w:sz w:val="18"/>
+              </w:rPr>
               <w:t xml:space="preserve">≤ 200 ms</w:t>
             </w:r>
           </w:p>
@@ -3901,9 +5145,13 @@
           <w:p>
             <w:pPr>
               <w:pStyle w:val="Compact"/>
-              <w:jc w:val="left"/>
-            </w:pPr>
-            <w:r>
+              <w:spacing w:before="20" w:after="20"/>
+              <w:jc w:val="left"/>
+            </w:pPr>
+            <w:r>
+              <w:rPr>
+                <w:sz w:val="18"/>
+              </w:rPr>
               <w:t xml:space="preserve">≤ 200 ms</w:t>
             </w:r>
           </w:p>
@@ -3913,9 +5161,13 @@
           <w:p>
             <w:pPr>
               <w:pStyle w:val="Compact"/>
-              <w:jc w:val="left"/>
-            </w:pPr>
-            <w:r>
+              <w:spacing w:before="20" w:after="20"/>
+              <w:jc w:val="left"/>
+            </w:pPr>
+            <w:r>
+              <w:rPr>
+                <w:sz w:val="18"/>
+              </w:rPr>
               <w:t xml:space="preserve">≤ 200 ms</w:t>
             </w:r>
           </w:p>
@@ -3927,9 +5179,13 @@
           <w:p>
             <w:pPr>
               <w:pStyle w:val="Compact"/>
-              <w:jc w:val="left"/>
-            </w:pPr>
-            <w:r>
+              <w:spacing w:before="20" w:after="20"/>
+              <w:jc w:val="left"/>
+            </w:pPr>
+            <w:r>
+              <w:rPr>
+                <w:sz w:val="18"/>
+              </w:rPr>
               <w:t xml:space="preserve">Cumulative Layout Shift</w:t>
             </w:r>
           </w:p>
@@ -3939,9 +5195,13 @@
           <w:p>
             <w:pPr>
               <w:pStyle w:val="Compact"/>
-              <w:jc w:val="left"/>
-            </w:pPr>
-            <w:r>
+              <w:spacing w:before="20" w:after="20"/>
+              <w:jc w:val="left"/>
+            </w:pPr>
+            <w:r>
+              <w:rPr>
+                <w:sz w:val="18"/>
+              </w:rPr>
               <w:t xml:space="preserve">≤ 0.05</w:t>
             </w:r>
           </w:p>
@@ -3951,9 +5211,13 @@
           <w:p>
             <w:pPr>
               <w:pStyle w:val="Compact"/>
-              <w:jc w:val="left"/>
-            </w:pPr>
-            <w:r>
+              <w:spacing w:before="20" w:after="20"/>
+              <w:jc w:val="left"/>
+            </w:pPr>
+            <w:r>
+              <w:rPr>
+                <w:sz w:val="18"/>
+              </w:rPr>
               <w:t xml:space="preserve">≤ 0.1</w:t>
             </w:r>
           </w:p>
@@ -3963,9 +5227,13 @@
           <w:p>
             <w:pPr>
               <w:pStyle w:val="Compact"/>
-              <w:jc w:val="left"/>
-            </w:pPr>
-            <w:r>
+              <w:spacing w:before="20" w:after="20"/>
+              <w:jc w:val="left"/>
+            </w:pPr>
+            <w:r>
+              <w:rPr>
+                <w:sz w:val="18"/>
+              </w:rPr>
               <w:t xml:space="preserve">≤ 0.05</w:t>
             </w:r>
           </w:p>
@@ -3977,9 +5245,13 @@
           <w:p>
             <w:pPr>
               <w:pStyle w:val="Compact"/>
-              <w:jc w:val="left"/>
-            </w:pPr>
-            <w:r>
+              <w:spacing w:before="20" w:after="20"/>
+              <w:jc w:val="left"/>
+            </w:pPr>
+            <w:r>
+              <w:rPr>
+                <w:sz w:val="18"/>
+              </w:rPr>
               <w:t xml:space="preserve">JS shipped (gzip)</w:t>
             </w:r>
           </w:p>
@@ -3989,9 +5261,13 @@
           <w:p>
             <w:pPr>
               <w:pStyle w:val="Compact"/>
-              <w:jc w:val="left"/>
-            </w:pPr>
-            <w:r>
+              <w:spacing w:before="20" w:after="20"/>
+              <w:jc w:val="left"/>
+            </w:pPr>
+            <w:r>
+              <w:rPr>
+                <w:sz w:val="18"/>
+              </w:rPr>
               <w:t xml:space="preserve">≤ 70 KB</w:t>
             </w:r>
           </w:p>
@@ -4001,9 +5277,13 @@
           <w:p>
             <w:pPr>
               <w:pStyle w:val="Compact"/>
-              <w:jc w:val="left"/>
-            </w:pPr>
-            <w:r>
+              <w:spacing w:before="20" w:after="20"/>
+              <w:jc w:val="left"/>
+            </w:pPr>
+            <w:r>
+              <w:rPr>
+                <w:sz w:val="18"/>
+              </w:rPr>
               <w:t xml:space="preserve">≤ 150 KB</w:t>
             </w:r>
           </w:p>
@@ -4013,9 +5293,13 @@
           <w:p>
             <w:pPr>
               <w:pStyle w:val="Compact"/>
-              <w:jc w:val="left"/>
-            </w:pPr>
-            <w:r>
+              <w:spacing w:before="20" w:after="20"/>
+              <w:jc w:val="left"/>
+            </w:pPr>
+            <w:r>
+              <w:rPr>
+                <w:sz w:val="18"/>
+              </w:rPr>
               <w:t xml:space="preserve">≤ 20 KB</w:t>
             </w:r>
           </w:p>
@@ -4027,9 +5311,13 @@
           <w:p>
             <w:pPr>
               <w:pStyle w:val="Compact"/>
-              <w:jc w:val="left"/>
-            </w:pPr>
-            <w:r>
+              <w:spacing w:before="20" w:after="20"/>
+              <w:jc w:val="left"/>
+            </w:pPr>
+            <w:r>
+              <w:rPr>
+                <w:sz w:val="18"/>
+              </w:rPr>
               <w:t xml:space="preserve">CSS (gzip)</w:t>
             </w:r>
           </w:p>
@@ -4039,9 +5327,13 @@
           <w:p>
             <w:pPr>
               <w:pStyle w:val="Compact"/>
-              <w:jc w:val="left"/>
-            </w:pPr>
-            <w:r>
+              <w:spacing w:before="20" w:after="20"/>
+              <w:jc w:val="left"/>
+            </w:pPr>
+            <w:r>
+              <w:rPr>
+                <w:sz w:val="18"/>
+              </w:rPr>
               <w:t xml:space="preserve">≤ 20 KB</w:t>
             </w:r>
           </w:p>
@@ -4051,9 +5343,13 @@
           <w:p>
             <w:pPr>
               <w:pStyle w:val="Compact"/>
-              <w:jc w:val="left"/>
-            </w:pPr>
-            <w:r>
+              <w:spacing w:before="20" w:after="20"/>
+              <w:jc w:val="left"/>
+            </w:pPr>
+            <w:r>
+              <w:rPr>
+                <w:sz w:val="18"/>
+              </w:rPr>
               <w:t xml:space="preserve">≤ 30 KB</w:t>
             </w:r>
           </w:p>
@@ -4063,9 +5359,13 @@
           <w:p>
             <w:pPr>
               <w:pStyle w:val="Compact"/>
-              <w:jc w:val="left"/>
-            </w:pPr>
-            <w:r>
+              <w:spacing w:before="20" w:after="20"/>
+              <w:jc w:val="left"/>
+            </w:pPr>
+            <w:r>
+              <w:rPr>
+                <w:sz w:val="18"/>
+              </w:rPr>
               <w:t xml:space="preserve">≤ 10 KB</w:t>
             </w:r>
           </w:p>
@@ -4073,13 +5373,19 @@
       </w:tr>
       <w:tr>
         <w:tc>
-          <w:tcPr/>
-          <w:p>
-            <w:pPr>
-              <w:pStyle w:val="Compact"/>
-              <w:jc w:val="left"/>
-            </w:pPr>
-            <w:r>
+          <w:tcPr>
+            <w:noWrap/>
+          </w:tcPr>
+          <w:p>
+            <w:pPr>
+              <w:pStyle w:val="Compact"/>
+              <w:spacing w:before="20" w:after="20"/>
+              <w:jc w:val="left"/>
+            </w:pPr>
+            <w:r>
+              <w:rPr>
+                <w:sz w:val="18"/>
+              </w:rPr>
               <w:t xml:space="preserve">Fonts</w:t>
             </w:r>
           </w:p>
@@ -4089,21 +5395,32 @@
           <w:p>
             <w:pPr>
               <w:pStyle w:val="Compact"/>
-              <w:jc w:val="left"/>
-            </w:pPr>
-            <w:r>
+              <w:spacing w:before="20" w:after="20"/>
+              <w:jc w:val="left"/>
+            </w:pPr>
+            <w:r>
+              <w:rPr>
+                <w:sz w:val="18"/>
+              </w:rPr>
               <w:t xml:space="preserve">≤ 2 files,</w:t>
             </w:r>
             <w:r>
+              <w:rPr>
+                <w:sz w:val="18"/>
+              </w:rPr>
               <w:t xml:space="preserve"> </w:t>
             </w:r>
             <w:r>
               <w:rPr>
                 <w:rStyle w:val="VerbatimChar"/>
+                <w:sz w:val="18"/>
               </w:rPr>
               <w:t xml:space="preserve">font-display: swap</w:t>
             </w:r>
             <w:r>
+              <w:rPr>
+                <w:sz w:val="18"/>
+              </w:rPr>
               <w:t xml:space="preserve">, Vietnamese subset</w:t>
             </w:r>
           </w:p>
@@ -4113,9 +5430,13 @@
           <w:p>
             <w:pPr>
               <w:pStyle w:val="Compact"/>
-              <w:jc w:val="left"/>
-            </w:pPr>
-            <w:r>
+              <w:spacing w:before="20" w:after="20"/>
+              <w:jc w:val="left"/>
+            </w:pPr>
+            <w:r>
+              <w:rPr>
+                <w:sz w:val="18"/>
+              </w:rPr>
               <w:t xml:space="preserve">same</w:t>
             </w:r>
           </w:p>
@@ -4125,9 +5446,13 @@
           <w:p>
             <w:pPr>
               <w:pStyle w:val="Compact"/>
-              <w:jc w:val="left"/>
-            </w:pPr>
-            <w:r>
+              <w:spacing w:before="20" w:after="20"/>
+              <w:jc w:val="left"/>
+            </w:pPr>
+            <w:r>
+              <w:rPr>
+                <w:sz w:val="18"/>
+              </w:rPr>
               <w:t xml:space="preserve">System fonts only</w:t>
             </w:r>
           </w:p>
@@ -4139,9 +5464,13 @@
           <w:p>
             <w:pPr>
               <w:pStyle w:val="Compact"/>
-              <w:jc w:val="left"/>
-            </w:pPr>
-            <w:r>
+              <w:spacing w:before="20" w:after="20"/>
+              <w:jc w:val="left"/>
+            </w:pPr>
+            <w:r>
+              <w:rPr>
+                <w:sz w:val="18"/>
+              </w:rPr>
               <w:t xml:space="preserve">API p95 (server)</w:t>
             </w:r>
           </w:p>
@@ -4151,9 +5480,13 @@
           <w:p>
             <w:pPr>
               <w:pStyle w:val="Compact"/>
-              <w:jc w:val="left"/>
-            </w:pPr>
-            <w:r>
+              <w:spacing w:before="20" w:after="20"/>
+              <w:jc w:val="left"/>
+            </w:pPr>
+            <w:r>
+              <w:rPr>
+                <w:sz w:val="18"/>
+              </w:rPr>
               <w:t xml:space="preserve">Quote ≤ 300 ms, order ≤ 1.5 s (wallet + issuance)</w:t>
             </w:r>
           </w:p>
@@ -4163,9 +5496,13 @@
           <w:p>
             <w:pPr>
               <w:pStyle w:val="Compact"/>
-              <w:jc w:val="left"/>
-            </w:pPr>
-            <w:r>
+              <w:spacing w:before="20" w:after="20"/>
+              <w:jc w:val="left"/>
+            </w:pPr>
+            <w:r>
+              <w:rPr>
+                <w:sz w:val="18"/>
+              </w:rPr>
               <w:t xml:space="preserve">Lists ≤ 400 ms, Customer 360 ≤ 600 ms</w:t>
             </w:r>
           </w:p>
@@ -4175,9 +5512,13 @@
           <w:p>
             <w:pPr>
               <w:pStyle w:val="Compact"/>
-              <w:jc w:val="left"/>
-            </w:pPr>
-            <w:r>
+              <w:spacing w:before="20" w:after="20"/>
+              <w:jc w:val="left"/>
+            </w:pPr>
+            <w:r>
+              <w:rPr>
+                <w:sz w:val="18"/>
+              </w:rPr>
               <w:t xml:space="preserve">≤ 150 ms</w:t>
             </w:r>
           </w:p>
@@ -4189,9 +5530,13 @@
           <w:p>
             <w:pPr>
               <w:pStyle w:val="Compact"/>
-              <w:jc w:val="left"/>
-            </w:pPr>
-            <w:r>
+              <w:spacing w:before="20" w:after="20"/>
+              <w:jc w:val="left"/>
+            </w:pPr>
+            <w:r>
+              <w:rPr>
+                <w:sz w:val="18"/>
+              </w:rPr>
               <w:t xml:space="preserve">Taps to renew</w:t>
             </w:r>
           </w:p>
@@ -4201,9 +5546,13 @@
           <w:p>
             <w:pPr>
               <w:pStyle w:val="Compact"/>
-              <w:jc w:val="left"/>
-            </w:pPr>
-            <w:r>
+              <w:spacing w:before="20" w:after="20"/>
+              <w:jc w:val="left"/>
+            </w:pPr>
+            <w:r>
+              <w:rPr>
+                <w:sz w:val="18"/>
+              </w:rPr>
               <w:t xml:space="preserve">≤ 3</w:t>
             </w:r>
           </w:p>
@@ -4213,9 +5562,13 @@
           <w:p>
             <w:pPr>
               <w:pStyle w:val="Compact"/>
-              <w:jc w:val="left"/>
-            </w:pPr>
-            <w:r>
+              <w:spacing w:before="20" w:after="20"/>
+              <w:jc w:val="left"/>
+            </w:pPr>
+            <w:r>
+              <w:rPr>
+                <w:sz w:val="18"/>
+              </w:rPr>
               <w:t xml:space="preserve">—</w:t>
             </w:r>
           </w:p>
@@ -4225,9 +5578,13 @@
           <w:p>
             <w:pPr>
               <w:pStyle w:val="Compact"/>
-              <w:jc w:val="left"/>
-            </w:pPr>
-            <w:r>
+              <w:spacing w:before="20" w:after="20"/>
+              <w:jc w:val="left"/>
+            </w:pPr>
+            <w:r>
+              <w:rPr>
+                <w:sz w:val="18"/>
+              </w:rPr>
               <w:t xml:space="preserve">—</w:t>
             </w:r>
           </w:p>
@@ -4336,12 +5693,14 @@
           <w:p>
             <w:pPr>
               <w:pStyle w:val="Compact"/>
+              <w:spacing w:before="20" w:after="20"/>
               <w:jc w:val="left"/>
             </w:pPr>
             <w:r>
               <w:rPr>
                 <w:b/>
                 <w:color w:val="FFFFFF"/>
+                <w:sz w:val="18"/>
               </w:rPr>
               <w:t xml:space="preserve">Aspect</w:t>
             </w:r>
@@ -4354,12 +5713,14 @@
           <w:p>
             <w:pPr>
               <w:pStyle w:val="Compact"/>
+              <w:spacing w:before="20" w:after="20"/>
               <w:jc w:val="left"/>
             </w:pPr>
             <w:r>
               <w:rPr>
                 <w:b/>
                 <w:color w:val="FFFFFF"/>
+                <w:sz w:val="18"/>
               </w:rPr>
               <w:t xml:space="preserve">Standard</w:t>
             </w:r>
@@ -4368,13 +5729,19 @@
       </w:tr>
       <w:tr>
         <w:tc>
-          <w:tcPr/>
-          <w:p>
-            <w:pPr>
-              <w:pStyle w:val="Compact"/>
-              <w:jc w:val="left"/>
-            </w:pPr>
-            <w:r>
+          <w:tcPr>
+            <w:noWrap/>
+          </w:tcPr>
+          <w:p>
+            <w:pPr>
+              <w:pStyle w:val="Compact"/>
+              <w:spacing w:before="20" w:after="20"/>
+              <w:jc w:val="left"/>
+            </w:pPr>
+            <w:r>
+              <w:rPr>
+                <w:sz w:val="18"/>
+              </w:rPr>
               <w:t xml:space="preserve">Languages</w:t>
             </w:r>
           </w:p>
@@ -4384,30 +5751,45 @@
           <w:p>
             <w:pPr>
               <w:pStyle w:val="Compact"/>
+              <w:spacing w:before="20" w:after="20"/>
               <w:jc w:val="left"/>
             </w:pPr>
             <w:r>
               <w:rPr>
                 <w:rStyle w:val="VerbatimChar"/>
+                <w:sz w:val="18"/>
               </w:rPr>
               <w:t xml:space="preserve">vi</w:t>
             </w:r>
             <w:r>
-              <w:t xml:space="preserve"> </w:t>
-            </w:r>
-            <w:r>
+              <w:rPr>
+                <w:sz w:val="18"/>
+              </w:rPr>
+              <w:t xml:space="preserve"> </w:t>
+            </w:r>
+            <w:r>
+              <w:rPr>
+                <w:sz w:val="18"/>
+              </w:rPr>
               <w:t xml:space="preserve">(default) and</w:t>
             </w:r>
             <w:r>
+              <w:rPr>
+                <w:sz w:val="18"/>
+              </w:rPr>
               <w:t xml:space="preserve"> </w:t>
             </w:r>
             <w:r>
               <w:rPr>
                 <w:rStyle w:val="VerbatimChar"/>
+                <w:sz w:val="18"/>
               </w:rPr>
               <w:t xml:space="preserve">en</w:t>
             </w:r>
             <w:r>
+              <w:rPr>
+                <w:sz w:val="18"/>
+              </w:rPr>
               <w:t xml:space="preserve">. The staff console toggle (VI/EN) is stored per browser. The customer app is Vietnamese, with English only where VETC enables it.</w:t>
             </w:r>
           </w:p>
@@ -4419,9 +5801,13 @@
           <w:p>
             <w:pPr>
               <w:pStyle w:val="Compact"/>
-              <w:jc w:val="left"/>
-            </w:pPr>
-            <w:r>
+              <w:spacing w:before="20" w:after="20"/>
+              <w:jc w:val="left"/>
+            </w:pPr>
+            <w:r>
+              <w:rPr>
+                <w:sz w:val="18"/>
+              </w:rPr>
               <w:t xml:space="preserve">String management</w:t>
             </w:r>
           </w:p>
@@ -4431,85 +5817,134 @@
           <w:p>
             <w:pPr>
               <w:pStyle w:val="Compact"/>
-              <w:jc w:val="left"/>
-            </w:pPr>
-            <w:r>
+              <w:spacing w:before="20" w:after="20"/>
+              <w:jc w:val="left"/>
+            </w:pPr>
+            <w:r>
+              <w:rPr>
+                <w:sz w:val="18"/>
+              </w:rPr>
               <w:t xml:space="preserve">All UI strings in the catalogue (</w:t>
             </w:r>
             <w:r>
               <w:rPr>
                 <w:rStyle w:val="VerbatimChar"/>
+                <w:sz w:val="18"/>
               </w:rPr>
               <w:t xml:space="preserve">public/js/shared/i18n.js</w:t>
             </w:r>
             <w:r>
+              <w:rPr>
+                <w:sz w:val="18"/>
+              </w:rPr>
               <w:t xml:space="preserve">), keyed, with no concatenated sentences. Customer message templates and voice lines are</w:t>
             </w:r>
             <w:r>
+              <w:rPr>
+                <w:sz w:val="18"/>
+              </w:rPr>
               <w:t xml:space="preserve"> </w:t>
             </w:r>
             <w:r>
               <w:rPr>
                 <w:bCs/>
                 <w:b/>
+                <w:sz w:val="18"/>
               </w:rPr>
               <w:t xml:space="preserve">rule content</w:t>
             </w:r>
             <w:r>
-              <w:t xml:space="preserve"> </w:t>
-            </w:r>
-            <w:r>
+              <w:rPr>
+                <w:sz w:val="18"/>
+              </w:rPr>
+              <w:t xml:space="preserve"> </w:t>
+            </w:r>
+            <w:r>
+              <w:rPr>
+                <w:sz w:val="18"/>
+              </w:rPr>
               <w:t xml:space="preserve">(</w:t>
             </w:r>
             <w:r>
               <w:rPr>
                 <w:rStyle w:val="VerbatimChar"/>
+                <w:sz w:val="18"/>
               </w:rPr>
               <w:t xml:space="preserve">content.messages</w:t>
             </w:r>
             <w:r>
+              <w:rPr>
+                <w:sz w:val="18"/>
+              </w:rPr>
               <w:t xml:space="preserve">,</w:t>
             </w:r>
             <w:r>
+              <w:rPr>
+                <w:sz w:val="18"/>
+              </w:rPr>
               <w:t xml:space="preserve"> </w:t>
             </w:r>
             <w:r>
               <w:rPr>
                 <w:rStyle w:val="VerbatimChar"/>
+                <w:sz w:val="18"/>
               </w:rPr>
               <w:t xml:space="preserve">content.voicebot</w:t>
             </w:r>
             <w:r>
+              <w:rPr>
+                <w:sz w:val="18"/>
+              </w:rPr>
               <w:t xml:space="preserve">) with</w:t>
             </w:r>
             <w:r>
+              <w:rPr>
+                <w:sz w:val="18"/>
+              </w:rPr>
               <w:t xml:space="preserve"> </w:t>
             </w:r>
             <w:r>
               <w:rPr>
                 <w:rStyle w:val="VerbatimChar"/>
+                <w:sz w:val="18"/>
               </w:rPr>
               <w:t xml:space="preserve">vi</w:t>
             </w:r>
             <w:r>
-              <w:t xml:space="preserve"> </w:t>
-            </w:r>
-            <w:r>
+              <w:rPr>
+                <w:sz w:val="18"/>
+              </w:rPr>
+              <w:t xml:space="preserve"> </w:t>
+            </w:r>
+            <w:r>
+              <w:rPr>
+                <w:sz w:val="18"/>
+              </w:rPr>
               <w:t xml:space="preserve">and</w:t>
             </w:r>
             <w:r>
+              <w:rPr>
+                <w:sz w:val="18"/>
+              </w:rPr>
               <w:t xml:space="preserve"> </w:t>
             </w:r>
             <w:r>
               <w:rPr>
                 <w:rStyle w:val="VerbatimChar"/>
+                <w:sz w:val="18"/>
               </w:rPr>
               <w:t xml:space="preserve">en</w:t>
             </w:r>
             <w:r>
-              <w:t xml:space="preserve"> </w:t>
-            </w:r>
-            <w:r>
+              <w:rPr>
+                <w:sz w:val="18"/>
+              </w:rPr>
+              <w:t xml:space="preserve"> </w:t>
+            </w:r>
+            <w:r>
+              <w:rPr>
+                <w:sz w:val="18"/>
+              </w:rPr>
               <w:t xml:space="preserve">variants, governed by maker-checker.</w:t>
             </w:r>
           </w:p>
@@ -4521,9 +5956,13 @@
           <w:p>
             <w:pPr>
               <w:pStyle w:val="Compact"/>
-              <w:jc w:val="left"/>
-            </w:pPr>
-            <w:r>
+              <w:spacing w:before="20" w:after="20"/>
+              <w:jc w:val="left"/>
+            </w:pPr>
+            <w:r>
+              <w:rPr>
+                <w:sz w:val="18"/>
+              </w:rPr>
               <w:t xml:space="preserve">Data values</w:t>
             </w:r>
           </w:p>
@@ -4533,72 +5972,109 @@
           <w:p>
             <w:pPr>
               <w:pStyle w:val="Compact"/>
-              <w:jc w:val="left"/>
-            </w:pPr>
-            <w:r>
+              <w:spacing w:before="20" w:after="20"/>
+              <w:jc w:val="left"/>
+            </w:pPr>
+            <w:r>
+              <w:rPr>
+                <w:sz w:val="18"/>
+              </w:rPr>
               <w:t xml:space="preserve">Not translated (plates, IDs, rule IDs). Product names use</w:t>
             </w:r>
             <w:r>
+              <w:rPr>
+                <w:sz w:val="18"/>
+              </w:rPr>
               <w:t xml:space="preserve"> </w:t>
             </w:r>
             <w:r>
               <w:rPr>
                 <w:rStyle w:val="VerbatimChar"/>
+                <w:sz w:val="18"/>
               </w:rPr>
               <w:t xml:space="preserve">name</w:t>
             </w:r>
             <w:r>
+              <w:rPr>
+                <w:sz w:val="18"/>
+              </w:rPr>
               <w:t xml:space="preserve">/</w:t>
             </w:r>
             <w:r>
               <w:rPr>
                 <w:rStyle w:val="VerbatimChar"/>
+                <w:sz w:val="18"/>
               </w:rPr>
               <w:t xml:space="preserve">nameVi</w:t>
             </w:r>
             <w:r>
+              <w:rPr>
+                <w:sz w:val="18"/>
+              </w:rPr>
               <w:t xml:space="preserve">. Tariff categories use</w:t>
             </w:r>
             <w:r>
+              <w:rPr>
+                <w:sz w:val="18"/>
+              </w:rPr>
               <w:t xml:space="preserve"> </w:t>
             </w:r>
             <w:r>
               <w:rPr>
                 <w:rStyle w:val="VerbatimChar"/>
+                <w:sz w:val="18"/>
               </w:rPr>
               <w:t xml:space="preserve">label</w:t>
             </w:r>
             <w:r>
+              <w:rPr>
+                <w:sz w:val="18"/>
+              </w:rPr>
               <w:t xml:space="preserve">/</w:t>
             </w:r>
             <w:r>
               <w:rPr>
                 <w:rStyle w:val="VerbatimChar"/>
+                <w:sz w:val="18"/>
               </w:rPr>
               <w:t xml:space="preserve">labelVi</w:t>
             </w:r>
             <w:r>
+              <w:rPr>
+                <w:sz w:val="18"/>
+              </w:rPr>
               <w:t xml:space="preserve">. Benefits use</w:t>
             </w:r>
             <w:r>
+              <w:rPr>
+                <w:sz w:val="18"/>
+              </w:rPr>
               <w:t xml:space="preserve"> </w:t>
             </w:r>
             <w:r>
               <w:rPr>
                 <w:rStyle w:val="VerbatimChar"/>
+                <w:sz w:val="18"/>
               </w:rPr>
               <w:t xml:space="preserve">title</w:t>
             </w:r>
             <w:r>
+              <w:rPr>
+                <w:sz w:val="18"/>
+              </w:rPr>
               <w:t xml:space="preserve">/</w:t>
             </w:r>
             <w:r>
               <w:rPr>
                 <w:rStyle w:val="VerbatimChar"/>
+                <w:sz w:val="18"/>
               </w:rPr>
               <w:t xml:space="preserve">titleVi</w:t>
             </w:r>
             <w:r>
+              <w:rPr>
+                <w:sz w:val="18"/>
+              </w:rPr>
               <w:t xml:space="preserve">.</w:t>
             </w:r>
           </w:p>
@@ -4606,13 +6082,19 @@
       </w:tr>
       <w:tr>
         <w:tc>
-          <w:tcPr/>
-          <w:p>
-            <w:pPr>
-              <w:pStyle w:val="Compact"/>
-              <w:jc w:val="left"/>
-            </w:pPr>
-            <w:r>
+          <w:tcPr>
+            <w:noWrap/>
+          </w:tcPr>
+          <w:p>
+            <w:pPr>
+              <w:pStyle w:val="Compact"/>
+              <w:spacing w:before="20" w:after="20"/>
+              <w:jc w:val="left"/>
+            </w:pPr>
+            <w:r>
+              <w:rPr>
+                <w:sz w:val="18"/>
+              </w:rPr>
               <w:t xml:space="preserve">Dates</w:t>
             </w:r>
           </w:p>
@@ -4622,60 +6104,95 @@
           <w:p>
             <w:pPr>
               <w:pStyle w:val="Compact"/>
-              <w:jc w:val="left"/>
-            </w:pPr>
-            <w:r>
+              <w:spacing w:before="20" w:after="20"/>
+              <w:jc w:val="left"/>
+            </w:pPr>
+            <w:r>
+              <w:rPr>
+                <w:sz w:val="18"/>
+              </w:rPr>
               <w:t xml:space="preserve">Display</w:t>
             </w:r>
             <w:r>
+              <w:rPr>
+                <w:sz w:val="18"/>
+              </w:rPr>
               <w:t xml:space="preserve"> </w:t>
             </w:r>
             <w:r>
               <w:rPr>
                 <w:rStyle w:val="VerbatimChar"/>
+                <w:sz w:val="18"/>
               </w:rPr>
               <w:t xml:space="preserve">dd/mm/yyyy</w:t>
             </w:r>
             <w:r>
+              <w:rPr>
+                <w:sz w:val="18"/>
+              </w:rPr>
               <w:t xml:space="preserve">. Store and transmit ISO</w:t>
             </w:r>
             <w:r>
+              <w:rPr>
+                <w:sz w:val="18"/>
+              </w:rPr>
               <w:t xml:space="preserve"> </w:t>
             </w:r>
             <w:r>
               <w:rPr>
                 <w:rStyle w:val="VerbatimChar"/>
+                <w:sz w:val="18"/>
               </w:rPr>
               <w:t xml:space="preserve">yyyy-mm-dd</w:t>
             </w:r>
             <w:r>
+              <w:rPr>
+                <w:sz w:val="18"/>
+              </w:rPr>
               <w:t xml:space="preserve">. The time zone is ICT (UTC+7, as</w:t>
             </w:r>
             <w:r>
+              <w:rPr>
+                <w:sz w:val="18"/>
+              </w:rPr>
               <w:t xml:space="preserve"> </w:t>
             </w:r>
             <w:r>
               <w:rPr>
                 <w:rStyle w:val="VerbatimChar"/>
+                <w:sz w:val="18"/>
               </w:rPr>
               <w:t xml:space="preserve">timezoneOffsetHours: 7</w:t>
             </w:r>
             <w:r>
-              <w:t xml:space="preserve"> </w:t>
-            </w:r>
-            <w:r>
+              <w:rPr>
+                <w:sz w:val="18"/>
+              </w:rPr>
+              <w:t xml:space="preserve"> </w:t>
+            </w:r>
+            <w:r>
+              <w:rPr>
+                <w:sz w:val="18"/>
+              </w:rPr>
               <w:t xml:space="preserve">in</w:t>
             </w:r>
             <w:r>
+              <w:rPr>
+                <w:sz w:val="18"/>
+              </w:rPr>
               <w:t xml:space="preserve"> </w:t>
             </w:r>
             <w:r>
               <w:rPr>
                 <w:rStyle w:val="VerbatimChar"/>
+                <w:sz w:val="18"/>
               </w:rPr>
               <w:t xml:space="preserve">contact_policy</w:t>
             </w:r>
             <w:r>
+              <w:rPr>
+                <w:sz w:val="18"/>
+              </w:rPr>
               <w:t xml:space="preserve">).</w:t>
             </w:r>
           </w:p>
@@ -4687,9 +6204,13 @@
           <w:p>
             <w:pPr>
               <w:pStyle w:val="Compact"/>
-              <w:jc w:val="left"/>
-            </w:pPr>
-            <w:r>
+              <w:spacing w:before="20" w:after="20"/>
+              <w:jc w:val="left"/>
+            </w:pPr>
+            <w:r>
+              <w:rPr>
+                <w:sz w:val="18"/>
+              </w:rPr>
               <w:t xml:space="preserve">Numbers and currency</w:t>
             </w:r>
           </w:p>
@@ -4699,42 +6220,64 @@
           <w:p>
             <w:pPr>
               <w:pStyle w:val="Compact"/>
+              <w:spacing w:before="20" w:after="20"/>
               <w:jc w:val="left"/>
             </w:pPr>
             <w:r>
               <w:rPr>
                 <w:rStyle w:val="VerbatimChar"/>
+                <w:sz w:val="18"/>
               </w:rPr>
               <w:t xml:space="preserve">Intl.NumberFormat('vi-VN')</w:t>
             </w:r>
             <w:r>
-              <w:t xml:space="preserve"> </w:t>
-            </w:r>
-            <w:r>
+              <w:rPr>
+                <w:sz w:val="18"/>
+              </w:rPr>
+              <w:t xml:space="preserve"> </w:t>
+            </w:r>
+            <w:r>
+              <w:rPr>
+                <w:sz w:val="18"/>
+              </w:rPr>
               <w:t xml:space="preserve">gives</w:t>
             </w:r>
             <w:r>
+              <w:rPr>
+                <w:sz w:val="18"/>
+              </w:rPr>
               <w:t xml:space="preserve"> </w:t>
             </w:r>
             <w:r>
               <w:rPr>
                 <w:rStyle w:val="VerbatimChar"/>
+                <w:sz w:val="18"/>
               </w:rPr>
               <w:t xml:space="preserve">480.700 ₫</w:t>
             </w:r>
             <w:r>
+              <w:rPr>
+                <w:sz w:val="18"/>
+              </w:rPr>
               <w:t xml:space="preserve">. Voice uses "đồng". English view:</w:t>
             </w:r>
             <w:r>
+              <w:rPr>
+                <w:sz w:val="18"/>
+              </w:rPr>
               <w:t xml:space="preserve"> </w:t>
             </w:r>
             <w:r>
               <w:rPr>
                 <w:rStyle w:val="VerbatimChar"/>
+                <w:sz w:val="18"/>
               </w:rPr>
               <w:t xml:space="preserve">480,700 VND</w:t>
             </w:r>
             <w:r>
+              <w:rPr>
+                <w:sz w:val="18"/>
+              </w:rPr>
               <w:t xml:space="preserve">.</w:t>
             </w:r>
           </w:p>
@@ -4742,13 +6285,19 @@
       </w:tr>
       <w:tr>
         <w:tc>
-          <w:tcPr/>
-          <w:p>
-            <w:pPr>
-              <w:pStyle w:val="Compact"/>
-              <w:jc w:val="left"/>
-            </w:pPr>
-            <w:r>
+          <w:tcPr>
+            <w:noWrap/>
+          </w:tcPr>
+          <w:p>
+            <w:pPr>
+              <w:pStyle w:val="Compact"/>
+              <w:spacing w:before="20" w:after="20"/>
+              <w:jc w:val="left"/>
+            </w:pPr>
+            <w:r>
+              <w:rPr>
+                <w:sz w:val="18"/>
+              </w:rPr>
               <w:t xml:space="preserve">Names</w:t>
             </w:r>
           </w:p>
@@ -4758,9 +6307,13 @@
           <w:p>
             <w:pPr>
               <w:pStyle w:val="Compact"/>
-              <w:jc w:val="left"/>
-            </w:pPr>
-            <w:r>
+              <w:spacing w:before="20" w:after="20"/>
+              <w:jc w:val="left"/>
+            </w:pPr>
+            <w:r>
+              <w:rPr>
+                <w:sz w:val="18"/>
+              </w:rPr>
               <w:t xml:space="preserve">Vietnamese full names in one field (family name first). Masking keeps the given name last ("N. V. An").</w:t>
             </w:r>
           </w:p>
@@ -4772,9 +6325,13 @@
           <w:p>
             <w:pPr>
               <w:pStyle w:val="Compact"/>
-              <w:jc w:val="left"/>
-            </w:pPr>
-            <w:r>
+              <w:spacing w:before="20" w:after="20"/>
+              <w:jc w:val="left"/>
+            </w:pPr>
+            <w:r>
+              <w:rPr>
+                <w:sz w:val="18"/>
+              </w:rPr>
               <w:t xml:space="preserve">Plates and phones</w:t>
             </w:r>
           </w:p>
@@ -4784,45 +6341,70 @@
           <w:p>
             <w:pPr>
               <w:pStyle w:val="Compact"/>
-              <w:jc w:val="left"/>
-            </w:pPr>
-            <w:r>
+              <w:spacing w:before="20" w:after="20"/>
+              <w:jc w:val="left"/>
+            </w:pPr>
+            <w:r>
+              <w:rPr>
+                <w:sz w:val="18"/>
+              </w:rPr>
               <w:t xml:space="preserve">Normalised server-side (</w:t>
             </w:r>
             <w:r>
               <w:rPr>
                 <w:rStyle w:val="VerbatimChar"/>
+                <w:sz w:val="18"/>
               </w:rPr>
               <w:t xml:space="preserve">src/domain/identity.js</w:t>
             </w:r>
             <w:r>
+              <w:rPr>
+                <w:sz w:val="18"/>
+              </w:rPr>
               <w:t xml:space="preserve">). Display formats are</w:t>
             </w:r>
             <w:r>
+              <w:rPr>
+                <w:sz w:val="18"/>
+              </w:rPr>
               <w:t xml:space="preserve"> </w:t>
             </w:r>
             <w:r>
               <w:rPr>
                 <w:rStyle w:val="VerbatimChar"/>
+                <w:sz w:val="18"/>
               </w:rPr>
               <w:t xml:space="preserve">30A-123.45</w:t>
             </w:r>
             <w:r>
-              <w:t xml:space="preserve"> </w:t>
-            </w:r>
-            <w:r>
+              <w:rPr>
+                <w:sz w:val="18"/>
+              </w:rPr>
+              <w:t xml:space="preserve"> </w:t>
+            </w:r>
+            <w:r>
+              <w:rPr>
+                <w:sz w:val="18"/>
+              </w:rPr>
               <w:t xml:space="preserve">and</w:t>
             </w:r>
             <w:r>
+              <w:rPr>
+                <w:sz w:val="18"/>
+              </w:rPr>
               <w:t xml:space="preserve"> </w:t>
             </w:r>
             <w:r>
               <w:rPr>
                 <w:rStyle w:val="VerbatimChar"/>
+                <w:sz w:val="18"/>
               </w:rPr>
               <w:t xml:space="preserve">0912***678</w:t>
             </w:r>
             <w:r>
+              <w:rPr>
+                <w:sz w:val="18"/>
+              </w:rPr>
               <w:t xml:space="preserve">.</w:t>
             </w:r>
           </w:p>
@@ -4830,13 +6412,19 @@
       </w:tr>
       <w:tr>
         <w:tc>
-          <w:tcPr/>
-          <w:p>
-            <w:pPr>
-              <w:pStyle w:val="Compact"/>
-              <w:jc w:val="left"/>
-            </w:pPr>
-            <w:r>
+          <w:tcPr>
+            <w:noWrap/>
+          </w:tcPr>
+          <w:p>
+            <w:pPr>
+              <w:pStyle w:val="Compact"/>
+              <w:spacing w:before="20" w:after="20"/>
+              <w:jc w:val="left"/>
+            </w:pPr>
+            <w:r>
+              <w:rPr>
+                <w:sz w:val="18"/>
+              </w:rPr>
               <w:t xml:space="preserve">Diacritics</w:t>
             </w:r>
           </w:p>
@@ -4846,18 +6434,26 @@
           <w:p>
             <w:pPr>
               <w:pStyle w:val="Compact"/>
-              <w:jc w:val="left"/>
-            </w:pPr>
-            <w:r>
+              <w:spacing w:before="20" w:after="20"/>
+              <w:jc w:val="left"/>
+            </w:pPr>
+            <w:r>
+              <w:rPr>
+                <w:sz w:val="18"/>
+              </w:rPr>
               <w:t xml:space="preserve">Search and voice intent matching ignore diacritics (</w:t>
             </w:r>
             <w:r>
               <w:rPr>
                 <w:rStyle w:val="VerbatimChar"/>
+                <w:sz w:val="18"/>
               </w:rPr>
               <w:t xml:space="preserve">stripDiacritics</w:t>
             </w:r>
             <w:r>
+              <w:rPr>
+                <w:sz w:val="18"/>
+              </w:rPr>
               <w:t xml:space="preserve">), so "gia han" matches "gia hạn".</w:t>
             </w:r>
           </w:p>
@@ -4869,9 +6465,13 @@
           <w:p>
             <w:pPr>
               <w:pStyle w:val="Compact"/>
-              <w:jc w:val="left"/>
-            </w:pPr>
-            <w:r>
+              <w:spacing w:before="20" w:after="20"/>
+              <w:jc w:val="left"/>
+            </w:pPr>
+            <w:r>
+              <w:rPr>
+                <w:sz w:val="18"/>
+              </w:rPr>
               <w:t xml:space="preserve">Text expansion</w:t>
             </w:r>
           </w:p>
@@ -4881,9 +6481,13 @@
           <w:p>
             <w:pPr>
               <w:pStyle w:val="Compact"/>
-              <w:jc w:val="left"/>
-            </w:pPr>
-            <w:r>
+              <w:spacing w:before="20" w:after="20"/>
+              <w:jc w:val="left"/>
+            </w:pPr>
+            <w:r>
+              <w:rPr>
+                <w:sz w:val="18"/>
+              </w:rPr>
               <w:t xml:space="preserve">Allow 30 % growth for English. No truncation of labels in buttons or navigation.</w:t>
             </w:r>
           </w:p>
@@ -4891,13 +6495,19 @@
       </w:tr>
       <w:tr>
         <w:tc>
-          <w:tcPr/>
-          <w:p>
-            <w:pPr>
-              <w:pStyle w:val="Compact"/>
-              <w:jc w:val="left"/>
-            </w:pPr>
-            <w:r>
+          <w:tcPr>
+            <w:noWrap/>
+          </w:tcPr>
+          <w:p>
+            <w:pPr>
+              <w:pStyle w:val="Compact"/>
+              <w:spacing w:before="20" w:after="20"/>
+              <w:jc w:val="left"/>
+            </w:pPr>
+            <w:r>
+              <w:rPr>
+                <w:sz w:val="18"/>
+              </w:rPr>
               <w:t xml:space="preserve">Sorting</w:t>
             </w:r>
           </w:p>
@@ -4907,18 +6517,26 @@
           <w:p>
             <w:pPr>
               <w:pStyle w:val="Compact"/>
-              <w:jc w:val="left"/>
-            </w:pPr>
-            <w:r>
+              <w:spacing w:before="20" w:after="20"/>
+              <w:jc w:val="left"/>
+            </w:pPr>
+            <w:r>
+              <w:rPr>
+                <w:sz w:val="18"/>
+              </w:rPr>
               <w:t xml:space="preserve">Vietnamese collation (</w:t>
             </w:r>
             <w:r>
               <w:rPr>
                 <w:rStyle w:val="VerbatimChar"/>
+                <w:sz w:val="18"/>
               </w:rPr>
               <w:t xml:space="preserve">Intl.Collator('vi')</w:t>
             </w:r>
             <w:r>
+              <w:rPr>
+                <w:sz w:val="18"/>
+              </w:rPr>
               <w:t xml:space="preserve">) for name lists.</w:t>
             </w:r>
           </w:p>
@@ -4966,12 +6584,14 @@
           <w:p>
             <w:pPr>
               <w:pStyle w:val="Compact"/>
+              <w:spacing w:before="20" w:after="20"/>
               <w:jc w:val="left"/>
             </w:pPr>
             <w:r>
               <w:rPr>
                 <w:b/>
                 <w:color w:val="FFFFFF"/>
+                <w:sz w:val="18"/>
               </w:rPr>
               <w:t xml:space="preserve">Mechanism</w:t>
             </w:r>
@@ -4984,12 +6604,14 @@
           <w:p>
             <w:pPr>
               <w:pStyle w:val="Compact"/>
+              <w:spacing w:before="20" w:after="20"/>
               <w:jc w:val="left"/>
             </w:pPr>
             <w:r>
               <w:rPr>
                 <w:b/>
                 <w:color w:val="FFFFFF"/>
+                <w:sz w:val="18"/>
               </w:rPr>
               <w:t xml:space="preserve">Behaviour</w:t>
             </w:r>
@@ -5002,12 +6624,14 @@
           <w:p>
             <w:pPr>
               <w:pStyle w:val="Compact"/>
+              <w:spacing w:before="20" w:after="20"/>
               <w:jc w:val="left"/>
             </w:pPr>
             <w:r>
               <w:rPr>
                 <w:b/>
                 <w:color w:val="FFFFFF"/>
+                <w:sz w:val="18"/>
               </w:rPr>
               <w:t xml:space="preserve">Source</w:t>
             </w:r>
@@ -5020,12 +6644,14 @@
           <w:p>
             <w:pPr>
               <w:pStyle w:val="Compact"/>
+              <w:spacing w:before="20" w:after="20"/>
               <w:jc w:val="left"/>
             </w:pPr>
             <w:r>
               <w:rPr>
                 <w:bCs/>
                 <w:b/>
+                <w:sz w:val="18"/>
               </w:rPr>
               <w:t xml:space="preserve">Role-based navigation</w:t>
             </w:r>
@@ -5036,9 +6662,13 @@
           <w:p>
             <w:pPr>
               <w:pStyle w:val="Compact"/>
-              <w:jc w:val="left"/>
-            </w:pPr>
-            <w:r>
+              <w:spacing w:before="20" w:after="20"/>
+              <w:jc w:val="left"/>
+            </w:pPr>
+            <w:r>
+              <w:rPr>
+                <w:sz w:val="18"/>
+              </w:rPr>
               <w:t xml:space="preserve">Only pages the user's permissions allow are shown. The server enforces permissions on every API call regardless of what the UI shows.</w:t>
             </w:r>
           </w:p>
@@ -5048,38 +6678,57 @@
           <w:p>
             <w:pPr>
               <w:pStyle w:val="Compact"/>
+              <w:spacing w:before="20" w:after="20"/>
               <w:jc w:val="left"/>
             </w:pPr>
             <w:r>
               <w:rPr>
                 <w:rStyle w:val="VerbatimChar"/>
+                <w:sz w:val="18"/>
               </w:rPr>
               <w:t xml:space="preserve">GET /api/auth/me</w:t>
             </w:r>
             <w:r>
-              <w:t xml:space="preserve"> </w:t>
-            </w:r>
-            <w:r>
+              <w:rPr>
+                <w:sz w:val="18"/>
+              </w:rPr>
+              <w:t xml:space="preserve"> </w:t>
+            </w:r>
+            <w:r>
+              <w:rPr>
+                <w:sz w:val="18"/>
+              </w:rPr>
               <w:t xml:space="preserve">→</w:t>
             </w:r>
             <w:r>
+              <w:rPr>
+                <w:sz w:val="18"/>
+              </w:rPr>
               <w:t xml:space="preserve"> </w:t>
             </w:r>
             <w:r>
               <w:rPr>
                 <w:rStyle w:val="VerbatimChar"/>
+                <w:sz w:val="18"/>
               </w:rPr>
               <w:t xml:space="preserve">permissions</w:t>
             </w:r>
             <w:r>
+              <w:rPr>
+                <w:sz w:val="18"/>
+              </w:rPr>
               <w:t xml:space="preserve">,</w:t>
             </w:r>
             <w:r>
+              <w:rPr>
+                <w:sz w:val="18"/>
+              </w:rPr>
               <w:t xml:space="preserve"> </w:t>
             </w:r>
             <w:r>
               <w:rPr>
                 <w:rStyle w:val="VerbatimChar"/>
+                <w:sz w:val="18"/>
               </w:rPr>
               <w:t xml:space="preserve">config/security/rbac.json</w:t>
             </w:r>
@@ -5092,12 +6741,14 @@
           <w:p>
             <w:pPr>
               <w:pStyle w:val="Compact"/>
+              <w:spacing w:before="20" w:after="20"/>
               <w:jc w:val="left"/>
             </w:pPr>
             <w:r>
               <w:rPr>
                 <w:bCs/>
                 <w:b/>
+                <w:sz w:val="18"/>
               </w:rPr>
               <w:t xml:space="preserve">Role-based home</w:t>
             </w:r>
@@ -5108,40 +6759,64 @@
           <w:p>
             <w:pPr>
               <w:pStyle w:val="Compact"/>
-              <w:jc w:val="left"/>
-            </w:pPr>
-            <w:r>
+              <w:spacing w:before="20" w:after="20"/>
+              <w:jc w:val="left"/>
+            </w:pPr>
+            <w:r>
+              <w:rPr>
+                <w:sz w:val="18"/>
+              </w:rPr>
               <w:t xml:space="preserve">Users with</w:t>
             </w:r>
             <w:r>
+              <w:rPr>
+                <w:sz w:val="18"/>
+              </w:rPr>
               <w:t xml:space="preserve"> </w:t>
             </w:r>
             <w:r>
               <w:rPr>
                 <w:rStyle w:val="VerbatimChar"/>
+                <w:sz w:val="18"/>
               </w:rPr>
               <w:t xml:space="preserve">dashboard:read</w:t>
             </w:r>
             <w:r>
-              <w:t xml:space="preserve"> </w:t>
-            </w:r>
-            <w:r>
+              <w:rPr>
+                <w:sz w:val="18"/>
+              </w:rPr>
+              <w:t xml:space="preserve"> </w:t>
+            </w:r>
+            <w:r>
+              <w:rPr>
+                <w:sz w:val="18"/>
+              </w:rPr>
               <w:t xml:space="preserve">land on</w:t>
             </w:r>
             <w:r>
+              <w:rPr>
+                <w:sz w:val="18"/>
+              </w:rPr>
               <w:t xml:space="preserve"> </w:t>
             </w:r>
             <w:r>
               <w:rPr>
                 <w:bCs/>
                 <w:b/>
+                <w:sz w:val="18"/>
               </w:rPr>
               <w:t xml:space="preserve">Home</w:t>
             </w:r>
             <w:r>
-              <w:t xml:space="preserve"> </w:t>
-            </w:r>
-            <w:r>
+              <w:rPr>
+                <w:sz w:val="18"/>
+              </w:rPr>
+              <w:t xml:space="preserve"> </w:t>
+            </w:r>
+            <w:r>
+              <w:rPr>
+                <w:sz w:val="18"/>
+              </w:rPr>
               <w:t xml:space="preserve">(role-relevant KPIs). Others land on their first permitted page: telesales agents → Telesales inbox, claims handlers → Claims, support engineers → Operations.</w:t>
             </w:r>
           </w:p>
@@ -5151,18 +6826,26 @@
           <w:p>
             <w:pPr>
               <w:pStyle w:val="Compact"/>
-              <w:jc w:val="left"/>
-            </w:pPr>
-            <w:r>
+              <w:spacing w:before="20" w:after="20"/>
+              <w:jc w:val="left"/>
+            </w:pPr>
+            <w:r>
+              <w:rPr>
+                <w:sz w:val="18"/>
+              </w:rPr>
               <w:t xml:space="preserve">Console routing (</w:t>
             </w:r>
             <w:r>
               <w:rPr>
                 <w:rStyle w:val="VerbatimChar"/>
+                <w:sz w:val="18"/>
               </w:rPr>
               <w:t xml:space="preserve">firstAllowedRoute</w:t>
             </w:r>
             <w:r>
+              <w:rPr>
+                <w:sz w:val="18"/>
+              </w:rPr>
               <w:t xml:space="preserve">)</w:t>
             </w:r>
           </w:p>
@@ -5174,12 +6857,14 @@
           <w:p>
             <w:pPr>
               <w:pStyle w:val="Compact"/>
+              <w:spacing w:before="20" w:after="20"/>
               <w:jc w:val="left"/>
             </w:pPr>
             <w:r>
               <w:rPr>
                 <w:bCs/>
                 <w:b/>
+                <w:sz w:val="18"/>
               </w:rPr>
               <w:t xml:space="preserve">Regional scope</w:t>
             </w:r>
@@ -5190,47 +6875,67 @@
           <w:p>
             <w:pPr>
               <w:pStyle w:val="Compact"/>
-              <w:jc w:val="left"/>
-            </w:pPr>
-            <w:r>
+              <w:spacing w:before="20" w:after="20"/>
+              <w:jc w:val="left"/>
+            </w:pPr>
+            <w:r>
+              <w:rPr>
+                <w:sz w:val="18"/>
+              </w:rPr>
               <w:t xml:space="preserve">Agents see leads, handoffs and customers of their region (ABAC</w:t>
             </w:r>
             <w:r>
+              <w:rPr>
+                <w:sz w:val="18"/>
+              </w:rPr>
               <w:t xml:space="preserve"> </w:t>
             </w:r>
             <w:r>
               <w:rPr>
                 <w:rStyle w:val="VerbatimChar"/>
+                <w:sz w:val="18"/>
               </w:rPr>
               <w:t xml:space="preserve">regional_data</w:t>
             </w:r>
             <w:r>
+              <w:rPr>
+                <w:sz w:val="18"/>
+              </w:rPr>
               <w:t xml:space="preserve">,</w:t>
             </w:r>
             <w:r>
+              <w:rPr>
+                <w:sz w:val="18"/>
+              </w:rPr>
               <w:t xml:space="preserve"> </w:t>
             </w:r>
             <w:r>
               <w:rPr>
                 <w:rStyle w:val="VerbatimChar"/>
+                <w:sz w:val="18"/>
               </w:rPr>
               <w:t xml:space="preserve">agent_own_handoffs</w:t>
             </w:r>
             <w:r>
-              <w:t xml:space="preserve">). The region shows in the user menu.</w:t>
-            </w:r>
-          </w:p>
-        </w:tc>
-        <w:tc>
-          <w:tcPr/>
-          <w:p>
-            <w:pPr>
-              <w:pStyle w:val="Compact"/>
+              <w:rPr>
+                <w:sz w:val="18"/>
+              </w:rPr>
+              <w:t xml:space="preserve">). The region shows in the top bar.</w:t>
+            </w:r>
+          </w:p>
+        </w:tc>
+        <w:tc>
+          <w:tcPr/>
+          <w:p>
+            <w:pPr>
+              <w:pStyle w:val="Compact"/>
+              <w:spacing w:before="20" w:after="20"/>
               <w:jc w:val="left"/>
             </w:pPr>
             <w:r>
               <w:rPr>
                 <w:rStyle w:val="VerbatimChar"/>
+                <w:sz w:val="18"/>
               </w:rPr>
               <w:t xml:space="preserve">config/rules/abac.json</w:t>
             </w:r>
@@ -5243,12 +6948,14 @@
           <w:p>
             <w:pPr>
               <w:pStyle w:val="Compact"/>
+              <w:spacing w:before="20" w:after="20"/>
               <w:jc w:val="left"/>
             </w:pPr>
             <w:r>
               <w:rPr>
                 <w:bCs/>
                 <w:b/>
+                <w:sz w:val="18"/>
               </w:rPr>
               <w:t xml:space="preserve">PII masking by purpose</w:t>
             </w:r>
@@ -5259,30 +6966,45 @@
           <w:p>
             <w:pPr>
               <w:pStyle w:val="Compact"/>
-              <w:jc w:val="left"/>
-            </w:pPr>
-            <w:r>
+              <w:spacing w:before="20" w:after="20"/>
+              <w:jc w:val="left"/>
+            </w:pPr>
+            <w:r>
+              <w:rPr>
+                <w:sz w:val="18"/>
+              </w:rPr>
               <w:t xml:space="preserve">Name and phone masked without</w:t>
             </w:r>
             <w:r>
+              <w:rPr>
+                <w:sz w:val="18"/>
+              </w:rPr>
               <w:t xml:space="preserve"> </w:t>
             </w:r>
             <w:r>
               <w:rPr>
                 <w:rStyle w:val="VerbatimChar"/>
+                <w:sz w:val="18"/>
               </w:rPr>
               <w:t xml:space="preserve">profile:read_pii</w:t>
             </w:r>
             <w:r>
+              <w:rPr>
+                <w:sz w:val="18"/>
+              </w:rPr>
               <w:t xml:space="preserve">, with a "Đã che" badge. Every Customer 360 view is audited (</w:t>
             </w:r>
             <w:r>
               <w:rPr>
                 <w:rStyle w:val="VerbatimChar"/>
+                <w:sz w:val="18"/>
               </w:rPr>
               <w:t xml:space="preserve">profile.viewed</w:t>
             </w:r>
             <w:r>
+              <w:rPr>
+                <w:sz w:val="18"/>
+              </w:rPr>
               <w:t xml:space="preserve">).</w:t>
             </w:r>
           </w:p>
@@ -5292,11 +7014,13 @@
           <w:p>
             <w:pPr>
               <w:pStyle w:val="Compact"/>
+              <w:spacing w:before="20" w:after="20"/>
               <w:jc w:val="left"/>
             </w:pPr>
             <w:r>
               <w:rPr>
                 <w:rStyle w:val="VerbatimChar"/>
+                <w:sz w:val="18"/>
               </w:rPr>
               <w:t xml:space="preserve">accessPolicy.maskProfile</w:t>
             </w:r>
@@ -5309,12 +7033,14 @@
           <w:p>
             <w:pPr>
               <w:pStyle w:val="Compact"/>
+              <w:spacing w:before="20" w:after="20"/>
               <w:jc w:val="left"/>
             </w:pPr>
             <w:r>
               <w:rPr>
                 <w:bCs/>
                 <w:b/>
+                <w:sz w:val="18"/>
               </w:rPr>
               <w:t xml:space="preserve">Next best action (NBA)</w:t>
             </w:r>
@@ -5325,9 +7051,13 @@
           <w:p>
             <w:pPr>
               <w:pStyle w:val="Compact"/>
-              <w:jc w:val="left"/>
-            </w:pPr>
-            <w:r>
+              <w:spacing w:before="20" w:after="20"/>
+              <w:jc w:val="left"/>
+            </w:pPr>
+            <w:r>
+              <w:rPr>
+                <w:sz w:val="18"/>
+              </w:rPr>
               <w:t xml:space="preserve">One guided button per lead or customer with the reason ("high intent and call consent on file"). It respects DNC, company-owned routing and low data confidence.</w:t>
             </w:r>
           </w:p>
@@ -5337,11 +7067,13 @@
           <w:p>
             <w:pPr>
               <w:pStyle w:val="Compact"/>
+              <w:spacing w:before="20" w:after="20"/>
               <w:jc w:val="left"/>
             </w:pPr>
             <w:r>
               <w:rPr>
                 <w:rStyle w:val="VerbatimChar"/>
+                <w:sz w:val="18"/>
               </w:rPr>
               <w:t xml:space="preserve">config/rules/nba.json</w:t>
             </w:r>
@@ -5354,12 +7086,14 @@
           <w:p>
             <w:pPr>
               <w:pStyle w:val="Compact"/>
+              <w:spacing w:before="20" w:after="20"/>
               <w:jc w:val="left"/>
             </w:pPr>
             <w:r>
               <w:rPr>
                 <w:bCs/>
                 <w:b/>
+                <w:sz w:val="18"/>
               </w:rPr>
               <w:t xml:space="preserve">Benefit relevance</w:t>
             </w:r>
@@ -5370,18 +7104,26 @@
           <w:p>
             <w:pPr>
               <w:pStyle w:val="Compact"/>
-              <w:jc w:val="left"/>
-            </w:pPr>
-            <w:r>
+              <w:spacing w:before="20" w:after="20"/>
+              <w:jc w:val="left"/>
+            </w:pPr>
+            <w:r>
+              <w:rPr>
+                <w:sz w:val="18"/>
+              </w:rPr>
               <w:t xml:space="preserve">Customers see up to 3 benefits (</w:t>
             </w:r>
             <w:r>
               <w:rPr>
                 <w:rStyle w:val="VerbatimChar"/>
+                <w:sz w:val="18"/>
               </w:rPr>
               <w:t xml:space="preserve">maxShown</w:t>
             </w:r>
             <w:r>
+              <w:rPr>
+                <w:sz w:val="18"/>
+              </w:rPr>
               <w:t xml:space="preserve">) ranked by relevance to them (for example, roadside assistance for long-distance drivers, accident cover for 7+ seat vehicles), with a "why" line. Only approved items appear.</w:t>
             </w:r>
           </w:p>
@@ -5391,11 +7133,13 @@
           <w:p>
             <w:pPr>
               <w:pStyle w:val="Compact"/>
+              <w:spacing w:before="20" w:after="20"/>
               <w:jc w:val="left"/>
             </w:pPr>
             <w:r>
               <w:rPr>
                 <w:rStyle w:val="VerbatimChar"/>
+                <w:sz w:val="18"/>
               </w:rPr>
               <w:t xml:space="preserve">config/rules/benefits.json</w:t>
             </w:r>
@@ -5408,12 +7152,14 @@
           <w:p>
             <w:pPr>
               <w:pStyle w:val="Compact"/>
+              <w:spacing w:before="20" w:after="20"/>
               <w:jc w:val="left"/>
             </w:pPr>
             <w:r>
               <w:rPr>
                 <w:bCs/>
                 <w:b/>
+                <w:sz w:val="18"/>
               </w:rPr>
               <w:t xml:space="preserve">Saved preferences</w:t>
             </w:r>
@@ -5424,9 +7170,13 @@
           <w:p>
             <w:pPr>
               <w:pStyle w:val="Compact"/>
-              <w:jc w:val="left"/>
-            </w:pPr>
-            <w:r>
+              <w:spacing w:before="20" w:after="20"/>
+              <w:jc w:val="left"/>
+            </w:pPr>
+            <w:r>
+              <w:rPr>
+                <w:sz w:val="18"/>
+              </w:rPr>
               <w:t xml:space="preserve">Language, theme, table density, dismissed tips, stored per browser (localStorage, wrapped in try/catch).</w:t>
             </w:r>
           </w:p>
@@ -5436,9 +7186,13 @@
           <w:p>
             <w:pPr>
               <w:pStyle w:val="Compact"/>
-              <w:jc w:val="left"/>
-            </w:pPr>
-            <w:r>
+              <w:spacing w:before="20" w:after="20"/>
+              <w:jc w:val="left"/>
+            </w:pPr>
+            <w:r>
+              <w:rPr>
+                <w:sz w:val="18"/>
+              </w:rPr>
               <w:t xml:space="preserve">Front end</w:t>
             </w:r>
           </w:p>
@@ -5599,22 +7353,7 @@
         <w:t xml:space="preserve"> </w:t>
       </w:r>
       <w:r>
-        <w:t xml:space="preserve">see</w:t>
-      </w:r>
-      <w:r>
-        <w:t xml:space="preserve"> </w:t>
-      </w:r>
-      <w:r>
-        <w:rPr>
-          <w:rStyle w:val="VerbatimChar"/>
-        </w:rPr>
-        <w:t xml:space="preserve">design-system.md</w:t>
-      </w:r>
-      <w:r>
-        <w:t xml:space="preserve"> </w:t>
-      </w:r>
-      <w:r>
-        <w:t xml:space="preserve">§4.11.</w:t>
+        <w:t xml:space="preserve">see the Design System, section 4.11.</w:t>
       </w:r>
     </w:p>
     <w:p>
@@ -5630,13 +7369,42 @@
           <w:bCs/>
           <w:b/>
         </w:rPr>
-        <w:t xml:space="preserve">Demo mode helpers (sandbox only):</w:t>
+        <w:t xml:space="preserve">Demo mode helpers (demo environments only):</w:t>
       </w:r>
       <w:r>
         <w:t xml:space="preserve"> </w:t>
       </w:r>
       <w:r>
-        <w:t xml:space="preserve">quick role picker and "Demo: fill code" for MFA on sign-in. The customer app has a vehicle picker. These are hidden when</w:t>
+        <w:t xml:space="preserve">the sign-in page has</w:t>
+      </w:r>
+      <w:r>
+        <w:t xml:space="preserve"> </w:t>
+      </w:r>
+      <w:r>
+        <w:rPr>
+          <w:bCs/>
+          <w:b/>
+        </w:rPr>
+        <w:t xml:space="preserve">no</w:t>
+      </w:r>
+      <w:r>
+        <w:t xml:space="preserve"> </w:t>
+      </w:r>
+      <w:r>
+        <w:t xml:space="preserve">role picker or shortcut buttons; everyone signs in with their own credentials. In UAT, the MFA step offers</w:t>
+      </w:r>
+      <w:r>
+        <w:t xml:space="preserve"> </w:t>
+      </w:r>
+      <w:r>
+        <w:rPr>
+          <w:bCs/>
+          <w:b/>
+        </w:rPr>
+        <w:t xml:space="preserve">Đăng nhập bằng mã demo (UAT) / Sign in with demo code (UAT)</w:t>
+      </w:r>
+      <w:r>
+        <w:t xml:space="preserve">. The customer app has a demo vehicle picker. These helpers are hidden when</w:t>
       </w:r>
       <w:r>
         <w:t xml:space="preserve"> </w:t>
@@ -5978,12 +7746,14 @@
           <w:p>
             <w:pPr>
               <w:pStyle w:val="Compact"/>
+              <w:spacing w:before="20" w:after="20"/>
               <w:jc w:val="left"/>
             </w:pPr>
             <w:r>
               <w:rPr>
                 <w:b/>
                 <w:color w:val="FFFFFF"/>
+                <w:sz w:val="18"/>
               </w:rPr>
               <w:t xml:space="preserve">Code (HTTP)</w:t>
             </w:r>
@@ -5996,12 +7766,14 @@
           <w:p>
             <w:pPr>
               <w:pStyle w:val="Compact"/>
+              <w:spacing w:before="20" w:after="20"/>
               <w:jc w:val="left"/>
             </w:pPr>
             <w:r>
               <w:rPr>
                 <w:b/>
                 <w:color w:val="FFFFFF"/>
+                <w:sz w:val="18"/>
               </w:rPr>
               <w:t xml:space="preserve">Situation</w:t>
             </w:r>
@@ -6014,12 +7786,14 @@
           <w:p>
             <w:pPr>
               <w:pStyle w:val="Compact"/>
+              <w:spacing w:before="20" w:after="20"/>
               <w:jc w:val="left"/>
             </w:pPr>
             <w:r>
               <w:rPr>
                 <w:b/>
                 <w:color w:val="FFFFFF"/>
+                <w:sz w:val="18"/>
               </w:rPr>
               <w:t xml:space="preserve">Staff console message pattern</w:t>
             </w:r>
@@ -6032,12 +7806,14 @@
           <w:p>
             <w:pPr>
               <w:pStyle w:val="Compact"/>
+              <w:spacing w:before="20" w:after="20"/>
               <w:jc w:val="left"/>
             </w:pPr>
             <w:r>
               <w:rPr>
                 <w:b/>
                 <w:color w:val="FFFFFF"/>
+                <w:sz w:val="18"/>
               </w:rPr>
               <w:t xml:space="preserve">Customer app message pattern</w:t>
             </w:r>
@@ -6050,18 +7826,26 @@
           <w:p>
             <w:pPr>
               <w:pStyle w:val="Compact"/>
+              <w:spacing w:before="20" w:after="20"/>
               <w:jc w:val="left"/>
             </w:pPr>
             <w:r>
               <w:rPr>
                 <w:rStyle w:val="VerbatimChar"/>
+                <w:sz w:val="18"/>
               </w:rPr>
               <w:t xml:space="preserve">VALIDATION_FAILED</w:t>
             </w:r>
             <w:r>
-              <w:t xml:space="preserve"> </w:t>
-            </w:r>
-            <w:r>
+              <w:rPr>
+                <w:sz w:val="18"/>
+              </w:rPr>
+              <w:t xml:space="preserve"> </w:t>
+            </w:r>
+            <w:r>
+              <w:rPr>
+                <w:sz w:val="18"/>
+              </w:rPr>
               <w:t xml:space="preserve">(400)</w:t>
             </w:r>
           </w:p>
@@ -6071,9 +7855,13 @@
           <w:p>
             <w:pPr>
               <w:pStyle w:val="Compact"/>
-              <w:jc w:val="left"/>
-            </w:pPr>
-            <w:r>
+              <w:spacing w:before="20" w:after="20"/>
+              <w:jc w:val="left"/>
+            </w:pPr>
+            <w:r>
+              <w:rPr>
+                <w:sz w:val="18"/>
+              </w:rPr>
               <w:t xml:space="preserve">Bad input</w:t>
             </w:r>
           </w:p>
@@ -6083,21 +7871,32 @@
           <w:p>
             <w:pPr>
               <w:pStyle w:val="Compact"/>
-              <w:jc w:val="left"/>
-            </w:pPr>
-            <w:r>
+              <w:spacing w:before="20" w:after="20"/>
+              <w:jc w:val="left"/>
+            </w:pPr>
+            <w:r>
+              <w:rPr>
+                <w:sz w:val="18"/>
+              </w:rPr>
               <w:t xml:space="preserve">Inline field errors from</w:t>
             </w:r>
             <w:r>
+              <w:rPr>
+                <w:sz w:val="18"/>
+              </w:rPr>
               <w:t xml:space="preserve"> </w:t>
             </w:r>
             <w:r>
               <w:rPr>
                 <w:rStyle w:val="VerbatimChar"/>
+                <w:sz w:val="18"/>
               </w:rPr>
               <w:t xml:space="preserve">details</w:t>
             </w:r>
             <w:r>
+              <w:rPr>
+                <w:sz w:val="18"/>
+              </w:rPr>
               <w:t xml:space="preserve">, plus a summary "Vui lòng kiểm tra lại các trường được đánh dấu."</w:t>
             </w:r>
           </w:p>
@@ -6107,9 +7906,13 @@
           <w:p>
             <w:pPr>
               <w:pStyle w:val="Compact"/>
-              <w:jc w:val="left"/>
-            </w:pPr>
-            <w:r>
+              <w:spacing w:before="20" w:after="20"/>
+              <w:jc w:val="left"/>
+            </w:pPr>
+            <w:r>
+              <w:rPr>
+                <w:sz w:val="18"/>
+              </w:rPr>
               <w:t xml:space="preserve">"Thông tin chưa hợp lệ: {field}. {hint}"</w:t>
             </w:r>
           </w:p>
@@ -6121,18 +7924,26 @@
           <w:p>
             <w:pPr>
               <w:pStyle w:val="Compact"/>
+              <w:spacing w:before="20" w:after="20"/>
               <w:jc w:val="left"/>
             </w:pPr>
             <w:r>
               <w:rPr>
                 <w:rStyle w:val="VerbatimChar"/>
+                <w:sz w:val="18"/>
               </w:rPr>
               <w:t xml:space="preserve">UNAUTHENTICATED</w:t>
             </w:r>
             <w:r>
-              <w:t xml:space="preserve"> </w:t>
-            </w:r>
-            <w:r>
+              <w:rPr>
+                <w:sz w:val="18"/>
+              </w:rPr>
+              <w:t xml:space="preserve"> </w:t>
+            </w:r>
+            <w:r>
+              <w:rPr>
+                <w:sz w:val="18"/>
+              </w:rPr>
               <w:t xml:space="preserve">(401)</w:t>
             </w:r>
           </w:p>
@@ -6142,9 +7953,13 @@
           <w:p>
             <w:pPr>
               <w:pStyle w:val="Compact"/>
-              <w:jc w:val="left"/>
-            </w:pPr>
-            <w:r>
+              <w:spacing w:before="20" w:after="20"/>
+              <w:jc w:val="left"/>
+            </w:pPr>
+            <w:r>
+              <w:rPr>
+                <w:sz w:val="18"/>
+              </w:rPr>
               <w:t xml:space="preserve">Bad credentials or expired session</w:t>
             </w:r>
           </w:p>
@@ -6154,9 +7969,13 @@
           <w:p>
             <w:pPr>
               <w:pStyle w:val="Compact"/>
-              <w:jc w:val="left"/>
-            </w:pPr>
-            <w:r>
+              <w:spacing w:before="20" w:after="20"/>
+              <w:jc w:val="left"/>
+            </w:pPr>
+            <w:r>
+              <w:rPr>
+                <w:sz w:val="18"/>
+              </w:rPr>
               <w:t xml:space="preserve">Sign-in: "Tên đăng nhập hoặc mật khẩu không đúng." Session: "Phiên đã hết hạn — vui lòng đăng nhập lại."</w:t>
             </w:r>
           </w:p>
@@ -6166,9 +7985,13 @@
           <w:p>
             <w:pPr>
               <w:pStyle w:val="Compact"/>
-              <w:jc w:val="left"/>
-            </w:pPr>
-            <w:r>
+              <w:spacing w:before="20" w:after="20"/>
+              <w:jc w:val="left"/>
+            </w:pPr>
+            <w:r>
+              <w:rPr>
+                <w:sz w:val="18"/>
+              </w:rPr>
               <w:t xml:space="preserve">"Đường dẫn đã hết hạn hoặc không hợp lệ. Vui lòng mở lại từ ứng dụng VETC."</w:t>
             </w:r>
           </w:p>
@@ -6180,18 +8003,26 @@
           <w:p>
             <w:pPr>
               <w:pStyle w:val="Compact"/>
+              <w:spacing w:before="20" w:after="20"/>
               <w:jc w:val="left"/>
             </w:pPr>
             <w:r>
               <w:rPr>
                 <w:rStyle w:val="VerbatimChar"/>
+                <w:sz w:val="18"/>
               </w:rPr>
               <w:t xml:space="preserve">FORBIDDEN</w:t>
             </w:r>
             <w:r>
-              <w:t xml:space="preserve"> </w:t>
-            </w:r>
-            <w:r>
+              <w:rPr>
+                <w:sz w:val="18"/>
+              </w:rPr>
+              <w:t xml:space="preserve"> </w:t>
+            </w:r>
+            <w:r>
+              <w:rPr>
+                <w:sz w:val="18"/>
+              </w:rPr>
               <w:t xml:space="preserve">(403)</w:t>
             </w:r>
           </w:p>
@@ -6201,9 +8032,13 @@
           <w:p>
             <w:pPr>
               <w:pStyle w:val="Compact"/>
-              <w:jc w:val="left"/>
-            </w:pPr>
-            <w:r>
+              <w:spacing w:before="20" w:after="20"/>
+              <w:jc w:val="left"/>
+            </w:pPr>
+            <w:r>
+              <w:rPr>
+                <w:sz w:val="18"/>
+              </w:rPr>
               <w:t xml:space="preserve">Missing permission or ABAC denial</w:t>
             </w:r>
           </w:p>
@@ -6213,9 +8048,13 @@
           <w:p>
             <w:pPr>
               <w:pStyle w:val="Compact"/>
-              <w:jc w:val="left"/>
-            </w:pPr>
-            <w:r>
+              <w:spacing w:before="20" w:after="20"/>
+              <w:jc w:val="left"/>
+            </w:pPr>
+            <w:r>
+              <w:rPr>
+                <w:sz w:val="18"/>
+              </w:rPr>
               <w:t xml:space="preserve">"Bạn không có quyền thực hiện thao tác này ({permission}). Liên hệ quản trị viên nếu cần."</w:t>
             </w:r>
           </w:p>
@@ -6225,9 +8064,13 @@
           <w:p>
             <w:pPr>
               <w:pStyle w:val="Compact"/>
-              <w:jc w:val="left"/>
-            </w:pPr>
-            <w:r>
+              <w:spacing w:before="20" w:after="20"/>
+              <w:jc w:val="left"/>
+            </w:pPr>
+            <w:r>
+              <w:rPr>
+                <w:sz w:val="18"/>
+              </w:rPr>
               <w:t xml:space="preserve">"Không thể thực hiện thao tác này."</w:t>
             </w:r>
           </w:p>
@@ -6239,18 +8082,26 @@
           <w:p>
             <w:pPr>
               <w:pStyle w:val="Compact"/>
+              <w:spacing w:before="20" w:after="20"/>
               <w:jc w:val="left"/>
             </w:pPr>
             <w:r>
               <w:rPr>
                 <w:rStyle w:val="VerbatimChar"/>
+                <w:sz w:val="18"/>
               </w:rPr>
               <w:t xml:space="preserve">NOT_FOUND</w:t>
             </w:r>
             <w:r>
-              <w:t xml:space="preserve"> </w:t>
-            </w:r>
-            <w:r>
+              <w:rPr>
+                <w:sz w:val="18"/>
+              </w:rPr>
+              <w:t xml:space="preserve"> </w:t>
+            </w:r>
+            <w:r>
+              <w:rPr>
+                <w:sz w:val="18"/>
+              </w:rPr>
               <w:t xml:space="preserve">(404)</w:t>
             </w:r>
           </w:p>
@@ -6260,9 +8111,13 @@
           <w:p>
             <w:pPr>
               <w:pStyle w:val="Compact"/>
-              <w:jc w:val="left"/>
-            </w:pPr>
-            <w:r>
+              <w:spacing w:before="20" w:after="20"/>
+              <w:jc w:val="left"/>
+            </w:pPr>
+            <w:r>
+              <w:rPr>
+                <w:sz w:val="18"/>
+              </w:rPr>
               <w:t xml:space="preserve">Missing entity</w:t>
             </w:r>
           </w:p>
@@ -6272,9 +8127,13 @@
           <w:p>
             <w:pPr>
               <w:pStyle w:val="Compact"/>
-              <w:jc w:val="left"/>
-            </w:pPr>
-            <w:r>
+              <w:spacing w:before="20" w:after="20"/>
+              <w:jc w:val="left"/>
+            </w:pPr>
+            <w:r>
+              <w:rPr>
+                <w:sz w:val="18"/>
+              </w:rPr>
               <w:t xml:space="preserve">"Không tìm thấy {đối tượng}. Có thể đã bị xóa hoặc bạn không có quyền xem."</w:t>
             </w:r>
           </w:p>
@@ -6284,9 +8143,13 @@
           <w:p>
             <w:pPr>
               <w:pStyle w:val="Compact"/>
-              <w:jc w:val="left"/>
-            </w:pPr>
-            <w:r>
+              <w:spacing w:before="20" w:after="20"/>
+              <w:jc w:val="left"/>
+            </w:pPr>
+            <w:r>
+              <w:rPr>
+                <w:sz w:val="18"/>
+              </w:rPr>
               <w:t xml:space="preserve">"Không tìm thấy thông tin."</w:t>
             </w:r>
           </w:p>
@@ -6298,18 +8161,26 @@
           <w:p>
             <w:pPr>
               <w:pStyle w:val="Compact"/>
+              <w:spacing w:before="20" w:after="20"/>
               <w:jc w:val="left"/>
             </w:pPr>
             <w:r>
               <w:rPr>
                 <w:rStyle w:val="VerbatimChar"/>
+                <w:sz w:val="18"/>
               </w:rPr>
               <w:t xml:space="preserve">CONFLICT</w:t>
             </w:r>
             <w:r>
-              <w:t xml:space="preserve"> </w:t>
-            </w:r>
-            <w:r>
+              <w:rPr>
+                <w:sz w:val="18"/>
+              </w:rPr>
+              <w:t xml:space="preserve"> </w:t>
+            </w:r>
+            <w:r>
+              <w:rPr>
+                <w:sz w:val="18"/>
+              </w:rPr>
               <w:t xml:space="preserve">(409)</w:t>
             </w:r>
           </w:p>
@@ -6319,9 +8190,13 @@
           <w:p>
             <w:pPr>
               <w:pStyle w:val="Compact"/>
-              <w:jc w:val="left"/>
-            </w:pPr>
-            <w:r>
+              <w:spacing w:before="20" w:after="20"/>
+              <w:jc w:val="left"/>
+            </w:pPr>
+            <w:r>
+              <w:rPr>
+                <w:sz w:val="18"/>
+              </w:rPr>
               <w:t xml:space="preserve">Concurrent edit (for example, the handoff was updated by someone else)</w:t>
             </w:r>
           </w:p>
@@ -6331,9 +8206,13 @@
           <w:p>
             <w:pPr>
               <w:pStyle w:val="Compact"/>
-              <w:jc w:val="left"/>
-            </w:pPr>
-            <w:r>
+              <w:spacing w:before="20" w:after="20"/>
+              <w:jc w:val="left"/>
+            </w:pPr>
+            <w:r>
+              <w:rPr>
+                <w:sz w:val="18"/>
+              </w:rPr>
               <w:t xml:space="preserve">"Dữ liệu vừa được người khác cập nhật. Tải lại để xem thay đổi mới nhất." with a Reload button</w:t>
             </w:r>
           </w:p>
@@ -6343,9 +8222,13 @@
           <w:p>
             <w:pPr>
               <w:pStyle w:val="Compact"/>
-              <w:jc w:val="left"/>
-            </w:pPr>
-            <w:r>
+              <w:spacing w:before="20" w:after="20"/>
+              <w:jc w:val="left"/>
+            </w:pPr>
+            <w:r>
+              <w:rPr>
+                <w:sz w:val="18"/>
+              </w:rPr>
               <w:t xml:space="preserve">—</w:t>
             </w:r>
           </w:p>
@@ -6357,18 +8240,26 @@
           <w:p>
             <w:pPr>
               <w:pStyle w:val="Compact"/>
+              <w:spacing w:before="20" w:after="20"/>
               <w:jc w:val="left"/>
             </w:pPr>
             <w:r>
               <w:rPr>
                 <w:rStyle w:val="VerbatimChar"/>
+                <w:sz w:val="18"/>
               </w:rPr>
               <w:t xml:space="preserve">BUSINESS_RULE_VIOLATION</w:t>
             </w:r>
             <w:r>
-              <w:t xml:space="preserve"> </w:t>
-            </w:r>
-            <w:r>
+              <w:rPr>
+                <w:sz w:val="18"/>
+              </w:rPr>
+              <w:t xml:space="preserve"> </w:t>
+            </w:r>
+            <w:r>
+              <w:rPr>
+                <w:sz w:val="18"/>
+              </w:rPr>
               <w:t xml:space="preserve">(422)</w:t>
             </w:r>
           </w:p>
@@ -6378,9 +8269,13 @@
           <w:p>
             <w:pPr>
               <w:pStyle w:val="Compact"/>
-              <w:jc w:val="left"/>
-            </w:pPr>
-            <w:r>
+              <w:spacing w:before="20" w:after="20"/>
+              <w:jc w:val="left"/>
+            </w:pPr>
+            <w:r>
+              <w:rPr>
+                <w:sz w:val="18"/>
+              </w:rPr>
               <w:t xml:space="preserve">Valid input that breaks a rule (quote expired, DNC, maker-checker, invalid transition, active policy blocks erasure)</w:t>
             </w:r>
           </w:p>
@@ -6390,9 +8285,13 @@
           <w:p>
             <w:pPr>
               <w:pStyle w:val="Compact"/>
-              <w:jc w:val="left"/>
-            </w:pPr>
-            <w:r>
+              <w:spacing w:before="20" w:after="20"/>
+              <w:jc w:val="left"/>
+            </w:pPr>
+            <w:r>
+              <w:rPr>
+                <w:sz w:val="18"/>
+              </w:rPr>
               <w:t xml:space="preserve">Show the server message (it is written for users), for example "Maker-checker: you cannot approve your own change" → "Bạn không thể tự duyệt thay đổi của chính mình."</w:t>
             </w:r>
           </w:p>
@@ -6402,9 +8301,13 @@
           <w:p>
             <w:pPr>
               <w:pStyle w:val="Compact"/>
-              <w:jc w:val="left"/>
-            </w:pPr>
-            <w:r>
+              <w:spacing w:before="20" w:after="20"/>
+              <w:jc w:val="left"/>
+            </w:pPr>
+            <w:r>
+              <w:rPr>
+                <w:sz w:val="18"/>
+              </w:rPr>
               <w:t xml:space="preserve">"Báo giá đã hết hạn — vui lòng lấy báo giá mới." with a primary "Lấy báo giá mới"</w:t>
             </w:r>
           </w:p>
@@ -6416,18 +8319,26 @@
           <w:p>
             <w:pPr>
               <w:pStyle w:val="Compact"/>
+              <w:spacing w:before="20" w:after="20"/>
               <w:jc w:val="left"/>
             </w:pPr>
             <w:r>
               <w:rPr>
                 <w:rStyle w:val="VerbatimChar"/>
+                <w:sz w:val="18"/>
               </w:rPr>
               <w:t xml:space="preserve">ACCOUNT_LOCKED</w:t>
             </w:r>
             <w:r>
-              <w:t xml:space="preserve"> </w:t>
-            </w:r>
-            <w:r>
+              <w:rPr>
+                <w:sz w:val="18"/>
+              </w:rPr>
+              <w:t xml:space="preserve"> </w:t>
+            </w:r>
+            <w:r>
+              <w:rPr>
+                <w:sz w:val="18"/>
+              </w:rPr>
               <w:t xml:space="preserve">(423)</w:t>
             </w:r>
           </w:p>
@@ -6437,9 +8348,13 @@
           <w:p>
             <w:pPr>
               <w:pStyle w:val="Compact"/>
-              <w:jc w:val="left"/>
-            </w:pPr>
-            <w:r>
+              <w:spacing w:before="20" w:after="20"/>
+              <w:jc w:val="left"/>
+            </w:pPr>
+            <w:r>
+              <w:rPr>
+                <w:sz w:val="18"/>
+              </w:rPr>
               <w:t xml:space="preserve">5 failed attempts</w:t>
             </w:r>
           </w:p>
@@ -6449,9 +8364,13 @@
           <w:p>
             <w:pPr>
               <w:pStyle w:val="Compact"/>
-              <w:jc w:val="left"/>
-            </w:pPr>
-            <w:r>
+              <w:spacing w:before="20" w:after="20"/>
+              <w:jc w:val="left"/>
+            </w:pPr>
+            <w:r>
+              <w:rPr>
+                <w:sz w:val="18"/>
+              </w:rPr>
               <w:t xml:space="preserve">"Tài khoản tạm khóa 15 phút do nhập sai nhiều lần."</w:t>
             </w:r>
           </w:p>
@@ -6461,9 +8380,13 @@
           <w:p>
             <w:pPr>
               <w:pStyle w:val="Compact"/>
-              <w:jc w:val="left"/>
-            </w:pPr>
-            <w:r>
+              <w:spacing w:before="20" w:after="20"/>
+              <w:jc w:val="left"/>
+            </w:pPr>
+            <w:r>
+              <w:rPr>
+                <w:sz w:val="18"/>
+              </w:rPr>
               <w:t xml:space="preserve">—</w:t>
             </w:r>
           </w:p>
@@ -6475,18 +8398,26 @@
           <w:p>
             <w:pPr>
               <w:pStyle w:val="Compact"/>
+              <w:spacing w:before="20" w:after="20"/>
               <w:jc w:val="left"/>
             </w:pPr>
             <w:r>
               <w:rPr>
                 <w:rStyle w:val="VerbatimChar"/>
+                <w:sz w:val="18"/>
               </w:rPr>
               <w:t xml:space="preserve">RATE_LIMITED</w:t>
             </w:r>
             <w:r>
-              <w:t xml:space="preserve"> </w:t>
-            </w:r>
-            <w:r>
+              <w:rPr>
+                <w:sz w:val="18"/>
+              </w:rPr>
+              <w:t xml:space="preserve"> </w:t>
+            </w:r>
+            <w:r>
+              <w:rPr>
+                <w:sz w:val="18"/>
+              </w:rPr>
               <w:t xml:space="preserve">(429)</w:t>
             </w:r>
           </w:p>
@@ -6496,9 +8427,13 @@
           <w:p>
             <w:pPr>
               <w:pStyle w:val="Compact"/>
-              <w:jc w:val="left"/>
-            </w:pPr>
-            <w:r>
+              <w:spacing w:before="20" w:after="20"/>
+              <w:jc w:val="left"/>
+            </w:pPr>
+            <w:r>
+              <w:rPr>
+                <w:sz w:val="18"/>
+              </w:rPr>
               <w:t xml:space="preserve">Too many requests or sign-ins</w:t>
             </w:r>
           </w:p>
@@ -6508,9 +8443,13 @@
           <w:p>
             <w:pPr>
               <w:pStyle w:val="Compact"/>
-              <w:jc w:val="left"/>
-            </w:pPr>
-            <w:r>
+              <w:spacing w:before="20" w:after="20"/>
+              <w:jc w:val="left"/>
+            </w:pPr>
+            <w:r>
+              <w:rPr>
+                <w:sz w:val="18"/>
+              </w:rPr>
               <w:t xml:space="preserve">"Quá nhiều yêu cầu — vui lòng thử lại sau {Retry-After} giây."</w:t>
             </w:r>
           </w:p>
@@ -6520,9 +8459,13 @@
           <w:p>
             <w:pPr>
               <w:pStyle w:val="Compact"/>
-              <w:jc w:val="left"/>
-            </w:pPr>
-            <w:r>
+              <w:spacing w:before="20" w:after="20"/>
+              <w:jc w:val="left"/>
+            </w:pPr>
+            <w:r>
+              <w:rPr>
+                <w:sz w:val="18"/>
+              </w:rPr>
               <w:t xml:space="preserve">Same, simplified</w:t>
             </w:r>
           </w:p>
@@ -6534,18 +8477,26 @@
           <w:p>
             <w:pPr>
               <w:pStyle w:val="Compact"/>
+              <w:spacing w:before="20" w:after="20"/>
               <w:jc w:val="left"/>
             </w:pPr>
             <w:r>
               <w:rPr>
                 <w:rStyle w:val="VerbatimChar"/>
+                <w:sz w:val="18"/>
               </w:rPr>
               <w:t xml:space="preserve">UPSTREAM_UNAVAILABLE</w:t>
             </w:r>
             <w:r>
-              <w:t xml:space="preserve"> </w:t>
-            </w:r>
-            <w:r>
+              <w:rPr>
+                <w:sz w:val="18"/>
+              </w:rPr>
+              <w:t xml:space="preserve"> </w:t>
+            </w:r>
+            <w:r>
+              <w:rPr>
+                <w:sz w:val="18"/>
+              </w:rPr>
               <w:t xml:space="preserve">(503)</w:t>
             </w:r>
           </w:p>
@@ -6555,9 +8506,13 @@
           <w:p>
             <w:pPr>
               <w:pStyle w:val="Compact"/>
-              <w:jc w:val="left"/>
-            </w:pPr>
-            <w:r>
+              <w:spacing w:before="20" w:after="20"/>
+              <w:jc w:val="left"/>
+            </w:pPr>
+            <w:r>
+              <w:rPr>
+                <w:sz w:val="18"/>
+              </w:rPr>
               <w:t xml:space="preserve">Wallet, core or messaging down (circuit open)</w:t>
             </w:r>
           </w:p>
@@ -6567,9 +8522,13 @@
           <w:p>
             <w:pPr>
               <w:pStyle w:val="Compact"/>
-              <w:jc w:val="left"/>
-            </w:pPr>
-            <w:r>
+              <w:spacing w:before="20" w:after="20"/>
+              <w:jc w:val="left"/>
+            </w:pPr>
+            <w:r>
+              <w:rPr>
+                <w:sz w:val="18"/>
+              </w:rPr>
               <w:t xml:space="preserve">"Hệ thống đối tác tạm thời gián đoạn ({integration}). Thao tác chưa được thực hiện; vui lòng thử lại."</w:t>
             </w:r>
           </w:p>
@@ -6579,22 +8538,33 @@
           <w:p>
             <w:pPr>
               <w:pStyle w:val="Compact"/>
-              <w:jc w:val="left"/>
-            </w:pPr>
-            <w:r>
+              <w:spacing w:before="20" w:after="20"/>
+              <w:jc w:val="left"/>
+            </w:pPr>
+            <w:r>
+              <w:rPr>
+                <w:sz w:val="18"/>
+              </w:rPr>
               <w:t xml:space="preserve">"Thanh toán tạm thời gián đoạn. Bạn</w:t>
             </w:r>
             <w:r>
+              <w:rPr>
+                <w:sz w:val="18"/>
+              </w:rPr>
               <w:t xml:space="preserve"> </w:t>
             </w:r>
             <w:r>
               <w:rPr>
                 <w:bCs/>
                 <w:b/>
+                <w:sz w:val="18"/>
               </w:rPr>
               <w:t xml:space="preserve">chưa bị trừ tiền</w:t>
             </w:r>
             <w:r>
+              <w:rPr>
+                <w:sz w:val="18"/>
+              </w:rPr>
               <w:t xml:space="preserve">. Vui lòng thử lại sau ít phút." Only claim "not charged" when the order status confirms it.</w:t>
             </w:r>
           </w:p>
@@ -6606,18 +8576,26 @@
           <w:p>
             <w:pPr>
               <w:pStyle w:val="Compact"/>
+              <w:spacing w:before="20" w:after="20"/>
               <w:jc w:val="left"/>
             </w:pPr>
             <w:r>
               <w:rPr>
                 <w:rStyle w:val="VerbatimChar"/>
+                <w:sz w:val="18"/>
               </w:rPr>
               <w:t xml:space="preserve">INTERNAL_ERROR</w:t>
             </w:r>
             <w:r>
-              <w:t xml:space="preserve"> </w:t>
-            </w:r>
-            <w:r>
+              <w:rPr>
+                <w:sz w:val="18"/>
+              </w:rPr>
+              <w:t xml:space="preserve"> </w:t>
+            </w:r>
+            <w:r>
+              <w:rPr>
+                <w:sz w:val="18"/>
+              </w:rPr>
               <w:t xml:space="preserve">(500)</w:t>
             </w:r>
           </w:p>
@@ -6627,9 +8605,13 @@
           <w:p>
             <w:pPr>
               <w:pStyle w:val="Compact"/>
-              <w:jc w:val="left"/>
-            </w:pPr>
-            <w:r>
+              <w:spacing w:before="20" w:after="20"/>
+              <w:jc w:val="left"/>
+            </w:pPr>
+            <w:r>
+              <w:rPr>
+                <w:sz w:val="18"/>
+              </w:rPr>
               <w:t xml:space="preserve">Unexpected</w:t>
             </w:r>
           </w:p>
@@ -6639,9 +8621,13 @@
           <w:p>
             <w:pPr>
               <w:pStyle w:val="Compact"/>
-              <w:jc w:val="left"/>
-            </w:pPr>
-            <w:r>
+              <w:spacing w:before="20" w:after="20"/>
+              <w:jc w:val="left"/>
+            </w:pPr>
+            <w:r>
+              <w:rPr>
+                <w:sz w:val="18"/>
+              </w:rPr>
               <w:t xml:space="preserve">"Đã xảy ra lỗi không mong muốn. Vui lòng thử lại; nếu vẫn lỗi, gửi mã hỗ trợ {requestId} cho bộ phận hỗ trợ."</w:t>
             </w:r>
           </w:p>
@@ -6651,9 +8637,13 @@
           <w:p>
             <w:pPr>
               <w:pStyle w:val="Compact"/>
-              <w:jc w:val="left"/>
-            </w:pPr>
-            <w:r>
+              <w:spacing w:before="20" w:after="20"/>
+              <w:jc w:val="left"/>
+            </w:pPr>
+            <w:r>
+              <w:rPr>
+                <w:sz w:val="18"/>
+              </w:rPr>
               <w:t xml:space="preserve">"Đã có lỗi. Vui lòng thử lại. Mã hỗ trợ: {requestId}"</w:t>
             </w:r>
           </w:p>
@@ -6692,7 +8682,7 @@
     </w:pPr>
     <w:r>
       <w:rPr>
-        <w:rFonts w:ascii="Arial" w:hAnsi="Arial"/>
+        <w:rFonts w:ascii="Calibri" w:hAnsi="Calibri"/>
         <w:sz w:val="16"/>
       </w:rPr>
       <w:t xml:space="preserve">Prepared by iorta TechNXT · Confidential · Page </w:t>
@@ -6737,7 +8727,7 @@
     </w:pPr>
     <w:r>
       <w:rPr>
-        <w:rFonts w:ascii="Arial" w:hAnsi="Arial"/>
+        <w:rFonts w:ascii="Calibri" w:hAnsi="Calibri"/>
         <w:color w:val="213368"/>
         <w:sz w:val="16"/>
       </w:rPr>
@@ -7083,9 +9073,9 @@
     <w:name w:val="Normal"/>
     <w:qFormat/>
     <w:rPr>
-      <w:rFonts w:ascii="Arial" w:cs="Arial" w:eastAsia="Arial" w:hAnsi="Arial"/>
+      <w:rFonts w:ascii="Calibri" w:cs="Calibri" w:eastAsia="Calibri" w:hAnsi="Calibri"/>
       <w:color w:val="121A33"/>
-      <w:sz w:val="21"/>
+      <w:sz w:val="22"/>
     </w:rPr>
   </w:style>
   <w:style w:styleId="BodyText" w:type="paragraph">
@@ -7097,9 +9087,9 @@
     </w:pPr>
     <w:qFormat/>
     <w:rPr>
-      <w:rFonts w:ascii="Arial" w:cs="Arial" w:eastAsia="Arial" w:hAnsi="Arial"/>
+      <w:rFonts w:ascii="Calibri" w:cs="Calibri" w:eastAsia="Calibri" w:hAnsi="Calibri"/>
       <w:color w:val="121A33"/>
-      <w:sz w:val="21"/>
+      <w:sz w:val="22"/>
     </w:rPr>
   </w:style>
   <w:style w:customStyle="1" w:styleId="FirstParagraph" w:type="paragraph">
@@ -7108,9 +9098,9 @@
     <w:next w:val="BodyText"/>
     <w:qFormat/>
     <w:rPr>
-      <w:rFonts w:ascii="Arial" w:cs="Arial" w:eastAsia="Arial" w:hAnsi="Arial"/>
+      <w:rFonts w:ascii="Calibri" w:cs="Calibri" w:eastAsia="Calibri" w:hAnsi="Calibri"/>
       <w:color w:val="121A33"/>
-      <w:sz w:val="21"/>
+      <w:sz w:val="22"/>
     </w:rPr>
   </w:style>
   <w:style w:customStyle="1" w:styleId="Compact" w:type="paragraph">
@@ -7121,9 +9111,9 @@
       <w:spacing w:after="36" w:before="36"/>
     </w:pPr>
     <w:rPr>
-      <w:rFonts w:ascii="Arial" w:cs="Arial" w:eastAsia="Arial" w:hAnsi="Arial"/>
+      <w:rFonts w:ascii="Calibri" w:cs="Calibri" w:eastAsia="Calibri" w:hAnsi="Calibri"/>
       <w:color w:val="121A33"/>
-      <w:sz w:val="21"/>
+      <w:sz w:val="22"/>
     </w:rPr>
   </w:style>
   <w:style w:styleId="Title" w:type="paragraph">
@@ -7138,11 +9128,11 @@
       <w:jc w:val="center"/>
     </w:pPr>
     <w:rPr>
-      <w:rFonts w:ascii="Arial" w:asciiTheme="majorHAnsi" w:cs="Arial" w:cstheme="majorBidi" w:eastAsia="Arial" w:eastAsiaTheme="majorEastAsia" w:hAnsi="Arial" w:hAnsiTheme="majorHAnsi"/>
+      <w:rFonts w:ascii="Calibri" w:asciiTheme="majorHAnsi" w:cs="Calibri" w:cstheme="majorBidi" w:eastAsia="Calibri" w:eastAsiaTheme="majorEastAsia" w:hAnsi="Calibri" w:hAnsiTheme="majorHAnsi"/>
       <w:b/>
       <w:bCs/>
       <w:color w:val="213368"/>
-      <w:sz w:val="48"/>
+      <w:sz w:val="52"/>
       <w:szCs w:val="36"/>
     </w:rPr>
   </w:style>
@@ -7158,7 +9148,7 @@
       <w:jc w:val="center"/>
     </w:pPr>
     <w:rPr>
-      <w:rFonts w:ascii="Arial" w:cs="Arial" w:eastAsia="Arial" w:hAnsi="Arial"/>
+      <w:rFonts w:ascii="Calibri" w:cs="Calibri" w:eastAsia="Calibri" w:hAnsi="Calibri"/>
       <w:b w:val="0"/>
       <w:color w:val="0B6B66"/>
       <w:sz w:val="26"/>
@@ -7427,9 +9417,9 @@
       <w:ind w:firstLine="0" w:left="480" w:right="480"/>
     </w:pPr>
     <w:rPr>
-      <w:rFonts w:ascii="Arial" w:cs="Arial" w:eastAsia="Arial" w:hAnsi="Arial"/>
+      <w:rFonts w:ascii="Calibri" w:cs="Calibri" w:eastAsia="Calibri" w:hAnsi="Calibri"/>
       <w:color w:val="121A33"/>
-      <w:sz w:val="21"/>
+      <w:sz w:val="22"/>
     </w:rPr>
   </w:style>
   <w:style w:styleId="FootnoteText" w:type="paragraph">
@@ -7452,7 +9442,7 @@
     <w:unhideWhenUsed/>
     <w:qFormat/>
     <w:rPr>
-      <w:rFonts w:ascii="Arial" w:cs="Arial" w:eastAsia="Arial" w:hAnsi="Arial"/>
+      <w:rFonts w:ascii="Calibri" w:cs="Calibri" w:eastAsia="Calibri" w:hAnsi="Calibri"/>
       <w:sz w:val="18"/>
     </w:rPr>
     <w:tblPr>
@@ -7548,7 +9538,8 @@
     <w:basedOn w:val="BodyTextChar"/>
     <w:rPr>
       <w:rFonts w:ascii="Consolas" w:cs="Consolas" w:eastAsia="Consolas" w:hAnsi="Consolas"/>
-      <w:sz w:val="17"/>
+      <w:color w:val="2A3A6E"/>
+      <w:sz w:val="18"/>
     </w:rPr>
   </w:style>
   <w:style w:customStyle="1" w:styleId="SectionNumber" w:type="character">
